--- a/PySupport/AdjustedNasdaq/docs/Prompt_CPI_create_daily_rates_file.docx
+++ b/PySupport/AdjustedNasdaq/docs/Prompt_CPI_create_daily_rates_file.docx
@@ -16,7 +16,13 @@
         <w:spacing w:after="0" w:line="240" w:lineRule="auto"/>
       </w:pPr>
       <w:r>
-        <w:t xml:space="preserve">You will create Python </w:t>
+        <w:t xml:space="preserve">You will create </w:t>
+      </w:r>
+      <w:r>
+        <w:t xml:space="preserve">a </w:t>
+      </w:r>
+      <w:r>
+        <w:t xml:space="preserve">Python </w:t>
       </w:r>
       <w:r>
         <w:t>module</w:t>
@@ -42,7 +48,21 @@
           <w:b/>
           <w:bCs/>
         </w:rPr>
-        <w:t>convert_to_daily</w:t>
+        <w:t>convert_</w:t>
+      </w:r>
+      <w:r>
+        <w:rPr>
+          <w:b/>
+          <w:bCs/>
+        </w:rPr>
+        <w:t>cpi_</w:t>
+      </w:r>
+      <w:r>
+        <w:rPr>
+          <w:b/>
+          <w:bCs/>
+        </w:rPr>
+        <w:t>to_daily</w:t>
       </w:r>
       <w:r>
         <w:t xml:space="preserve"> that accepts a CSV file</w:t>
@@ -60,7 +80,250 @@
         <w:t>and outputs a CPI daily rate file.</w:t>
       </w:r>
       <w:r>
-        <w:t xml:space="preserve"> The function also returns a tuple with an output record count and a count of errors encountered.</w:t>
+        <w:t xml:space="preserve"> All CSV files are Excel format text files.</w:t>
+      </w:r>
+      <w:r>
+        <w:t xml:space="preserve"> The function also returns a tuple with an output </w:t>
+      </w:r>
+      <w:r>
+        <w:t xml:space="preserve">and input </w:t>
+      </w:r>
+      <w:r>
+        <w:t>record count.</w:t>
+      </w:r>
+    </w:p>
+    <w:p>
+      <w:pPr>
+        <w:spacing w:after="0" w:line="240" w:lineRule="auto"/>
+      </w:pPr>
+    </w:p>
+    <w:p>
+      <w:pPr>
+        <w:spacing w:after="0" w:line="240" w:lineRule="auto"/>
+      </w:pPr>
+      <w:r>
+        <w:t xml:space="preserve">The signature of the </w:t>
+      </w:r>
+      <w:r>
+        <w:t xml:space="preserve">generated </w:t>
+      </w:r>
+      <w:r>
+        <w:t>function is:</w:t>
+      </w:r>
+    </w:p>
+    <w:p>
+      <w:pPr>
+        <w:pStyle w:val="ListParagraph"/>
+        <w:numPr>
+          <w:ilvl w:val="0"/>
+          <w:numId w:val="2"/>
+        </w:numPr>
+        <w:spacing w:after="0" w:line="240" w:lineRule="auto"/>
+      </w:pPr>
+      <w:r>
+        <w:rPr>
+          <w:rFonts w:ascii="Lucida Console" w:hAnsi="Lucida Console"/>
+          <w:sz w:val="20"/>
+          <w:szCs w:val="20"/>
+        </w:rPr>
+        <w:t xml:space="preserve">def </w:t>
+      </w:r>
+      <w:r>
+        <w:rPr>
+          <w:rFonts w:ascii="Lucida Console" w:hAnsi="Lucida Console"/>
+          <w:sz w:val="20"/>
+          <w:szCs w:val="20"/>
+        </w:rPr>
+        <w:t>convert_cpi_to_daily</w:t>
+      </w:r>
+      <w:r>
+        <w:rPr>
+          <w:rFonts w:ascii="Lucida Console" w:hAnsi="Lucida Console"/>
+          <w:sz w:val="20"/>
+          <w:szCs w:val="20"/>
+        </w:rPr>
+        <w:t>(monthly_cpi_file: str, daily_cpi_file) -&gt; n_</w:t>
+      </w:r>
+      <w:r>
+        <w:rPr>
+          <w:rFonts w:ascii="Lucida Console" w:hAnsi="Lucida Console"/>
+          <w:sz w:val="20"/>
+          <w:szCs w:val="20"/>
+        </w:rPr>
+        <w:t>written</w:t>
+      </w:r>
+      <w:r>
+        <w:rPr>
+          <w:rFonts w:ascii="Lucida Console" w:hAnsi="Lucida Console"/>
+          <w:sz w:val="20"/>
+          <w:szCs w:val="20"/>
+        </w:rPr>
+        <w:t>, n_</w:t>
+      </w:r>
+      <w:r>
+        <w:rPr>
+          <w:rFonts w:ascii="Lucida Console" w:hAnsi="Lucida Console"/>
+          <w:sz w:val="20"/>
+          <w:szCs w:val="20"/>
+        </w:rPr>
+        <w:t>read</w:t>
+      </w:r>
+      <w:r>
+        <w:t>:</w:t>
+      </w:r>
+    </w:p>
+    <w:p>
+      <w:pPr>
+        <w:spacing w:after="0" w:line="240" w:lineRule="auto"/>
+      </w:pPr>
+    </w:p>
+    <w:p>
+      <w:pPr>
+        <w:spacing w:after="0" w:line="240" w:lineRule="auto"/>
+      </w:pPr>
+      <w:r>
+        <w:t>where</w:t>
+      </w:r>
+      <w:r>
+        <w:t>:</w:t>
+      </w:r>
+    </w:p>
+    <w:p>
+      <w:pPr>
+        <w:pStyle w:val="ListParagraph"/>
+        <w:numPr>
+          <w:ilvl w:val="0"/>
+          <w:numId w:val="2"/>
+        </w:numPr>
+        <w:spacing w:after="0" w:line="240" w:lineRule="auto"/>
+      </w:pPr>
+      <w:r>
+        <w:rPr>
+          <w:rFonts w:ascii="Lucida Console" w:hAnsi="Lucida Console"/>
+          <w:sz w:val="20"/>
+          <w:szCs w:val="20"/>
+        </w:rPr>
+        <w:t>monthly_cpi_file</w:t>
+      </w:r>
+      <w:r>
+        <w:t xml:space="preserve">: input CSV file </w:t>
+      </w:r>
+      <w:r>
+        <w:t>with two columns:</w:t>
+      </w:r>
+    </w:p>
+    <w:p>
+      <w:pPr>
+        <w:pStyle w:val="ListParagraph"/>
+        <w:numPr>
+          <w:ilvl w:val="1"/>
+          <w:numId w:val="2"/>
+        </w:numPr>
+        <w:spacing w:after="0" w:line="240" w:lineRule="auto"/>
+      </w:pPr>
+      <w:r>
+        <w:t>date -&gt; string formatted as yyyy-mm-01</w:t>
+      </w:r>
+      <w:r>
+        <w:t>.</w:t>
+      </w:r>
+    </w:p>
+    <w:p>
+      <w:pPr>
+        <w:pStyle w:val="ListParagraph"/>
+        <w:numPr>
+          <w:ilvl w:val="1"/>
+          <w:numId w:val="2"/>
+        </w:numPr>
+        <w:spacing w:after="0" w:line="240" w:lineRule="auto"/>
+      </w:pPr>
+      <w:r>
+        <w:t xml:space="preserve">cpi -&gt; </w:t>
+      </w:r>
+      <w:r>
+        <w:t>floating-point number greater than 0, effective CPI rate over the month.</w:t>
+      </w:r>
+    </w:p>
+    <w:p>
+      <w:pPr>
+        <w:pStyle w:val="ListParagraph"/>
+        <w:numPr>
+          <w:ilvl w:val="0"/>
+          <w:numId w:val="2"/>
+        </w:numPr>
+        <w:spacing w:after="0" w:line="240" w:lineRule="auto"/>
+      </w:pPr>
+      <w:r>
+        <w:rPr>
+          <w:rFonts w:ascii="Lucida Console" w:hAnsi="Lucida Console"/>
+          <w:sz w:val="20"/>
+          <w:szCs w:val="20"/>
+        </w:rPr>
+        <w:t>daily_cpi_file</w:t>
+      </w:r>
+      <w:r>
+        <w:t>: output CSV file with two columns:</w:t>
+      </w:r>
+    </w:p>
+    <w:p>
+      <w:pPr>
+        <w:pStyle w:val="ListParagraph"/>
+        <w:numPr>
+          <w:ilvl w:val="1"/>
+          <w:numId w:val="2"/>
+        </w:numPr>
+        <w:spacing w:after="0" w:line="240" w:lineRule="auto"/>
+      </w:pPr>
+      <w:r>
+        <w:t>date -&gt; string formatted as yyyy-mm-01</w:t>
+      </w:r>
+      <w:r>
+        <w:t>.</w:t>
+      </w:r>
+    </w:p>
+    <w:p>
+      <w:pPr>
+        <w:pStyle w:val="ListParagraph"/>
+        <w:numPr>
+          <w:ilvl w:val="1"/>
+          <w:numId w:val="2"/>
+        </w:numPr>
+        <w:spacing w:after="0" w:line="240" w:lineRule="auto"/>
+      </w:pPr>
+      <w:r>
+        <w:t>cpi -&gt; floating</w:t>
+      </w:r>
+      <w:r>
+        <w:t>-point number greater than 0, CPI rate for the day</w:t>
+      </w:r>
+      <w:r>
+        <w:t>.</w:t>
+      </w:r>
+    </w:p>
+    <w:p>
+      <w:pPr>
+        <w:pStyle w:val="ListParagraph"/>
+        <w:numPr>
+          <w:ilvl w:val="0"/>
+          <w:numId w:val="2"/>
+        </w:numPr>
+        <w:spacing w:after="0" w:line="240" w:lineRule="auto"/>
+      </w:pPr>
+      <w:r>
+        <w:t>n_written: The count of generated output records.</w:t>
+      </w:r>
+    </w:p>
+    <w:p>
+      <w:pPr>
+        <w:pStyle w:val="ListParagraph"/>
+        <w:numPr>
+          <w:ilvl w:val="0"/>
+          <w:numId w:val="2"/>
+        </w:numPr>
+        <w:spacing w:after="0" w:line="240" w:lineRule="auto"/>
+      </w:pPr>
+      <w:r>
+        <w:t>n_read: The count of input records processed.</w:t>
       </w:r>
     </w:p>
     <w:p>
@@ -76,6 +339,9 @@
         <w:t xml:space="preserve">For each monthly </w:t>
       </w:r>
       <w:r>
+        <w:t xml:space="preserve">CPI </w:t>
+      </w:r>
+      <w:r>
         <w:t>rate</w:t>
       </w:r>
       <w:r>
@@ -85,7 +351,26 @@
         <w:t xml:space="preserve"> row with a</w:t>
       </w:r>
       <w:r>
-        <w:t xml:space="preserve"> date and CPI rate for each day of that month. The daily rate will be computed in such a manner that</w:t>
+        <w:t xml:space="preserve"> date and </w:t>
+      </w:r>
+      <w:r>
+        <w:t xml:space="preserve">a daily </w:t>
+      </w:r>
+      <w:r>
+        <w:t xml:space="preserve">CPI rate for each day of that month. The daily rate </w:t>
+      </w:r>
+      <w:r>
+        <w:rPr>
+          <w:b/>
+          <w:bCs/>
+        </w:rPr>
+        <w:t>r</w:t>
+      </w:r>
+      <w:r>
+        <w:t xml:space="preserve"> </w:t>
+      </w:r>
+      <w:r>
+        <w:t>will be computed in such a manner that</w:t>
       </w:r>
       <w:r>
         <w:t>:</w:t>
@@ -136,50 +421,121 @@
       <w:r>
         <w:t>,</w:t>
       </w:r>
-    </w:p>
-    <w:p>
-      <w:pPr>
-        <w:spacing w:after="0" w:line="240" w:lineRule="auto"/>
-      </w:pPr>
-      <w:r>
-        <w:t xml:space="preserve">where N is the number of days in the month, </w:t>
+      <w:r>
+        <w:t xml:space="preserve"> so that</w:t>
+      </w:r>
+      <w:r>
+        <w:t xml:space="preserve">: </w:t>
+      </w:r>
+      <w:r>
+        <w:t xml:space="preserve"> </w:t>
       </w:r>
       <w:r>
         <w:rPr>
           <w:b/>
           <w:bCs/>
-        </w:rPr>
-        <w:t>R</w:t>
-      </w:r>
-      <w:r>
-        <w:t xml:space="preserve"> is the monthly CPI rate, </w:t>
+          <w:i/>
+          <w:iCs/>
+          <w:sz w:val="22"/>
+          <w:szCs w:val="22"/>
+        </w:rPr>
+        <w:t>r = e</w:t>
       </w:r>
       <w:r>
         <w:rPr>
           <w:b/>
           <w:bCs/>
-        </w:rPr>
-        <w:t>r</w:t>
-      </w:r>
-      <w:r>
-        <w:t xml:space="preserve"> is the desired daily CPI rate, and the above equality holds. See the section </w:t>
-      </w:r>
-      <w:r>
-        <w:rPr>
           <w:i/>
           <w:iCs/>
-        </w:rPr>
-        <w:t xml:space="preserve">Rate </w:t>
-      </w:r>
-      <w:r>
-        <w:rPr>
-          <w:i/>
-          <w:iCs/>
-        </w:rPr>
-        <w:t>Estimation</w:t>
-      </w:r>
-      <w:r>
-        <w:t xml:space="preserve"> below.</w:t>
+          <w:sz w:val="22"/>
+          <w:szCs w:val="22"/>
+        </w:rPr>
+        <w:t>xp (log (1 + R)/N) – 1</w:t>
+      </w:r>
+      <w:r>
+        <w:rPr>
+          <w:sz w:val="22"/>
+          <w:szCs w:val="22"/>
+        </w:rPr>
+        <w:t>.</w:t>
+      </w:r>
+      <w:r>
+        <w:t xml:space="preserve"> </w:t>
+      </w:r>
+    </w:p>
+    <w:p>
+      <w:pPr>
+        <w:spacing w:after="0" w:line="240" w:lineRule="auto"/>
+      </w:pPr>
+      <w:r>
+        <w:t xml:space="preserve">where N is the number of days in the month, </w:t>
+      </w:r>
+      <w:r>
+        <w:rPr>
+          <w:b/>
+          <w:bCs/>
+        </w:rPr>
+        <w:t>R</w:t>
+      </w:r>
+      <w:r>
+        <w:t xml:space="preserve"> is the monthly CPI rate, </w:t>
+      </w:r>
+      <w:r>
+        <w:rPr>
+          <w:b/>
+          <w:bCs/>
+        </w:rPr>
+        <w:t>r</w:t>
+      </w:r>
+      <w:r>
+        <w:t xml:space="preserve"> is the desired daily CPI rate, and the above equality holds. </w:t>
+      </w:r>
+      <w:r>
+        <w:t xml:space="preserve">Use the </w:t>
+      </w:r>
+      <w:r>
+        <w:rPr>
+          <w:b/>
+          <w:bCs/>
+          <w:sz w:val="22"/>
+          <w:szCs w:val="22"/>
+        </w:rPr>
+        <w:t>monthly_to_daily</w:t>
+      </w:r>
+      <w:r>
+        <w:rPr>
+          <w:b/>
+          <w:bCs/>
+          <w:sz w:val="22"/>
+          <w:szCs w:val="22"/>
+        </w:rPr>
+        <w:t xml:space="preserve"> </w:t>
+      </w:r>
+      <w:r>
+        <w:rPr>
+          <w:sz w:val="22"/>
+          <w:szCs w:val="22"/>
+        </w:rPr>
+        <w:t xml:space="preserve">function from the </w:t>
+      </w:r>
+      <w:r>
+        <w:rPr>
+          <w:b/>
+          <w:bCs/>
+          <w:sz w:val="22"/>
+          <w:szCs w:val="22"/>
+        </w:rPr>
+        <w:t>convert_rates.py</w:t>
+      </w:r>
+      <w:r>
+        <w:rPr>
+          <w:sz w:val="22"/>
+          <w:szCs w:val="22"/>
+        </w:rPr>
+        <w:t xml:space="preserve"> module</w:t>
+      </w:r>
+      <w:r>
+        <w:t xml:space="preserve"> that performs the required computation.</w:t>
       </w:r>
     </w:p>
     <w:p>
@@ -342,8 +698,124 @@
       </w:rPr>
     </w:lvl>
   </w:abstractNum>
+  <w:abstractNum w:abstractNumId="1" w15:restartNumberingAfterBreak="0">
+    <w:nsid w:val="50DB240D"/>
+    <w:multiLevelType w:val="hybridMultilevel"/>
+    <w:tmpl w:val="58B802BE"/>
+    <w:lvl w:ilvl="0" w:tplc="04090001">
+      <w:start w:val="1"/>
+      <w:numFmt w:val="bullet"/>
+      <w:lvlText w:val=""/>
+      <w:lvlJc w:val="left"/>
+      <w:pPr>
+        <w:ind w:left="720" w:hanging="360"/>
+      </w:pPr>
+      <w:rPr>
+        <w:rFonts w:ascii="Symbol" w:hAnsi="Symbol" w:hint="default"/>
+      </w:rPr>
+    </w:lvl>
+    <w:lvl w:ilvl="1" w:tplc="04090003">
+      <w:start w:val="1"/>
+      <w:numFmt w:val="bullet"/>
+      <w:lvlText w:val="o"/>
+      <w:lvlJc w:val="left"/>
+      <w:pPr>
+        <w:ind w:left="1440" w:hanging="360"/>
+      </w:pPr>
+      <w:rPr>
+        <w:rFonts w:ascii="Courier New" w:hAnsi="Courier New" w:cs="Courier New" w:hint="default"/>
+      </w:rPr>
+    </w:lvl>
+    <w:lvl w:ilvl="2" w:tplc="04090005" w:tentative="1">
+      <w:start w:val="1"/>
+      <w:numFmt w:val="bullet"/>
+      <w:lvlText w:val=""/>
+      <w:lvlJc w:val="left"/>
+      <w:pPr>
+        <w:ind w:left="2160" w:hanging="360"/>
+      </w:pPr>
+      <w:rPr>
+        <w:rFonts w:ascii="Wingdings" w:hAnsi="Wingdings" w:hint="default"/>
+      </w:rPr>
+    </w:lvl>
+    <w:lvl w:ilvl="3" w:tplc="04090001" w:tentative="1">
+      <w:start w:val="1"/>
+      <w:numFmt w:val="bullet"/>
+      <w:lvlText w:val=""/>
+      <w:lvlJc w:val="left"/>
+      <w:pPr>
+        <w:ind w:left="2880" w:hanging="360"/>
+      </w:pPr>
+      <w:rPr>
+        <w:rFonts w:ascii="Symbol" w:hAnsi="Symbol" w:hint="default"/>
+      </w:rPr>
+    </w:lvl>
+    <w:lvl w:ilvl="4" w:tplc="04090003" w:tentative="1">
+      <w:start w:val="1"/>
+      <w:numFmt w:val="bullet"/>
+      <w:lvlText w:val="o"/>
+      <w:lvlJc w:val="left"/>
+      <w:pPr>
+        <w:ind w:left="3600" w:hanging="360"/>
+      </w:pPr>
+      <w:rPr>
+        <w:rFonts w:ascii="Courier New" w:hAnsi="Courier New" w:cs="Courier New" w:hint="default"/>
+      </w:rPr>
+    </w:lvl>
+    <w:lvl w:ilvl="5" w:tplc="04090005" w:tentative="1">
+      <w:start w:val="1"/>
+      <w:numFmt w:val="bullet"/>
+      <w:lvlText w:val=""/>
+      <w:lvlJc w:val="left"/>
+      <w:pPr>
+        <w:ind w:left="4320" w:hanging="360"/>
+      </w:pPr>
+      <w:rPr>
+        <w:rFonts w:ascii="Wingdings" w:hAnsi="Wingdings" w:hint="default"/>
+      </w:rPr>
+    </w:lvl>
+    <w:lvl w:ilvl="6" w:tplc="04090001" w:tentative="1">
+      <w:start w:val="1"/>
+      <w:numFmt w:val="bullet"/>
+      <w:lvlText w:val=""/>
+      <w:lvlJc w:val="left"/>
+      <w:pPr>
+        <w:ind w:left="5040" w:hanging="360"/>
+      </w:pPr>
+      <w:rPr>
+        <w:rFonts w:ascii="Symbol" w:hAnsi="Symbol" w:hint="default"/>
+      </w:rPr>
+    </w:lvl>
+    <w:lvl w:ilvl="7" w:tplc="04090003" w:tentative="1">
+      <w:start w:val="1"/>
+      <w:numFmt w:val="bullet"/>
+      <w:lvlText w:val="o"/>
+      <w:lvlJc w:val="left"/>
+      <w:pPr>
+        <w:ind w:left="5760" w:hanging="360"/>
+      </w:pPr>
+      <w:rPr>
+        <w:rFonts w:ascii="Courier New" w:hAnsi="Courier New" w:cs="Courier New" w:hint="default"/>
+      </w:rPr>
+    </w:lvl>
+    <w:lvl w:ilvl="8" w:tplc="04090005" w:tentative="1">
+      <w:start w:val="1"/>
+      <w:numFmt w:val="bullet"/>
+      <w:lvlText w:val=""/>
+      <w:lvlJc w:val="left"/>
+      <w:pPr>
+        <w:ind w:left="6480" w:hanging="360"/>
+      </w:pPr>
+      <w:rPr>
+        <w:rFonts w:ascii="Wingdings" w:hAnsi="Wingdings" w:hint="default"/>
+      </w:rPr>
+    </w:lvl>
+  </w:abstractNum>
   <w:num w:numId="1" w16cid:durableId="1254122456">
     <w:abstractNumId w:val="0"/>
+  </w:num>
+  <w:num w:numId="2" w16cid:durableId="1369798705">
+    <w:abstractNumId w:val="1"/>
   </w:num>
 </w:numbering>
 </file>

--- a/PySupport/AdjustedNasdaq/docs/Prompt_CPI_create_daily_rates_file.docx
+++ b/PySupport/AdjustedNasdaq/docs/Prompt_CPI_create_daily_rates_file.docx
@@ -8,7 +8,16 @@
         <w:spacing w:after="0"/>
       </w:pPr>
       <w:r>
-        <w:t>Create Daily CPI Rates from Monthly Rates</w:t>
+        <w:t xml:space="preserve">Create Daily CPI Rates </w:t>
+      </w:r>
+      <w:r>
+        <w:t xml:space="preserve">File </w:t>
+      </w:r>
+      <w:r>
+        <w:t>from Monthly Rates</w:t>
+      </w:r>
+      <w:r>
+        <w:t xml:space="preserve"> File</w:t>
       </w:r>
     </w:p>
     <w:p>
@@ -43,6 +52,7 @@
       <w:r>
         <w:t xml:space="preserve"> </w:t>
       </w:r>
+      <w:proofErr w:type="spellStart"/>
       <w:r>
         <w:rPr>
           <w:b/>
@@ -64,6 +74,7 @@
         </w:rPr>
         <w:t>to_daily</w:t>
       </w:r>
+      <w:proofErr w:type="spellEnd"/>
       <w:r>
         <w:t xml:space="preserve"> that accepts a CSV file</w:t>
       </w:r>
@@ -128,21 +139,78 @@
         </w:rPr>
         <w:t xml:space="preserve">def </w:t>
       </w:r>
+      <w:proofErr w:type="spellStart"/>
       <w:r>
         <w:rPr>
           <w:rFonts w:ascii="Lucida Console" w:hAnsi="Lucida Console"/>
           <w:sz w:val="20"/>
           <w:szCs w:val="20"/>
         </w:rPr>
-        <w:t>convert_cpi_to_daily</w:t>
-      </w:r>
+        <w:t>convert_cpi_to_</w:t>
+      </w:r>
+      <w:proofErr w:type="gramStart"/>
       <w:r>
         <w:rPr>
           <w:rFonts w:ascii="Lucida Console" w:hAnsi="Lucida Console"/>
           <w:sz w:val="20"/>
           <w:szCs w:val="20"/>
         </w:rPr>
-        <w:t>(monthly_cpi_file: str, daily_cpi_file) -&gt; n_</w:t>
+        <w:t>daily</w:t>
+      </w:r>
+      <w:proofErr w:type="spellEnd"/>
+      <w:r>
+        <w:rPr>
+          <w:rFonts w:ascii="Lucida Console" w:hAnsi="Lucida Console"/>
+          <w:sz w:val="20"/>
+          <w:szCs w:val="20"/>
+        </w:rPr>
+        <w:t>(</w:t>
+      </w:r>
+      <w:proofErr w:type="spellStart"/>
+      <w:proofErr w:type="gramEnd"/>
+      <w:r>
+        <w:rPr>
+          <w:rFonts w:ascii="Lucida Console" w:hAnsi="Lucida Console"/>
+          <w:sz w:val="20"/>
+          <w:szCs w:val="20"/>
+        </w:rPr>
+        <w:t>monthly_cpi_file</w:t>
+      </w:r>
+      <w:proofErr w:type="spellEnd"/>
+      <w:r>
+        <w:rPr>
+          <w:rFonts w:ascii="Lucida Console" w:hAnsi="Lucida Console"/>
+          <w:sz w:val="20"/>
+          <w:szCs w:val="20"/>
+        </w:rPr>
+        <w:t xml:space="preserve">: str, </w:t>
+      </w:r>
+      <w:proofErr w:type="spellStart"/>
+      <w:r>
+        <w:rPr>
+          <w:rFonts w:ascii="Lucida Console" w:hAnsi="Lucida Console"/>
+          <w:sz w:val="20"/>
+          <w:szCs w:val="20"/>
+        </w:rPr>
+        <w:t>daily_cpi_file</w:t>
+      </w:r>
+      <w:proofErr w:type="spellEnd"/>
+      <w:r>
+        <w:rPr>
+          <w:rFonts w:ascii="Lucida Console" w:hAnsi="Lucida Console"/>
+          <w:sz w:val="20"/>
+          <w:szCs w:val="20"/>
+        </w:rPr>
+        <w:t xml:space="preserve">) -&gt; </w:t>
+      </w:r>
+      <w:proofErr w:type="spellStart"/>
+      <w:r>
+        <w:rPr>
+          <w:rFonts w:ascii="Lucida Console" w:hAnsi="Lucida Console"/>
+          <w:sz w:val="20"/>
+          <w:szCs w:val="20"/>
+        </w:rPr>
+        <w:t>n_</w:t>
       </w:r>
       <w:r>
         <w:rPr>
@@ -152,22 +220,77 @@
         </w:rPr>
         <w:t>written</w:t>
       </w:r>
+      <w:proofErr w:type="spellEnd"/>
       <w:r>
         <w:rPr>
           <w:rFonts w:ascii="Lucida Console" w:hAnsi="Lucida Console"/>
           <w:sz w:val="20"/>
           <w:szCs w:val="20"/>
         </w:rPr>
-        <w:t>, n_</w:t>
-      </w:r>
+        <w:t xml:space="preserve">, </w:t>
+      </w:r>
+      <w:proofErr w:type="spellStart"/>
       <w:r>
         <w:rPr>
           <w:rFonts w:ascii="Lucida Console" w:hAnsi="Lucida Console"/>
           <w:sz w:val="20"/>
           <w:szCs w:val="20"/>
         </w:rPr>
-        <w:t>read</w:t>
-      </w:r>
+        <w:t>n_</w:t>
+      </w:r>
+      <w:r>
+        <w:rPr>
+          <w:rFonts w:ascii="Lucida Console" w:hAnsi="Lucida Console"/>
+          <w:sz w:val="20"/>
+          <w:szCs w:val="20"/>
+        </w:rPr>
+        <w:t>rea</w:t>
+      </w:r>
+      <w:r>
+        <w:rPr>
+          <w:rFonts w:ascii="Lucida Console" w:hAnsi="Lucida Console"/>
+          <w:sz w:val="20"/>
+          <w:szCs w:val="20"/>
+        </w:rPr>
+        <w:t>d</w:t>
+      </w:r>
+      <w:proofErr w:type="spellEnd"/>
+      <w:r>
+        <w:rPr>
+          <w:rFonts w:ascii="Lucida Console" w:hAnsi="Lucida Console"/>
+          <w:sz w:val="20"/>
+          <w:szCs w:val="20"/>
+        </w:rPr>
+        <w:t xml:space="preserve">, </w:t>
+      </w:r>
+      <w:proofErr w:type="spellStart"/>
+      <w:r>
+        <w:rPr>
+          <w:rFonts w:ascii="Lucida Console" w:hAnsi="Lucida Console"/>
+          <w:sz w:val="20"/>
+          <w:szCs w:val="20"/>
+        </w:rPr>
+        <w:t>min_date</w:t>
+      </w:r>
+      <w:proofErr w:type="spellEnd"/>
+      <w:r>
+        <w:rPr>
+          <w:rFonts w:ascii="Lucida Console" w:hAnsi="Lucida Console"/>
+          <w:sz w:val="20"/>
+          <w:szCs w:val="20"/>
+        </w:rPr>
+        <w:t xml:space="preserve">, </w:t>
+      </w:r>
+      <w:proofErr w:type="spellStart"/>
+      <w:r>
+        <w:rPr>
+          <w:rFonts w:ascii="Lucida Console" w:hAnsi="Lucida Console"/>
+          <w:sz w:val="20"/>
+          <w:szCs w:val="20"/>
+        </w:rPr>
+        <w:t>max_date</w:t>
+      </w:r>
+      <w:proofErr w:type="spellEnd"/>
       <w:r>
         <w:t>:</w:t>
       </w:r>
@@ -197,6 +320,7 @@
         </w:numPr>
         <w:spacing w:after="0" w:line="240" w:lineRule="auto"/>
       </w:pPr>
+      <w:proofErr w:type="spellStart"/>
       <w:r>
         <w:rPr>
           <w:rFonts w:ascii="Lucida Console" w:hAnsi="Lucida Console"/>
@@ -205,8 +329,15 @@
         </w:rPr>
         <w:t>monthly_cpi_file</w:t>
       </w:r>
-      <w:r>
-        <w:t xml:space="preserve">: input CSV file </w:t>
+      <w:proofErr w:type="spellEnd"/>
+      <w:r>
+        <w:t xml:space="preserve">: input </w:t>
+      </w:r>
+      <w:r>
+        <w:t xml:space="preserve">text </w:t>
+      </w:r>
+      <w:r>
+        <w:t xml:space="preserve">CSV file </w:t>
       </w:r>
       <w:r>
         <w:t>with two columns:</w:t>
@@ -253,6 +384,7 @@
         </w:numPr>
         <w:spacing w:after="0" w:line="240" w:lineRule="auto"/>
       </w:pPr>
+      <w:proofErr w:type="spellStart"/>
       <w:r>
         <w:rPr>
           <w:rFonts w:ascii="Lucida Console" w:hAnsi="Lucida Console"/>
@@ -261,8 +393,15 @@
         </w:rPr>
         <w:t>daily_cpi_file</w:t>
       </w:r>
-      <w:r>
-        <w:t>: output CSV file with two columns:</w:t>
+      <w:proofErr w:type="spellEnd"/>
+      <w:r>
+        <w:t>: output</w:t>
+      </w:r>
+      <w:r>
+        <w:t xml:space="preserve"> text</w:t>
+      </w:r>
+      <w:r>
+        <w:t xml:space="preserve"> CSV file with two columns:</w:t>
       </w:r>
     </w:p>
     <w:p>
@@ -275,10 +414,24 @@
         <w:spacing w:after="0" w:line="240" w:lineRule="auto"/>
       </w:pPr>
       <w:r>
-        <w:t>date -&gt; string formatted as yyyy-mm-01</w:t>
-      </w:r>
-      <w:r>
-        <w:t>.</w:t>
+        <w:t xml:space="preserve">date -&gt; string formatted as </w:t>
+      </w:r>
+      <w:proofErr w:type="spellStart"/>
+      <w:r>
+        <w:t>yyyy</w:t>
+      </w:r>
+      <w:proofErr w:type="spellEnd"/>
+      <w:r>
+        <w:t>-mm-</w:t>
+      </w:r>
+      <w:r>
+        <w:t>dd, on</w:t>
+      </w:r>
+      <w:r>
+        <w:t>e</w:t>
+      </w:r>
+      <w:r>
+        <w:t xml:space="preserve"> record for each day in month mm.</w:t>
       </w:r>
     </w:p>
     <w:p>
@@ -294,10 +447,16 @@
         <w:t>cpi -&gt; floating</w:t>
       </w:r>
       <w:r>
-        <w:t>-point number greater than 0, CPI rate for the day</w:t>
-      </w:r>
-      <w:r>
-        <w:t>.</w:t>
+        <w:t xml:space="preserve">-point number greater than 0, </w:t>
+      </w:r>
+      <w:r>
+        <w:t xml:space="preserve">the </w:t>
+      </w:r>
+      <w:r>
+        <w:t>CPI rate for</w:t>
+      </w:r>
+      <w:r>
+        <w:t xml:space="preserve"> all days of that month (MM).</w:t>
       </w:r>
     </w:p>
     <w:p>
@@ -309,8 +468,19 @@
         </w:numPr>
         <w:spacing w:after="0" w:line="240" w:lineRule="auto"/>
       </w:pPr>
-      <w:r>
-        <w:t>n_written: The count of generated output records.</w:t>
+      <w:proofErr w:type="spellStart"/>
+      <w:r>
+        <w:t>n_written</w:t>
+      </w:r>
+      <w:proofErr w:type="spellEnd"/>
+      <w:r>
+        <w:t xml:space="preserve">: </w:t>
+      </w:r>
+      <w:r>
+        <w:t xml:space="preserve">(int) </w:t>
+      </w:r>
+      <w:r>
+        <w:t>The count of generated output records.</w:t>
       </w:r>
     </w:p>
     <w:p>
@@ -322,8 +492,75 @@
         </w:numPr>
         <w:spacing w:after="0" w:line="240" w:lineRule="auto"/>
       </w:pPr>
-      <w:r>
-        <w:t>n_read: The count of input records processed.</w:t>
+      <w:proofErr w:type="spellStart"/>
+      <w:r>
+        <w:t>n_read</w:t>
+      </w:r>
+      <w:proofErr w:type="spellEnd"/>
+      <w:r>
+        <w:t xml:space="preserve">: </w:t>
+      </w:r>
+      <w:r>
+        <w:t xml:space="preserve">(int) </w:t>
+      </w:r>
+      <w:r>
+        <w:t>The count of input records processed.</w:t>
+      </w:r>
+    </w:p>
+    <w:p>
+      <w:pPr>
+        <w:pStyle w:val="ListParagraph"/>
+        <w:numPr>
+          <w:ilvl w:val="0"/>
+          <w:numId w:val="2"/>
+        </w:numPr>
+        <w:spacing w:after="0" w:line="240" w:lineRule="auto"/>
+      </w:pPr>
+      <w:proofErr w:type="spellStart"/>
+      <w:r>
+        <w:t>Min_date</w:t>
+      </w:r>
+      <w:proofErr w:type="spellEnd"/>
+      <w:r>
+        <w:t>: (</w:t>
+      </w:r>
+      <w:proofErr w:type="spellStart"/>
+      <w:proofErr w:type="gramStart"/>
+      <w:r>
+        <w:t>pandas.Datetime</w:t>
+      </w:r>
+      <w:proofErr w:type="spellEnd"/>
+      <w:proofErr w:type="gramEnd"/>
+      <w:r>
+        <w:t>) the initial or earliest date in the input file</w:t>
+      </w:r>
+    </w:p>
+    <w:p>
+      <w:pPr>
+        <w:pStyle w:val="ListParagraph"/>
+        <w:numPr>
+          <w:ilvl w:val="0"/>
+          <w:numId w:val="2"/>
+        </w:numPr>
+        <w:spacing w:after="0" w:line="240" w:lineRule="auto"/>
+      </w:pPr>
+      <w:proofErr w:type="spellStart"/>
+      <w:r>
+        <w:t>Max_date</w:t>
+      </w:r>
+      <w:proofErr w:type="spellEnd"/>
+      <w:r>
+        <w:t>: (</w:t>
+      </w:r>
+      <w:proofErr w:type="spellStart"/>
+      <w:proofErr w:type="gramStart"/>
+      <w:r>
+        <w:t>pandas.Datetime</w:t>
+      </w:r>
+      <w:proofErr w:type="spellEnd"/>
+      <w:proofErr w:type="gramEnd"/>
+      <w:r>
+        <w:t>) the last for latest date in the input file</w:t>
       </w:r>
     </w:p>
     <w:p>
@@ -370,7 +607,13 @@
         <w:t xml:space="preserve"> </w:t>
       </w:r>
       <w:r>
-        <w:t>will be computed in such a manner that</w:t>
+        <w:t xml:space="preserve">will be computed in such a manner </w:t>
+      </w:r>
+      <w:r>
+        <w:t xml:space="preserve">such </w:t>
+      </w:r>
+      <w:r>
+        <w:t>that</w:t>
       </w:r>
       <w:r>
         <w:t>:</w:t>
@@ -385,9 +628,11 @@
         </w:numPr>
         <w:spacing w:after="0" w:line="240" w:lineRule="auto"/>
       </w:pPr>
+      <w:proofErr w:type="gramStart"/>
       <w:r>
         <w:t>exp(</w:t>
       </w:r>
+      <w:proofErr w:type="gramEnd"/>
       <w:r>
         <w:rPr>
           <w:b/>
@@ -396,7 +641,15 @@
         <w:t>N</w:t>
       </w:r>
       <w:r>
-        <w:t xml:space="preserve"> * log(1 + </w:t>
+        <w:t xml:space="preserve"> * </w:t>
+      </w:r>
+      <w:proofErr w:type="gramStart"/>
+      <w:r>
+        <w:t>log(</w:t>
+      </w:r>
+      <w:proofErr w:type="gramEnd"/>
+      <w:r>
+        <w:t xml:space="preserve">1 + </w:t>
       </w:r>
       <w:r>
         <w:rPr>
@@ -493,6 +746,7 @@
       <w:r>
         <w:t xml:space="preserve">Use the </w:t>
       </w:r>
+      <w:proofErr w:type="spellStart"/>
       <w:r>
         <w:rPr>
           <w:b/>
@@ -502,6 +756,7 @@
         </w:rPr>
         <w:t>monthly_to_daily</w:t>
       </w:r>
+      <w:proofErr w:type="spellEnd"/>
       <w:r>
         <w:rPr>
           <w:b/>
@@ -512,11 +767,26 @@
         <w:t xml:space="preserve"> </w:t>
       </w:r>
       <w:r>
+        <w:t>function</w:t>
+      </w:r>
+      <w:r>
+        <w:t>,</w:t>
+      </w:r>
+      <w:r>
+        <w:t xml:space="preserve"> </w:t>
+      </w:r>
+      <w:r>
+        <w:t xml:space="preserve">imported </w:t>
+      </w:r>
+      <w:r>
+        <w:t>from the</w:t>
+      </w:r>
+      <w:r>
         <w:rPr>
           <w:sz w:val="22"/>
           <w:szCs w:val="22"/>
         </w:rPr>
-        <w:t xml:space="preserve">function from the </w:t>
+        <w:t xml:space="preserve"> </w:t>
       </w:r>
       <w:r>
         <w:rPr>
@@ -535,7 +805,122 @@
         <w:t xml:space="preserve"> module</w:t>
       </w:r>
       <w:r>
-        <w:t xml:space="preserve"> that performs the required computation.</w:t>
+        <w:rPr>
+          <w:sz w:val="22"/>
+          <w:szCs w:val="22"/>
+        </w:rPr>
+        <w:t>,</w:t>
+      </w:r>
+      <w:r>
+        <w:t xml:space="preserve"> </w:t>
+      </w:r>
+      <w:r>
+        <w:t>to</w:t>
+      </w:r>
+      <w:r>
+        <w:t xml:space="preserve"> perform the required computation.</w:t>
+      </w:r>
+      <w:r>
+        <w:t xml:space="preserve"> The signature of</w:t>
+      </w:r>
+      <w:r>
+        <w:t xml:space="preserve"> the</w:t>
+      </w:r>
+      <w:r>
+        <w:t xml:space="preserve"> </w:t>
+      </w:r>
+      <w:r>
+        <w:t xml:space="preserve">conversion </w:t>
+      </w:r>
+      <w:r>
+        <w:t>function is:</w:t>
+      </w:r>
+    </w:p>
+    <w:p>
+      <w:pPr>
+        <w:pStyle w:val="ListParagraph"/>
+        <w:numPr>
+          <w:ilvl w:val="0"/>
+          <w:numId w:val="1"/>
+        </w:numPr>
+        <w:spacing w:after="0" w:line="240" w:lineRule="auto"/>
+        <w:rPr>
+          <w:rFonts w:ascii="Lucida Console" w:hAnsi="Lucida Console"/>
+          <w:sz w:val="20"/>
+          <w:szCs w:val="20"/>
+        </w:rPr>
+      </w:pPr>
+      <w:r>
+        <w:rPr>
+          <w:rFonts w:ascii="Lucida Console" w:hAnsi="Lucida Console"/>
+          <w:sz w:val="20"/>
+          <w:szCs w:val="20"/>
+        </w:rPr>
+        <w:t xml:space="preserve">def </w:t>
+      </w:r>
+      <w:proofErr w:type="spellStart"/>
+      <w:r>
+        <w:rPr>
+          <w:rFonts w:ascii="Lucida Console" w:hAnsi="Lucida Console"/>
+          <w:sz w:val="20"/>
+          <w:szCs w:val="20"/>
+        </w:rPr>
+        <w:t>monthly_to_</w:t>
+      </w:r>
+      <w:proofErr w:type="gramStart"/>
+      <w:r>
+        <w:rPr>
+          <w:rFonts w:ascii="Lucida Console" w:hAnsi="Lucida Console"/>
+          <w:sz w:val="20"/>
+          <w:szCs w:val="20"/>
+        </w:rPr>
+        <w:t>daily</w:t>
+      </w:r>
+      <w:proofErr w:type="spellEnd"/>
+      <w:r>
+        <w:rPr>
+          <w:rFonts w:ascii="Lucida Console" w:hAnsi="Lucida Console"/>
+          <w:sz w:val="20"/>
+          <w:szCs w:val="20"/>
+        </w:rPr>
+        <w:t>(</w:t>
+      </w:r>
+      <w:proofErr w:type="spellStart"/>
+      <w:proofErr w:type="gramEnd"/>
+      <w:r>
+        <w:rPr>
+          <w:rFonts w:ascii="Lucida Console" w:hAnsi="Lucida Console"/>
+          <w:sz w:val="20"/>
+          <w:szCs w:val="20"/>
+        </w:rPr>
+        <w:t>monthly_rate</w:t>
+      </w:r>
+      <w:proofErr w:type="spellEnd"/>
+      <w:r>
+        <w:rPr>
+          <w:rFonts w:ascii="Lucida Console" w:hAnsi="Lucida Console"/>
+          <w:sz w:val="20"/>
+          <w:szCs w:val="20"/>
+        </w:rPr>
+        <w:t xml:space="preserve">: float, </w:t>
+      </w:r>
+      <w:proofErr w:type="spellStart"/>
+      <w:r>
+        <w:rPr>
+          <w:rFonts w:ascii="Lucida Console" w:hAnsi="Lucida Console"/>
+          <w:sz w:val="20"/>
+          <w:szCs w:val="20"/>
+        </w:rPr>
+        <w:t>days_in_month</w:t>
+      </w:r>
+      <w:proofErr w:type="spellEnd"/>
+      <w:r>
+        <w:rPr>
+          <w:rFonts w:ascii="Lucida Console" w:hAnsi="Lucida Console"/>
+          <w:sz w:val="20"/>
+          <w:szCs w:val="20"/>
+        </w:rPr>
+        <w:t>: int) -&gt; float:</w:t>
       </w:r>
     </w:p>
     <w:p>
@@ -547,6 +932,7038 @@
       <w:pPr>
         <w:spacing w:after="0" w:line="240" w:lineRule="auto"/>
       </w:pPr>
+      <w:r>
+        <w:lastRenderedPageBreak/>
+        <w:t xml:space="preserve">where </w:t>
+      </w:r>
+      <w:r>
+        <w:t>monthly rate</w:t>
+      </w:r>
+      <w:r>
+        <w:t xml:space="preserve"> is a positive value greater than zero</w:t>
+      </w:r>
+      <w:r>
+        <w:t>,</w:t>
+      </w:r>
+      <w:r>
+        <w:t xml:space="preserve"> and the return value, the daily rate as computed below, is provided if there is no error.</w:t>
+      </w:r>
+      <w:r>
+        <w:t xml:space="preserve"> Here is an Excel example of the date-cpi columns</w:t>
+      </w:r>
+      <w:r>
+        <w:t xml:space="preserve"> output</w:t>
+      </w:r>
+      <w:r>
+        <w:t xml:space="preserve"> for a single month 2023-11-01:</w:t>
+      </w:r>
+    </w:p>
+    <w:p>
+      <w:pPr>
+        <w:spacing w:line="240" w:lineRule="auto"/>
+      </w:pPr>
+    </w:p>
+    <w:tbl>
+      <w:tblPr>
+        <w:tblW w:w="0" w:type="auto"/>
+        <w:tblInd w:w="-30" w:type="dxa"/>
+        <w:tblLayout w:type="fixed"/>
+        <w:tblLook w:val="0000" w:firstRow="0" w:lastRow="0" w:firstColumn="0" w:lastColumn="0" w:noHBand="0" w:noVBand="0"/>
+      </w:tblPr>
+      <w:tblGrid>
+        <w:gridCol w:w="1354"/>
+        <w:gridCol w:w="307"/>
+        <w:gridCol w:w="1305"/>
+        <w:gridCol w:w="2240"/>
+        <w:gridCol w:w="871"/>
+        <w:gridCol w:w="2239"/>
+        <w:gridCol w:w="1337"/>
+      </w:tblGrid>
+      <w:tr>
+        <w:trPr>
+          <w:trHeight w:val="290"/>
+        </w:trPr>
+        <w:tc>
+          <w:tcPr>
+            <w:tcW w:w="1354" w:type="dxa"/>
+            <w:tcBorders>
+              <w:top w:val="nil"/>
+              <w:left w:val="nil"/>
+              <w:bottom w:val="nil"/>
+              <w:right w:val="nil"/>
+            </w:tcBorders>
+          </w:tcPr>
+          <w:p>
+            <w:pPr>
+              <w:autoSpaceDE w:val="0"/>
+              <w:autoSpaceDN w:val="0"/>
+              <w:adjustRightInd w:val="0"/>
+              <w:spacing w:after="0" w:line="240" w:lineRule="auto"/>
+              <w:rPr>
+                <w:rFonts w:ascii="Calibri" w:hAnsi="Calibri" w:cs="Calibri"/>
+                <w:b/>
+                <w:bCs/>
+                <w:color w:val="000000"/>
+                <w:kern w:val="0"/>
+                <w:sz w:val="22"/>
+                <w:szCs w:val="22"/>
+              </w:rPr>
+            </w:pPr>
+            <w:r>
+              <w:rPr>
+                <w:rFonts w:ascii="Calibri" w:hAnsi="Calibri" w:cs="Calibri"/>
+                <w:b/>
+                <w:bCs/>
+                <w:color w:val="000000"/>
+                <w:kern w:val="0"/>
+                <w:sz w:val="22"/>
+                <w:szCs w:val="22"/>
+              </w:rPr>
+              <w:t>Month</w:t>
+            </w:r>
+          </w:p>
+        </w:tc>
+        <w:tc>
+          <w:tcPr>
+            <w:tcW w:w="307" w:type="dxa"/>
+            <w:tcBorders>
+              <w:top w:val="nil"/>
+              <w:left w:val="nil"/>
+              <w:bottom w:val="nil"/>
+              <w:right w:val="nil"/>
+            </w:tcBorders>
+          </w:tcPr>
+          <w:p>
+            <w:pPr>
+              <w:autoSpaceDE w:val="0"/>
+              <w:autoSpaceDN w:val="0"/>
+              <w:adjustRightInd w:val="0"/>
+              <w:spacing w:after="0" w:line="240" w:lineRule="auto"/>
+              <w:jc w:val="right"/>
+              <w:rPr>
+                <w:rFonts w:ascii="Calibri" w:hAnsi="Calibri" w:cs="Calibri"/>
+                <w:b/>
+                <w:bCs/>
+                <w:color w:val="000000"/>
+                <w:kern w:val="0"/>
+                <w:sz w:val="22"/>
+                <w:szCs w:val="22"/>
+              </w:rPr>
+            </w:pPr>
+          </w:p>
+        </w:tc>
+        <w:tc>
+          <w:tcPr>
+            <w:tcW w:w="1305" w:type="dxa"/>
+            <w:tcBorders>
+              <w:top w:val="nil"/>
+              <w:left w:val="nil"/>
+              <w:bottom w:val="nil"/>
+              <w:right w:val="nil"/>
+            </w:tcBorders>
+          </w:tcPr>
+          <w:p>
+            <w:pPr>
+              <w:autoSpaceDE w:val="0"/>
+              <w:autoSpaceDN w:val="0"/>
+              <w:adjustRightInd w:val="0"/>
+              <w:spacing w:after="0" w:line="240" w:lineRule="auto"/>
+              <w:jc w:val="center"/>
+              <w:rPr>
+                <w:rFonts w:ascii="Calibri" w:hAnsi="Calibri" w:cs="Calibri"/>
+                <w:b/>
+                <w:bCs/>
+                <w:color w:val="000000"/>
+                <w:kern w:val="0"/>
+                <w:sz w:val="22"/>
+                <w:szCs w:val="22"/>
+              </w:rPr>
+            </w:pPr>
+            <w:r>
+              <w:rPr>
+                <w:rFonts w:ascii="Calibri" w:hAnsi="Calibri" w:cs="Calibri"/>
+                <w:b/>
+                <w:bCs/>
+                <w:color w:val="000000"/>
+                <w:kern w:val="0"/>
+                <w:sz w:val="22"/>
+                <w:szCs w:val="22"/>
+              </w:rPr>
+              <w:t>date</w:t>
+            </w:r>
+          </w:p>
+        </w:tc>
+        <w:tc>
+          <w:tcPr>
+            <w:tcW w:w="2240" w:type="dxa"/>
+            <w:tcBorders>
+              <w:top w:val="nil"/>
+              <w:left w:val="nil"/>
+              <w:bottom w:val="nil"/>
+              <w:right w:val="nil"/>
+            </w:tcBorders>
+          </w:tcPr>
+          <w:p>
+            <w:pPr>
+              <w:autoSpaceDE w:val="0"/>
+              <w:autoSpaceDN w:val="0"/>
+              <w:adjustRightInd w:val="0"/>
+              <w:spacing w:after="0" w:line="240" w:lineRule="auto"/>
+              <w:jc w:val="center"/>
+              <w:rPr>
+                <w:rFonts w:ascii="Calibri" w:hAnsi="Calibri" w:cs="Calibri"/>
+                <w:b/>
+                <w:bCs/>
+                <w:color w:val="000000"/>
+                <w:kern w:val="0"/>
+                <w:sz w:val="22"/>
+                <w:szCs w:val="22"/>
+              </w:rPr>
+            </w:pPr>
+            <w:r>
+              <w:rPr>
+                <w:rFonts w:ascii="Calibri" w:hAnsi="Calibri" w:cs="Calibri"/>
+                <w:b/>
+                <w:bCs/>
+                <w:color w:val="000000"/>
+                <w:kern w:val="0"/>
+                <w:sz w:val="22"/>
+                <w:szCs w:val="22"/>
+              </w:rPr>
+              <w:t>cpi</w:t>
+            </w:r>
+          </w:p>
+        </w:tc>
+        <w:tc>
+          <w:tcPr>
+            <w:tcW w:w="871" w:type="dxa"/>
+            <w:tcBorders>
+              <w:top w:val="nil"/>
+              <w:left w:val="nil"/>
+              <w:bottom w:val="nil"/>
+              <w:right w:val="nil"/>
+            </w:tcBorders>
+          </w:tcPr>
+          <w:p>
+            <w:pPr>
+              <w:autoSpaceDE w:val="0"/>
+              <w:autoSpaceDN w:val="0"/>
+              <w:adjustRightInd w:val="0"/>
+              <w:spacing w:after="0" w:line="240" w:lineRule="auto"/>
+              <w:jc w:val="right"/>
+              <w:rPr>
+                <w:rFonts w:ascii="Calibri" w:hAnsi="Calibri" w:cs="Calibri"/>
+                <w:color w:val="000000"/>
+                <w:kern w:val="0"/>
+                <w:sz w:val="22"/>
+                <w:szCs w:val="22"/>
+              </w:rPr>
+            </w:pPr>
+          </w:p>
+        </w:tc>
+        <w:tc>
+          <w:tcPr>
+            <w:tcW w:w="2239" w:type="dxa"/>
+            <w:tcBorders>
+              <w:top w:val="nil"/>
+              <w:left w:val="nil"/>
+              <w:bottom w:val="nil"/>
+              <w:right w:val="nil"/>
+            </w:tcBorders>
+          </w:tcPr>
+          <w:p>
+            <w:pPr>
+              <w:autoSpaceDE w:val="0"/>
+              <w:autoSpaceDN w:val="0"/>
+              <w:adjustRightInd w:val="0"/>
+              <w:spacing w:after="0" w:line="240" w:lineRule="auto"/>
+              <w:jc w:val="center"/>
+              <w:rPr>
+                <w:rFonts w:ascii="Calibri" w:hAnsi="Calibri" w:cs="Calibri"/>
+                <w:b/>
+                <w:bCs/>
+                <w:color w:val="000000"/>
+                <w:kern w:val="0"/>
+                <w:sz w:val="22"/>
+                <w:szCs w:val="22"/>
+              </w:rPr>
+            </w:pPr>
+            <w:r>
+              <w:rPr>
+                <w:rFonts w:ascii="Calibri" w:hAnsi="Calibri" w:cs="Calibri"/>
+                <w:b/>
+                <w:bCs/>
+                <w:color w:val="000000"/>
+                <w:kern w:val="0"/>
+                <w:sz w:val="22"/>
+                <w:szCs w:val="22"/>
+              </w:rPr>
+              <w:t>Effectively Applied</w:t>
+            </w:r>
+          </w:p>
+        </w:tc>
+        <w:tc>
+          <w:tcPr>
+            <w:tcW w:w="1337" w:type="dxa"/>
+            <w:tcBorders>
+              <w:top w:val="nil"/>
+              <w:left w:val="nil"/>
+              <w:bottom w:val="nil"/>
+              <w:right w:val="nil"/>
+            </w:tcBorders>
+          </w:tcPr>
+          <w:p>
+            <w:pPr>
+              <w:autoSpaceDE w:val="0"/>
+              <w:autoSpaceDN w:val="0"/>
+              <w:adjustRightInd w:val="0"/>
+              <w:spacing w:after="0" w:line="240" w:lineRule="auto"/>
+              <w:jc w:val="center"/>
+              <w:rPr>
+                <w:rFonts w:ascii="Calibri" w:hAnsi="Calibri" w:cs="Calibri"/>
+                <w:b/>
+                <w:bCs/>
+                <w:color w:val="000000"/>
+                <w:kern w:val="0"/>
+                <w:sz w:val="22"/>
+                <w:szCs w:val="22"/>
+              </w:rPr>
+            </w:pPr>
+            <w:r>
+              <w:rPr>
+                <w:rFonts w:ascii="Calibri" w:hAnsi="Calibri" w:cs="Calibri"/>
+                <w:b/>
+                <w:bCs/>
+                <w:color w:val="000000"/>
+                <w:kern w:val="0"/>
+                <w:sz w:val="22"/>
+                <w:szCs w:val="22"/>
+              </w:rPr>
+              <w:t>Error</w:t>
+            </w:r>
+          </w:p>
+        </w:tc>
+      </w:tr>
+      <w:tr>
+        <w:trPr>
+          <w:trHeight w:val="290"/>
+        </w:trPr>
+        <w:tc>
+          <w:tcPr>
+            <w:tcW w:w="1354" w:type="dxa"/>
+            <w:tcBorders>
+              <w:top w:val="nil"/>
+              <w:left w:val="nil"/>
+              <w:bottom w:val="nil"/>
+              <w:right w:val="nil"/>
+            </w:tcBorders>
+          </w:tcPr>
+          <w:p>
+            <w:pPr>
+              <w:autoSpaceDE w:val="0"/>
+              <w:autoSpaceDN w:val="0"/>
+              <w:adjustRightInd w:val="0"/>
+              <w:spacing w:after="0" w:line="240" w:lineRule="auto"/>
+              <w:jc w:val="center"/>
+              <w:rPr>
+                <w:rFonts w:ascii="Calibri" w:hAnsi="Calibri" w:cs="Calibri"/>
+                <w:color w:val="000000"/>
+                <w:kern w:val="0"/>
+                <w:sz w:val="22"/>
+                <w:szCs w:val="22"/>
+              </w:rPr>
+            </w:pPr>
+            <w:r>
+              <w:rPr>
+                <w:rFonts w:ascii="Calibri" w:hAnsi="Calibri" w:cs="Calibri"/>
+                <w:color w:val="000000"/>
+                <w:kern w:val="0"/>
+                <w:sz w:val="22"/>
+                <w:szCs w:val="22"/>
+              </w:rPr>
+              <w:t>2023-11-01</w:t>
+            </w:r>
+          </w:p>
+        </w:tc>
+        <w:tc>
+          <w:tcPr>
+            <w:tcW w:w="307" w:type="dxa"/>
+            <w:tcBorders>
+              <w:top w:val="nil"/>
+              <w:left w:val="nil"/>
+              <w:bottom w:val="nil"/>
+              <w:right w:val="nil"/>
+            </w:tcBorders>
+          </w:tcPr>
+          <w:p>
+            <w:pPr>
+              <w:autoSpaceDE w:val="0"/>
+              <w:autoSpaceDN w:val="0"/>
+              <w:adjustRightInd w:val="0"/>
+              <w:spacing w:after="0" w:line="240" w:lineRule="auto"/>
+              <w:jc w:val="right"/>
+              <w:rPr>
+                <w:rFonts w:ascii="Calibri" w:hAnsi="Calibri" w:cs="Calibri"/>
+                <w:color w:val="000000"/>
+                <w:kern w:val="0"/>
+                <w:sz w:val="22"/>
+                <w:szCs w:val="22"/>
+              </w:rPr>
+            </w:pPr>
+          </w:p>
+        </w:tc>
+        <w:tc>
+          <w:tcPr>
+            <w:tcW w:w="1305" w:type="dxa"/>
+            <w:tcBorders>
+              <w:top w:val="nil"/>
+              <w:left w:val="nil"/>
+              <w:bottom w:val="nil"/>
+              <w:right w:val="nil"/>
+            </w:tcBorders>
+          </w:tcPr>
+          <w:p>
+            <w:pPr>
+              <w:autoSpaceDE w:val="0"/>
+              <w:autoSpaceDN w:val="0"/>
+              <w:adjustRightInd w:val="0"/>
+              <w:spacing w:after="0" w:line="240" w:lineRule="auto"/>
+              <w:jc w:val="center"/>
+              <w:rPr>
+                <w:rFonts w:ascii="Calibri" w:hAnsi="Calibri" w:cs="Calibri"/>
+                <w:color w:val="000000"/>
+                <w:kern w:val="0"/>
+                <w:sz w:val="22"/>
+                <w:szCs w:val="22"/>
+              </w:rPr>
+            </w:pPr>
+            <w:r>
+              <w:rPr>
+                <w:rFonts w:ascii="Calibri" w:hAnsi="Calibri" w:cs="Calibri"/>
+                <w:color w:val="000000"/>
+                <w:kern w:val="0"/>
+                <w:sz w:val="22"/>
+                <w:szCs w:val="22"/>
+              </w:rPr>
+              <w:t>2023-11-01</w:t>
+            </w:r>
+          </w:p>
+        </w:tc>
+        <w:tc>
+          <w:tcPr>
+            <w:tcW w:w="2240" w:type="dxa"/>
+            <w:tcBorders>
+              <w:top w:val="nil"/>
+              <w:left w:val="nil"/>
+              <w:bottom w:val="nil"/>
+              <w:right w:val="nil"/>
+            </w:tcBorders>
+          </w:tcPr>
+          <w:p>
+            <w:pPr>
+              <w:autoSpaceDE w:val="0"/>
+              <w:autoSpaceDN w:val="0"/>
+              <w:adjustRightInd w:val="0"/>
+              <w:spacing w:after="0" w:line="240" w:lineRule="auto"/>
+              <w:jc w:val="center"/>
+              <w:rPr>
+                <w:rFonts w:ascii="Calibri" w:hAnsi="Calibri" w:cs="Calibri"/>
+                <w:color w:val="000000"/>
+                <w:kern w:val="0"/>
+                <w:sz w:val="22"/>
+                <w:szCs w:val="22"/>
+              </w:rPr>
+            </w:pPr>
+            <w:r>
+              <w:rPr>
+                <w:rFonts w:ascii="Calibri" w:hAnsi="Calibri" w:cs="Calibri"/>
+                <w:color w:val="000000"/>
+                <w:kern w:val="0"/>
+                <w:sz w:val="22"/>
+                <w:szCs w:val="22"/>
+              </w:rPr>
+              <w:t>0.00049986006907</w:t>
+            </w:r>
+          </w:p>
+        </w:tc>
+        <w:tc>
+          <w:tcPr>
+            <w:tcW w:w="871" w:type="dxa"/>
+            <w:tcBorders>
+              <w:top w:val="nil"/>
+              <w:left w:val="nil"/>
+              <w:bottom w:val="nil"/>
+              <w:right w:val="nil"/>
+            </w:tcBorders>
+          </w:tcPr>
+          <w:p>
+            <w:pPr>
+              <w:autoSpaceDE w:val="0"/>
+              <w:autoSpaceDN w:val="0"/>
+              <w:adjustRightInd w:val="0"/>
+              <w:spacing w:after="0" w:line="240" w:lineRule="auto"/>
+              <w:rPr>
+                <w:rFonts w:ascii="Calibri" w:hAnsi="Calibri" w:cs="Calibri"/>
+                <w:color w:val="000000"/>
+                <w:kern w:val="0"/>
+                <w:sz w:val="22"/>
+                <w:szCs w:val="22"/>
+              </w:rPr>
+            </w:pPr>
+            <w:r>
+              <w:rPr>
+                <w:rFonts w:ascii="Calibri" w:hAnsi="Calibri" w:cs="Calibri"/>
+                <w:color w:val="000000"/>
+                <w:kern w:val="0"/>
+                <w:sz w:val="22"/>
+                <w:szCs w:val="22"/>
+              </w:rPr>
+              <w:t xml:space="preserve">   ==&gt;  </w:t>
+            </w:r>
+          </w:p>
+        </w:tc>
+        <w:tc>
+          <w:tcPr>
+            <w:tcW w:w="2239" w:type="dxa"/>
+            <w:tcBorders>
+              <w:top w:val="nil"/>
+              <w:left w:val="nil"/>
+              <w:bottom w:val="nil"/>
+              <w:right w:val="nil"/>
+            </w:tcBorders>
+          </w:tcPr>
+          <w:p>
+            <w:pPr>
+              <w:autoSpaceDE w:val="0"/>
+              <w:autoSpaceDN w:val="0"/>
+              <w:adjustRightInd w:val="0"/>
+              <w:spacing w:after="0" w:line="240" w:lineRule="auto"/>
+              <w:jc w:val="center"/>
+              <w:rPr>
+                <w:rFonts w:ascii="Calibri" w:hAnsi="Calibri" w:cs="Calibri"/>
+                <w:color w:val="000000"/>
+                <w:kern w:val="0"/>
+                <w:sz w:val="22"/>
+                <w:szCs w:val="22"/>
+              </w:rPr>
+            </w:pPr>
+            <w:r>
+              <w:rPr>
+                <w:rFonts w:ascii="Calibri" w:hAnsi="Calibri" w:cs="Calibri"/>
+                <w:color w:val="000000"/>
+                <w:kern w:val="0"/>
+                <w:sz w:val="22"/>
+                <w:szCs w:val="22"/>
+              </w:rPr>
+              <w:t>0.01510500000000</w:t>
+            </w:r>
+          </w:p>
+        </w:tc>
+        <w:tc>
+          <w:tcPr>
+            <w:tcW w:w="1337" w:type="dxa"/>
+            <w:tcBorders>
+              <w:top w:val="nil"/>
+              <w:left w:val="nil"/>
+              <w:bottom w:val="nil"/>
+              <w:right w:val="nil"/>
+            </w:tcBorders>
+          </w:tcPr>
+          <w:p>
+            <w:pPr>
+              <w:autoSpaceDE w:val="0"/>
+              <w:autoSpaceDN w:val="0"/>
+              <w:adjustRightInd w:val="0"/>
+              <w:spacing w:after="0" w:line="240" w:lineRule="auto"/>
+              <w:jc w:val="center"/>
+              <w:rPr>
+                <w:rFonts w:ascii="Calibri" w:hAnsi="Calibri" w:cs="Calibri"/>
+                <w:color w:val="000000"/>
+                <w:kern w:val="0"/>
+                <w:sz w:val="22"/>
+                <w:szCs w:val="22"/>
+              </w:rPr>
+            </w:pPr>
+            <w:r>
+              <w:rPr>
+                <w:rFonts w:ascii="Calibri" w:hAnsi="Calibri" w:cs="Calibri"/>
+                <w:color w:val="000000"/>
+                <w:kern w:val="0"/>
+                <w:sz w:val="22"/>
+                <w:szCs w:val="22"/>
+              </w:rPr>
+              <w:t>-1.788E-13</w:t>
+            </w:r>
+          </w:p>
+        </w:tc>
+      </w:tr>
+      <w:tr>
+        <w:trPr>
+          <w:trHeight w:val="290"/>
+        </w:trPr>
+        <w:tc>
+          <w:tcPr>
+            <w:tcW w:w="1354" w:type="dxa"/>
+            <w:tcBorders>
+              <w:top w:val="nil"/>
+              <w:left w:val="nil"/>
+              <w:bottom w:val="nil"/>
+              <w:right w:val="nil"/>
+            </w:tcBorders>
+          </w:tcPr>
+          <w:p>
+            <w:pPr>
+              <w:autoSpaceDE w:val="0"/>
+              <w:autoSpaceDN w:val="0"/>
+              <w:adjustRightInd w:val="0"/>
+              <w:spacing w:after="0" w:line="240" w:lineRule="auto"/>
+              <w:jc w:val="center"/>
+              <w:rPr>
+                <w:rFonts w:ascii="Calibri" w:hAnsi="Calibri" w:cs="Calibri"/>
+                <w:color w:val="000000"/>
+                <w:kern w:val="0"/>
+                <w:sz w:val="22"/>
+                <w:szCs w:val="22"/>
+              </w:rPr>
+            </w:pPr>
+            <w:r>
+              <w:rPr>
+                <w:rFonts w:ascii="Calibri" w:hAnsi="Calibri" w:cs="Calibri"/>
+                <w:color w:val="000000"/>
+                <w:kern w:val="0"/>
+                <w:sz w:val="22"/>
+                <w:szCs w:val="22"/>
+              </w:rPr>
+              <w:t>0.0151050</w:t>
+            </w:r>
+          </w:p>
+        </w:tc>
+        <w:tc>
+          <w:tcPr>
+            <w:tcW w:w="307" w:type="dxa"/>
+            <w:tcBorders>
+              <w:top w:val="nil"/>
+              <w:left w:val="nil"/>
+              <w:bottom w:val="nil"/>
+              <w:right w:val="nil"/>
+            </w:tcBorders>
+          </w:tcPr>
+          <w:p>
+            <w:pPr>
+              <w:autoSpaceDE w:val="0"/>
+              <w:autoSpaceDN w:val="0"/>
+              <w:adjustRightInd w:val="0"/>
+              <w:spacing w:after="0" w:line="240" w:lineRule="auto"/>
+              <w:jc w:val="right"/>
+              <w:rPr>
+                <w:rFonts w:ascii="Calibri" w:hAnsi="Calibri" w:cs="Calibri"/>
+                <w:color w:val="000000"/>
+                <w:kern w:val="0"/>
+                <w:sz w:val="22"/>
+                <w:szCs w:val="22"/>
+              </w:rPr>
+            </w:pPr>
+          </w:p>
+        </w:tc>
+        <w:tc>
+          <w:tcPr>
+            <w:tcW w:w="1305" w:type="dxa"/>
+            <w:tcBorders>
+              <w:top w:val="nil"/>
+              <w:left w:val="nil"/>
+              <w:bottom w:val="nil"/>
+              <w:right w:val="nil"/>
+            </w:tcBorders>
+          </w:tcPr>
+          <w:p>
+            <w:pPr>
+              <w:autoSpaceDE w:val="0"/>
+              <w:autoSpaceDN w:val="0"/>
+              <w:adjustRightInd w:val="0"/>
+              <w:spacing w:after="0" w:line="240" w:lineRule="auto"/>
+              <w:jc w:val="center"/>
+              <w:rPr>
+                <w:rFonts w:ascii="Calibri" w:hAnsi="Calibri" w:cs="Calibri"/>
+                <w:color w:val="000000"/>
+                <w:kern w:val="0"/>
+                <w:sz w:val="22"/>
+                <w:szCs w:val="22"/>
+              </w:rPr>
+            </w:pPr>
+            <w:r>
+              <w:rPr>
+                <w:rFonts w:ascii="Calibri" w:hAnsi="Calibri" w:cs="Calibri"/>
+                <w:color w:val="000000"/>
+                <w:kern w:val="0"/>
+                <w:sz w:val="22"/>
+                <w:szCs w:val="22"/>
+              </w:rPr>
+              <w:t>2023-11-02</w:t>
+            </w:r>
+          </w:p>
+        </w:tc>
+        <w:tc>
+          <w:tcPr>
+            <w:tcW w:w="2240" w:type="dxa"/>
+            <w:tcBorders>
+              <w:top w:val="nil"/>
+              <w:left w:val="nil"/>
+              <w:bottom w:val="nil"/>
+              <w:right w:val="nil"/>
+            </w:tcBorders>
+          </w:tcPr>
+          <w:p>
+            <w:pPr>
+              <w:autoSpaceDE w:val="0"/>
+              <w:autoSpaceDN w:val="0"/>
+              <w:adjustRightInd w:val="0"/>
+              <w:spacing w:after="0" w:line="240" w:lineRule="auto"/>
+              <w:jc w:val="center"/>
+              <w:rPr>
+                <w:rFonts w:ascii="Calibri" w:hAnsi="Calibri" w:cs="Calibri"/>
+                <w:color w:val="000000"/>
+                <w:kern w:val="0"/>
+                <w:sz w:val="22"/>
+                <w:szCs w:val="22"/>
+              </w:rPr>
+            </w:pPr>
+            <w:r>
+              <w:rPr>
+                <w:rFonts w:ascii="Calibri" w:hAnsi="Calibri" w:cs="Calibri"/>
+                <w:color w:val="000000"/>
+                <w:kern w:val="0"/>
+                <w:sz w:val="22"/>
+                <w:szCs w:val="22"/>
+              </w:rPr>
+              <w:t>0.00049986006907</w:t>
+            </w:r>
+          </w:p>
+        </w:tc>
+        <w:tc>
+          <w:tcPr>
+            <w:tcW w:w="871" w:type="dxa"/>
+            <w:tcBorders>
+              <w:top w:val="nil"/>
+              <w:left w:val="nil"/>
+              <w:bottom w:val="nil"/>
+              <w:right w:val="nil"/>
+            </w:tcBorders>
+          </w:tcPr>
+          <w:p>
+            <w:pPr>
+              <w:autoSpaceDE w:val="0"/>
+              <w:autoSpaceDN w:val="0"/>
+              <w:adjustRightInd w:val="0"/>
+              <w:spacing w:after="0" w:line="240" w:lineRule="auto"/>
+              <w:jc w:val="right"/>
+              <w:rPr>
+                <w:rFonts w:ascii="Calibri" w:hAnsi="Calibri" w:cs="Calibri"/>
+                <w:color w:val="000000"/>
+                <w:kern w:val="0"/>
+                <w:sz w:val="22"/>
+                <w:szCs w:val="22"/>
+              </w:rPr>
+            </w:pPr>
+          </w:p>
+        </w:tc>
+        <w:tc>
+          <w:tcPr>
+            <w:tcW w:w="2239" w:type="dxa"/>
+            <w:tcBorders>
+              <w:top w:val="nil"/>
+              <w:left w:val="nil"/>
+              <w:bottom w:val="nil"/>
+              <w:right w:val="nil"/>
+            </w:tcBorders>
+          </w:tcPr>
+          <w:p>
+            <w:pPr>
+              <w:autoSpaceDE w:val="0"/>
+              <w:autoSpaceDN w:val="0"/>
+              <w:adjustRightInd w:val="0"/>
+              <w:spacing w:after="0" w:line="240" w:lineRule="auto"/>
+              <w:jc w:val="right"/>
+              <w:rPr>
+                <w:rFonts w:ascii="Calibri" w:hAnsi="Calibri" w:cs="Calibri"/>
+                <w:color w:val="000000"/>
+                <w:kern w:val="0"/>
+                <w:sz w:val="22"/>
+                <w:szCs w:val="22"/>
+              </w:rPr>
+            </w:pPr>
+          </w:p>
+        </w:tc>
+        <w:tc>
+          <w:tcPr>
+            <w:tcW w:w="1337" w:type="dxa"/>
+            <w:tcBorders>
+              <w:top w:val="nil"/>
+              <w:left w:val="nil"/>
+              <w:bottom w:val="nil"/>
+              <w:right w:val="nil"/>
+            </w:tcBorders>
+          </w:tcPr>
+          <w:p>
+            <w:pPr>
+              <w:autoSpaceDE w:val="0"/>
+              <w:autoSpaceDN w:val="0"/>
+              <w:adjustRightInd w:val="0"/>
+              <w:spacing w:after="0" w:line="240" w:lineRule="auto"/>
+              <w:jc w:val="right"/>
+              <w:rPr>
+                <w:rFonts w:ascii="Calibri" w:hAnsi="Calibri" w:cs="Calibri"/>
+                <w:color w:val="000000"/>
+                <w:kern w:val="0"/>
+                <w:sz w:val="22"/>
+                <w:szCs w:val="22"/>
+              </w:rPr>
+            </w:pPr>
+          </w:p>
+        </w:tc>
+      </w:tr>
+      <w:tr>
+        <w:trPr>
+          <w:trHeight w:val="305"/>
+        </w:trPr>
+        <w:tc>
+          <w:tcPr>
+            <w:tcW w:w="1354" w:type="dxa"/>
+            <w:tcBorders>
+              <w:top w:val="nil"/>
+              <w:left w:val="nil"/>
+              <w:bottom w:val="nil"/>
+              <w:right w:val="nil"/>
+            </w:tcBorders>
+          </w:tcPr>
+          <w:p>
+            <w:pPr>
+              <w:autoSpaceDE w:val="0"/>
+              <w:autoSpaceDN w:val="0"/>
+              <w:adjustRightInd w:val="0"/>
+              <w:spacing w:after="0" w:line="240" w:lineRule="auto"/>
+              <w:rPr>
+                <w:rFonts w:ascii="Calibri" w:hAnsi="Calibri" w:cs="Calibri"/>
+                <w:b/>
+                <w:bCs/>
+                <w:color w:val="000000"/>
+                <w:kern w:val="0"/>
+              </w:rPr>
+            </w:pPr>
+          </w:p>
+        </w:tc>
+        <w:tc>
+          <w:tcPr>
+            <w:tcW w:w="307" w:type="dxa"/>
+            <w:tcBorders>
+              <w:top w:val="nil"/>
+              <w:left w:val="nil"/>
+              <w:bottom w:val="nil"/>
+              <w:right w:val="nil"/>
+            </w:tcBorders>
+          </w:tcPr>
+          <w:p>
+            <w:pPr>
+              <w:autoSpaceDE w:val="0"/>
+              <w:autoSpaceDN w:val="0"/>
+              <w:adjustRightInd w:val="0"/>
+              <w:spacing w:after="0" w:line="240" w:lineRule="auto"/>
+              <w:jc w:val="right"/>
+              <w:rPr>
+                <w:rFonts w:ascii="Calibri" w:hAnsi="Calibri" w:cs="Calibri"/>
+                <w:color w:val="000000"/>
+                <w:kern w:val="0"/>
+                <w:sz w:val="22"/>
+                <w:szCs w:val="22"/>
+              </w:rPr>
+            </w:pPr>
+          </w:p>
+        </w:tc>
+        <w:tc>
+          <w:tcPr>
+            <w:tcW w:w="1305" w:type="dxa"/>
+            <w:tcBorders>
+              <w:top w:val="nil"/>
+              <w:left w:val="nil"/>
+              <w:bottom w:val="nil"/>
+              <w:right w:val="nil"/>
+            </w:tcBorders>
+          </w:tcPr>
+          <w:p>
+            <w:pPr>
+              <w:autoSpaceDE w:val="0"/>
+              <w:autoSpaceDN w:val="0"/>
+              <w:adjustRightInd w:val="0"/>
+              <w:spacing w:after="0" w:line="240" w:lineRule="auto"/>
+              <w:jc w:val="center"/>
+              <w:rPr>
+                <w:rFonts w:ascii="Calibri" w:hAnsi="Calibri" w:cs="Calibri"/>
+                <w:color w:val="000000"/>
+                <w:kern w:val="0"/>
+                <w:sz w:val="22"/>
+                <w:szCs w:val="22"/>
+              </w:rPr>
+            </w:pPr>
+            <w:r>
+              <w:rPr>
+                <w:rFonts w:ascii="Calibri" w:hAnsi="Calibri" w:cs="Calibri"/>
+                <w:color w:val="000000"/>
+                <w:kern w:val="0"/>
+                <w:sz w:val="22"/>
+                <w:szCs w:val="22"/>
+              </w:rPr>
+              <w:t>2023-11-03</w:t>
+            </w:r>
+          </w:p>
+        </w:tc>
+        <w:tc>
+          <w:tcPr>
+            <w:tcW w:w="2240" w:type="dxa"/>
+            <w:tcBorders>
+              <w:top w:val="nil"/>
+              <w:left w:val="nil"/>
+              <w:bottom w:val="nil"/>
+              <w:right w:val="nil"/>
+            </w:tcBorders>
+          </w:tcPr>
+          <w:p>
+            <w:pPr>
+              <w:autoSpaceDE w:val="0"/>
+              <w:autoSpaceDN w:val="0"/>
+              <w:adjustRightInd w:val="0"/>
+              <w:spacing w:after="0" w:line="240" w:lineRule="auto"/>
+              <w:jc w:val="center"/>
+              <w:rPr>
+                <w:rFonts w:ascii="Calibri" w:hAnsi="Calibri" w:cs="Calibri"/>
+                <w:color w:val="000000"/>
+                <w:kern w:val="0"/>
+                <w:sz w:val="22"/>
+                <w:szCs w:val="22"/>
+              </w:rPr>
+            </w:pPr>
+            <w:r>
+              <w:rPr>
+                <w:rFonts w:ascii="Calibri" w:hAnsi="Calibri" w:cs="Calibri"/>
+                <w:color w:val="000000"/>
+                <w:kern w:val="0"/>
+                <w:sz w:val="22"/>
+                <w:szCs w:val="22"/>
+              </w:rPr>
+              <w:t>0.00049986006907</w:t>
+            </w:r>
+          </w:p>
+        </w:tc>
+        <w:tc>
+          <w:tcPr>
+            <w:tcW w:w="871" w:type="dxa"/>
+            <w:tcBorders>
+              <w:top w:val="nil"/>
+              <w:left w:val="nil"/>
+              <w:bottom w:val="nil"/>
+              <w:right w:val="nil"/>
+            </w:tcBorders>
+          </w:tcPr>
+          <w:p>
+            <w:pPr>
+              <w:autoSpaceDE w:val="0"/>
+              <w:autoSpaceDN w:val="0"/>
+              <w:adjustRightInd w:val="0"/>
+              <w:spacing w:after="0" w:line="240" w:lineRule="auto"/>
+              <w:rPr>
+                <w:rFonts w:ascii="Calibri" w:hAnsi="Calibri" w:cs="Calibri"/>
+                <w:color w:val="000000"/>
+                <w:kern w:val="0"/>
+                <w:sz w:val="22"/>
+                <w:szCs w:val="22"/>
+              </w:rPr>
+            </w:pPr>
+          </w:p>
+        </w:tc>
+        <w:tc>
+          <w:tcPr>
+            <w:tcW w:w="2239" w:type="dxa"/>
+            <w:tcBorders>
+              <w:top w:val="nil"/>
+              <w:left w:val="nil"/>
+              <w:bottom w:val="nil"/>
+              <w:right w:val="nil"/>
+            </w:tcBorders>
+          </w:tcPr>
+          <w:p>
+            <w:pPr>
+              <w:autoSpaceDE w:val="0"/>
+              <w:autoSpaceDN w:val="0"/>
+              <w:adjustRightInd w:val="0"/>
+              <w:spacing w:after="0" w:line="240" w:lineRule="auto"/>
+              <w:rPr>
+                <w:rFonts w:ascii="Calibri" w:hAnsi="Calibri" w:cs="Calibri"/>
+                <w:b/>
+                <w:bCs/>
+                <w:color w:val="000000"/>
+                <w:kern w:val="0"/>
+              </w:rPr>
+            </w:pPr>
+          </w:p>
+        </w:tc>
+        <w:tc>
+          <w:tcPr>
+            <w:tcW w:w="1337" w:type="dxa"/>
+            <w:tcBorders>
+              <w:top w:val="nil"/>
+              <w:left w:val="nil"/>
+              <w:bottom w:val="nil"/>
+              <w:right w:val="nil"/>
+            </w:tcBorders>
+          </w:tcPr>
+          <w:p>
+            <w:pPr>
+              <w:autoSpaceDE w:val="0"/>
+              <w:autoSpaceDN w:val="0"/>
+              <w:adjustRightInd w:val="0"/>
+              <w:spacing w:after="0" w:line="240" w:lineRule="auto"/>
+              <w:jc w:val="right"/>
+              <w:rPr>
+                <w:rFonts w:ascii="Calibri" w:hAnsi="Calibri" w:cs="Calibri"/>
+                <w:color w:val="000000"/>
+                <w:kern w:val="0"/>
+                <w:sz w:val="22"/>
+                <w:szCs w:val="22"/>
+              </w:rPr>
+            </w:pPr>
+          </w:p>
+        </w:tc>
+      </w:tr>
+      <w:tr>
+        <w:trPr>
+          <w:trHeight w:val="290"/>
+        </w:trPr>
+        <w:tc>
+          <w:tcPr>
+            <w:tcW w:w="1354" w:type="dxa"/>
+            <w:tcBorders>
+              <w:top w:val="nil"/>
+              <w:left w:val="nil"/>
+              <w:bottom w:val="nil"/>
+              <w:right w:val="nil"/>
+            </w:tcBorders>
+          </w:tcPr>
+          <w:p>
+            <w:pPr>
+              <w:autoSpaceDE w:val="0"/>
+              <w:autoSpaceDN w:val="0"/>
+              <w:adjustRightInd w:val="0"/>
+              <w:spacing w:after="0" w:line="240" w:lineRule="auto"/>
+              <w:jc w:val="center"/>
+              <w:rPr>
+                <w:rFonts w:ascii="Calibri" w:hAnsi="Calibri" w:cs="Calibri"/>
+                <w:b/>
+                <w:bCs/>
+                <w:color w:val="000000"/>
+                <w:kern w:val="0"/>
+                <w:sz w:val="22"/>
+                <w:szCs w:val="22"/>
+              </w:rPr>
+            </w:pPr>
+          </w:p>
+        </w:tc>
+        <w:tc>
+          <w:tcPr>
+            <w:tcW w:w="307" w:type="dxa"/>
+            <w:tcBorders>
+              <w:top w:val="nil"/>
+              <w:left w:val="nil"/>
+              <w:bottom w:val="nil"/>
+              <w:right w:val="nil"/>
+            </w:tcBorders>
+          </w:tcPr>
+          <w:p>
+            <w:pPr>
+              <w:autoSpaceDE w:val="0"/>
+              <w:autoSpaceDN w:val="0"/>
+              <w:adjustRightInd w:val="0"/>
+              <w:spacing w:after="0" w:line="240" w:lineRule="auto"/>
+              <w:jc w:val="right"/>
+              <w:rPr>
+                <w:rFonts w:ascii="Calibri" w:hAnsi="Calibri" w:cs="Calibri"/>
+                <w:color w:val="000000"/>
+                <w:kern w:val="0"/>
+                <w:sz w:val="22"/>
+                <w:szCs w:val="22"/>
+              </w:rPr>
+            </w:pPr>
+          </w:p>
+        </w:tc>
+        <w:tc>
+          <w:tcPr>
+            <w:tcW w:w="1305" w:type="dxa"/>
+            <w:tcBorders>
+              <w:top w:val="nil"/>
+              <w:left w:val="nil"/>
+              <w:bottom w:val="nil"/>
+              <w:right w:val="nil"/>
+            </w:tcBorders>
+          </w:tcPr>
+          <w:p>
+            <w:pPr>
+              <w:autoSpaceDE w:val="0"/>
+              <w:autoSpaceDN w:val="0"/>
+              <w:adjustRightInd w:val="0"/>
+              <w:spacing w:after="0" w:line="240" w:lineRule="auto"/>
+              <w:jc w:val="center"/>
+              <w:rPr>
+                <w:rFonts w:ascii="Calibri" w:hAnsi="Calibri" w:cs="Calibri"/>
+                <w:color w:val="000000"/>
+                <w:kern w:val="0"/>
+                <w:sz w:val="22"/>
+                <w:szCs w:val="22"/>
+              </w:rPr>
+            </w:pPr>
+            <w:r>
+              <w:rPr>
+                <w:rFonts w:ascii="Calibri" w:hAnsi="Calibri" w:cs="Calibri"/>
+                <w:color w:val="000000"/>
+                <w:kern w:val="0"/>
+                <w:sz w:val="22"/>
+                <w:szCs w:val="22"/>
+              </w:rPr>
+              <w:t>2023-11-04</w:t>
+            </w:r>
+          </w:p>
+        </w:tc>
+        <w:tc>
+          <w:tcPr>
+            <w:tcW w:w="2240" w:type="dxa"/>
+            <w:tcBorders>
+              <w:top w:val="nil"/>
+              <w:left w:val="nil"/>
+              <w:bottom w:val="nil"/>
+              <w:right w:val="nil"/>
+            </w:tcBorders>
+          </w:tcPr>
+          <w:p>
+            <w:pPr>
+              <w:autoSpaceDE w:val="0"/>
+              <w:autoSpaceDN w:val="0"/>
+              <w:adjustRightInd w:val="0"/>
+              <w:spacing w:after="0" w:line="240" w:lineRule="auto"/>
+              <w:jc w:val="center"/>
+              <w:rPr>
+                <w:rFonts w:ascii="Calibri" w:hAnsi="Calibri" w:cs="Calibri"/>
+                <w:color w:val="000000"/>
+                <w:kern w:val="0"/>
+                <w:sz w:val="22"/>
+                <w:szCs w:val="22"/>
+              </w:rPr>
+            </w:pPr>
+            <w:r>
+              <w:rPr>
+                <w:rFonts w:ascii="Calibri" w:hAnsi="Calibri" w:cs="Calibri"/>
+                <w:color w:val="000000"/>
+                <w:kern w:val="0"/>
+                <w:sz w:val="22"/>
+                <w:szCs w:val="22"/>
+              </w:rPr>
+              <w:t>0.00049986006907</w:t>
+            </w:r>
+          </w:p>
+        </w:tc>
+        <w:tc>
+          <w:tcPr>
+            <w:tcW w:w="871" w:type="dxa"/>
+            <w:tcBorders>
+              <w:top w:val="nil"/>
+              <w:left w:val="nil"/>
+              <w:bottom w:val="nil"/>
+              <w:right w:val="nil"/>
+            </w:tcBorders>
+          </w:tcPr>
+          <w:p>
+            <w:pPr>
+              <w:autoSpaceDE w:val="0"/>
+              <w:autoSpaceDN w:val="0"/>
+              <w:adjustRightInd w:val="0"/>
+              <w:spacing w:after="0" w:line="240" w:lineRule="auto"/>
+              <w:jc w:val="right"/>
+              <w:rPr>
+                <w:rFonts w:ascii="Calibri" w:hAnsi="Calibri" w:cs="Calibri"/>
+                <w:color w:val="000000"/>
+                <w:kern w:val="0"/>
+                <w:sz w:val="22"/>
+                <w:szCs w:val="22"/>
+              </w:rPr>
+            </w:pPr>
+          </w:p>
+        </w:tc>
+        <w:tc>
+          <w:tcPr>
+            <w:tcW w:w="2239" w:type="dxa"/>
+            <w:tcBorders>
+              <w:top w:val="nil"/>
+              <w:left w:val="nil"/>
+              <w:bottom w:val="nil"/>
+              <w:right w:val="nil"/>
+            </w:tcBorders>
+          </w:tcPr>
+          <w:p>
+            <w:pPr>
+              <w:autoSpaceDE w:val="0"/>
+              <w:autoSpaceDN w:val="0"/>
+              <w:adjustRightInd w:val="0"/>
+              <w:spacing w:after="0" w:line="240" w:lineRule="auto"/>
+              <w:jc w:val="right"/>
+              <w:rPr>
+                <w:rFonts w:ascii="Calibri" w:hAnsi="Calibri" w:cs="Calibri"/>
+                <w:color w:val="000000"/>
+                <w:kern w:val="0"/>
+                <w:sz w:val="22"/>
+                <w:szCs w:val="22"/>
+              </w:rPr>
+            </w:pPr>
+          </w:p>
+        </w:tc>
+        <w:tc>
+          <w:tcPr>
+            <w:tcW w:w="1337" w:type="dxa"/>
+            <w:tcBorders>
+              <w:top w:val="nil"/>
+              <w:left w:val="nil"/>
+              <w:bottom w:val="nil"/>
+              <w:right w:val="nil"/>
+            </w:tcBorders>
+          </w:tcPr>
+          <w:p>
+            <w:pPr>
+              <w:autoSpaceDE w:val="0"/>
+              <w:autoSpaceDN w:val="0"/>
+              <w:adjustRightInd w:val="0"/>
+              <w:spacing w:after="0" w:line="240" w:lineRule="auto"/>
+              <w:jc w:val="right"/>
+              <w:rPr>
+                <w:rFonts w:ascii="Calibri" w:hAnsi="Calibri" w:cs="Calibri"/>
+                <w:color w:val="000000"/>
+                <w:kern w:val="0"/>
+                <w:sz w:val="22"/>
+                <w:szCs w:val="22"/>
+              </w:rPr>
+            </w:pPr>
+          </w:p>
+        </w:tc>
+      </w:tr>
+      <w:tr>
+        <w:trPr>
+          <w:trHeight w:val="290"/>
+        </w:trPr>
+        <w:tc>
+          <w:tcPr>
+            <w:tcW w:w="1354" w:type="dxa"/>
+            <w:tcBorders>
+              <w:top w:val="nil"/>
+              <w:left w:val="nil"/>
+              <w:bottom w:val="nil"/>
+              <w:right w:val="nil"/>
+            </w:tcBorders>
+          </w:tcPr>
+          <w:p>
+            <w:pPr>
+              <w:autoSpaceDE w:val="0"/>
+              <w:autoSpaceDN w:val="0"/>
+              <w:adjustRightInd w:val="0"/>
+              <w:spacing w:after="0" w:line="240" w:lineRule="auto"/>
+              <w:jc w:val="right"/>
+              <w:rPr>
+                <w:rFonts w:ascii="Calibri" w:hAnsi="Calibri" w:cs="Calibri"/>
+                <w:color w:val="000000"/>
+                <w:kern w:val="0"/>
+                <w:sz w:val="22"/>
+                <w:szCs w:val="22"/>
+              </w:rPr>
+            </w:pPr>
+          </w:p>
+        </w:tc>
+        <w:tc>
+          <w:tcPr>
+            <w:tcW w:w="307" w:type="dxa"/>
+            <w:tcBorders>
+              <w:top w:val="nil"/>
+              <w:left w:val="nil"/>
+              <w:bottom w:val="nil"/>
+              <w:right w:val="nil"/>
+            </w:tcBorders>
+          </w:tcPr>
+          <w:p>
+            <w:pPr>
+              <w:autoSpaceDE w:val="0"/>
+              <w:autoSpaceDN w:val="0"/>
+              <w:adjustRightInd w:val="0"/>
+              <w:spacing w:after="0" w:line="240" w:lineRule="auto"/>
+              <w:jc w:val="right"/>
+              <w:rPr>
+                <w:rFonts w:ascii="Calibri" w:hAnsi="Calibri" w:cs="Calibri"/>
+                <w:color w:val="000000"/>
+                <w:kern w:val="0"/>
+                <w:sz w:val="22"/>
+                <w:szCs w:val="22"/>
+              </w:rPr>
+            </w:pPr>
+          </w:p>
+        </w:tc>
+        <w:tc>
+          <w:tcPr>
+            <w:tcW w:w="1305" w:type="dxa"/>
+            <w:tcBorders>
+              <w:top w:val="nil"/>
+              <w:left w:val="nil"/>
+              <w:bottom w:val="nil"/>
+              <w:right w:val="nil"/>
+            </w:tcBorders>
+          </w:tcPr>
+          <w:p>
+            <w:pPr>
+              <w:autoSpaceDE w:val="0"/>
+              <w:autoSpaceDN w:val="0"/>
+              <w:adjustRightInd w:val="0"/>
+              <w:spacing w:after="0" w:line="240" w:lineRule="auto"/>
+              <w:jc w:val="center"/>
+              <w:rPr>
+                <w:rFonts w:ascii="Calibri" w:hAnsi="Calibri" w:cs="Calibri"/>
+                <w:color w:val="000000"/>
+                <w:kern w:val="0"/>
+                <w:sz w:val="22"/>
+                <w:szCs w:val="22"/>
+              </w:rPr>
+            </w:pPr>
+            <w:r>
+              <w:rPr>
+                <w:rFonts w:ascii="Calibri" w:hAnsi="Calibri" w:cs="Calibri"/>
+                <w:color w:val="000000"/>
+                <w:kern w:val="0"/>
+                <w:sz w:val="22"/>
+                <w:szCs w:val="22"/>
+              </w:rPr>
+              <w:t>2023-11-05</w:t>
+            </w:r>
+          </w:p>
+        </w:tc>
+        <w:tc>
+          <w:tcPr>
+            <w:tcW w:w="2240" w:type="dxa"/>
+            <w:tcBorders>
+              <w:top w:val="nil"/>
+              <w:left w:val="nil"/>
+              <w:bottom w:val="nil"/>
+              <w:right w:val="nil"/>
+            </w:tcBorders>
+          </w:tcPr>
+          <w:p>
+            <w:pPr>
+              <w:autoSpaceDE w:val="0"/>
+              <w:autoSpaceDN w:val="0"/>
+              <w:adjustRightInd w:val="0"/>
+              <w:spacing w:after="0" w:line="240" w:lineRule="auto"/>
+              <w:jc w:val="center"/>
+              <w:rPr>
+                <w:rFonts w:ascii="Calibri" w:hAnsi="Calibri" w:cs="Calibri"/>
+                <w:color w:val="000000"/>
+                <w:kern w:val="0"/>
+                <w:sz w:val="22"/>
+                <w:szCs w:val="22"/>
+              </w:rPr>
+            </w:pPr>
+            <w:r>
+              <w:rPr>
+                <w:rFonts w:ascii="Calibri" w:hAnsi="Calibri" w:cs="Calibri"/>
+                <w:color w:val="000000"/>
+                <w:kern w:val="0"/>
+                <w:sz w:val="22"/>
+                <w:szCs w:val="22"/>
+              </w:rPr>
+              <w:t>0.00049986006907</w:t>
+            </w:r>
+          </w:p>
+        </w:tc>
+        <w:tc>
+          <w:tcPr>
+            <w:tcW w:w="871" w:type="dxa"/>
+            <w:tcBorders>
+              <w:top w:val="nil"/>
+              <w:left w:val="nil"/>
+              <w:bottom w:val="nil"/>
+              <w:right w:val="nil"/>
+            </w:tcBorders>
+          </w:tcPr>
+          <w:p>
+            <w:pPr>
+              <w:autoSpaceDE w:val="0"/>
+              <w:autoSpaceDN w:val="0"/>
+              <w:adjustRightInd w:val="0"/>
+              <w:spacing w:after="0" w:line="240" w:lineRule="auto"/>
+              <w:jc w:val="right"/>
+              <w:rPr>
+                <w:rFonts w:ascii="Calibri" w:hAnsi="Calibri" w:cs="Calibri"/>
+                <w:color w:val="000000"/>
+                <w:kern w:val="0"/>
+                <w:sz w:val="22"/>
+                <w:szCs w:val="22"/>
+              </w:rPr>
+            </w:pPr>
+          </w:p>
+        </w:tc>
+        <w:tc>
+          <w:tcPr>
+            <w:tcW w:w="2239" w:type="dxa"/>
+            <w:tcBorders>
+              <w:top w:val="nil"/>
+              <w:left w:val="nil"/>
+              <w:bottom w:val="nil"/>
+              <w:right w:val="nil"/>
+            </w:tcBorders>
+          </w:tcPr>
+          <w:p>
+            <w:pPr>
+              <w:autoSpaceDE w:val="0"/>
+              <w:autoSpaceDN w:val="0"/>
+              <w:adjustRightInd w:val="0"/>
+              <w:spacing w:after="0" w:line="240" w:lineRule="auto"/>
+              <w:jc w:val="right"/>
+              <w:rPr>
+                <w:rFonts w:ascii="Calibri" w:hAnsi="Calibri" w:cs="Calibri"/>
+                <w:color w:val="000000"/>
+                <w:kern w:val="0"/>
+                <w:sz w:val="22"/>
+                <w:szCs w:val="22"/>
+              </w:rPr>
+            </w:pPr>
+          </w:p>
+        </w:tc>
+        <w:tc>
+          <w:tcPr>
+            <w:tcW w:w="1337" w:type="dxa"/>
+            <w:tcBorders>
+              <w:top w:val="nil"/>
+              <w:left w:val="nil"/>
+              <w:bottom w:val="nil"/>
+              <w:right w:val="nil"/>
+            </w:tcBorders>
+          </w:tcPr>
+          <w:p>
+            <w:pPr>
+              <w:autoSpaceDE w:val="0"/>
+              <w:autoSpaceDN w:val="0"/>
+              <w:adjustRightInd w:val="0"/>
+              <w:spacing w:after="0" w:line="240" w:lineRule="auto"/>
+              <w:jc w:val="right"/>
+              <w:rPr>
+                <w:rFonts w:ascii="Calibri" w:hAnsi="Calibri" w:cs="Calibri"/>
+                <w:color w:val="000000"/>
+                <w:kern w:val="0"/>
+                <w:sz w:val="22"/>
+                <w:szCs w:val="22"/>
+              </w:rPr>
+            </w:pPr>
+          </w:p>
+        </w:tc>
+      </w:tr>
+      <w:tr>
+        <w:trPr>
+          <w:trHeight w:val="290"/>
+        </w:trPr>
+        <w:tc>
+          <w:tcPr>
+            <w:tcW w:w="1354" w:type="dxa"/>
+            <w:tcBorders>
+              <w:top w:val="nil"/>
+              <w:left w:val="nil"/>
+              <w:bottom w:val="nil"/>
+              <w:right w:val="nil"/>
+            </w:tcBorders>
+          </w:tcPr>
+          <w:p>
+            <w:pPr>
+              <w:autoSpaceDE w:val="0"/>
+              <w:autoSpaceDN w:val="0"/>
+              <w:adjustRightInd w:val="0"/>
+              <w:spacing w:after="0" w:line="240" w:lineRule="auto"/>
+              <w:jc w:val="right"/>
+              <w:rPr>
+                <w:rFonts w:ascii="Calibri" w:hAnsi="Calibri" w:cs="Calibri"/>
+                <w:color w:val="000000"/>
+                <w:kern w:val="0"/>
+                <w:sz w:val="22"/>
+                <w:szCs w:val="22"/>
+              </w:rPr>
+            </w:pPr>
+          </w:p>
+        </w:tc>
+        <w:tc>
+          <w:tcPr>
+            <w:tcW w:w="307" w:type="dxa"/>
+            <w:tcBorders>
+              <w:top w:val="nil"/>
+              <w:left w:val="nil"/>
+              <w:bottom w:val="nil"/>
+              <w:right w:val="nil"/>
+            </w:tcBorders>
+          </w:tcPr>
+          <w:p>
+            <w:pPr>
+              <w:autoSpaceDE w:val="0"/>
+              <w:autoSpaceDN w:val="0"/>
+              <w:adjustRightInd w:val="0"/>
+              <w:spacing w:after="0" w:line="240" w:lineRule="auto"/>
+              <w:jc w:val="right"/>
+              <w:rPr>
+                <w:rFonts w:ascii="Calibri" w:hAnsi="Calibri" w:cs="Calibri"/>
+                <w:color w:val="000000"/>
+                <w:kern w:val="0"/>
+                <w:sz w:val="22"/>
+                <w:szCs w:val="22"/>
+              </w:rPr>
+            </w:pPr>
+          </w:p>
+        </w:tc>
+        <w:tc>
+          <w:tcPr>
+            <w:tcW w:w="1305" w:type="dxa"/>
+            <w:tcBorders>
+              <w:top w:val="nil"/>
+              <w:left w:val="nil"/>
+              <w:bottom w:val="nil"/>
+              <w:right w:val="nil"/>
+            </w:tcBorders>
+          </w:tcPr>
+          <w:p>
+            <w:pPr>
+              <w:autoSpaceDE w:val="0"/>
+              <w:autoSpaceDN w:val="0"/>
+              <w:adjustRightInd w:val="0"/>
+              <w:spacing w:after="0" w:line="240" w:lineRule="auto"/>
+              <w:jc w:val="center"/>
+              <w:rPr>
+                <w:rFonts w:ascii="Calibri" w:hAnsi="Calibri" w:cs="Calibri"/>
+                <w:color w:val="000000"/>
+                <w:kern w:val="0"/>
+                <w:sz w:val="22"/>
+                <w:szCs w:val="22"/>
+              </w:rPr>
+            </w:pPr>
+            <w:r>
+              <w:rPr>
+                <w:rFonts w:ascii="Calibri" w:hAnsi="Calibri" w:cs="Calibri"/>
+                <w:color w:val="000000"/>
+                <w:kern w:val="0"/>
+                <w:sz w:val="22"/>
+                <w:szCs w:val="22"/>
+              </w:rPr>
+              <w:t>2023-11-06</w:t>
+            </w:r>
+          </w:p>
+        </w:tc>
+        <w:tc>
+          <w:tcPr>
+            <w:tcW w:w="2240" w:type="dxa"/>
+            <w:tcBorders>
+              <w:top w:val="nil"/>
+              <w:left w:val="nil"/>
+              <w:bottom w:val="nil"/>
+              <w:right w:val="nil"/>
+            </w:tcBorders>
+          </w:tcPr>
+          <w:p>
+            <w:pPr>
+              <w:autoSpaceDE w:val="0"/>
+              <w:autoSpaceDN w:val="0"/>
+              <w:adjustRightInd w:val="0"/>
+              <w:spacing w:after="0" w:line="240" w:lineRule="auto"/>
+              <w:jc w:val="center"/>
+              <w:rPr>
+                <w:rFonts w:ascii="Calibri" w:hAnsi="Calibri" w:cs="Calibri"/>
+                <w:color w:val="000000"/>
+                <w:kern w:val="0"/>
+                <w:sz w:val="22"/>
+                <w:szCs w:val="22"/>
+              </w:rPr>
+            </w:pPr>
+            <w:r>
+              <w:rPr>
+                <w:rFonts w:ascii="Calibri" w:hAnsi="Calibri" w:cs="Calibri"/>
+                <w:color w:val="000000"/>
+                <w:kern w:val="0"/>
+                <w:sz w:val="22"/>
+                <w:szCs w:val="22"/>
+              </w:rPr>
+              <w:t>0.00049986006907</w:t>
+            </w:r>
+          </w:p>
+        </w:tc>
+        <w:tc>
+          <w:tcPr>
+            <w:tcW w:w="871" w:type="dxa"/>
+            <w:tcBorders>
+              <w:top w:val="nil"/>
+              <w:left w:val="nil"/>
+              <w:bottom w:val="nil"/>
+              <w:right w:val="nil"/>
+            </w:tcBorders>
+          </w:tcPr>
+          <w:p>
+            <w:pPr>
+              <w:autoSpaceDE w:val="0"/>
+              <w:autoSpaceDN w:val="0"/>
+              <w:adjustRightInd w:val="0"/>
+              <w:spacing w:after="0" w:line="240" w:lineRule="auto"/>
+              <w:jc w:val="right"/>
+              <w:rPr>
+                <w:rFonts w:ascii="Calibri" w:hAnsi="Calibri" w:cs="Calibri"/>
+                <w:color w:val="000000"/>
+                <w:kern w:val="0"/>
+                <w:sz w:val="22"/>
+                <w:szCs w:val="22"/>
+              </w:rPr>
+            </w:pPr>
+          </w:p>
+        </w:tc>
+        <w:tc>
+          <w:tcPr>
+            <w:tcW w:w="2239" w:type="dxa"/>
+            <w:tcBorders>
+              <w:top w:val="nil"/>
+              <w:left w:val="nil"/>
+              <w:bottom w:val="nil"/>
+              <w:right w:val="nil"/>
+            </w:tcBorders>
+          </w:tcPr>
+          <w:p>
+            <w:pPr>
+              <w:autoSpaceDE w:val="0"/>
+              <w:autoSpaceDN w:val="0"/>
+              <w:adjustRightInd w:val="0"/>
+              <w:spacing w:after="0" w:line="240" w:lineRule="auto"/>
+              <w:jc w:val="right"/>
+              <w:rPr>
+                <w:rFonts w:ascii="Calibri" w:hAnsi="Calibri" w:cs="Calibri"/>
+                <w:color w:val="000000"/>
+                <w:kern w:val="0"/>
+                <w:sz w:val="22"/>
+                <w:szCs w:val="22"/>
+              </w:rPr>
+            </w:pPr>
+          </w:p>
+        </w:tc>
+        <w:tc>
+          <w:tcPr>
+            <w:tcW w:w="1337" w:type="dxa"/>
+            <w:tcBorders>
+              <w:top w:val="nil"/>
+              <w:left w:val="nil"/>
+              <w:bottom w:val="nil"/>
+              <w:right w:val="nil"/>
+            </w:tcBorders>
+          </w:tcPr>
+          <w:p>
+            <w:pPr>
+              <w:autoSpaceDE w:val="0"/>
+              <w:autoSpaceDN w:val="0"/>
+              <w:adjustRightInd w:val="0"/>
+              <w:spacing w:after="0" w:line="240" w:lineRule="auto"/>
+              <w:jc w:val="right"/>
+              <w:rPr>
+                <w:rFonts w:ascii="Calibri" w:hAnsi="Calibri" w:cs="Calibri"/>
+                <w:color w:val="000000"/>
+                <w:kern w:val="0"/>
+                <w:sz w:val="22"/>
+                <w:szCs w:val="22"/>
+              </w:rPr>
+            </w:pPr>
+          </w:p>
+        </w:tc>
+      </w:tr>
+      <w:tr>
+        <w:trPr>
+          <w:trHeight w:val="290"/>
+        </w:trPr>
+        <w:tc>
+          <w:tcPr>
+            <w:tcW w:w="1354" w:type="dxa"/>
+            <w:tcBorders>
+              <w:top w:val="nil"/>
+              <w:left w:val="nil"/>
+              <w:bottom w:val="nil"/>
+              <w:right w:val="nil"/>
+            </w:tcBorders>
+          </w:tcPr>
+          <w:p>
+            <w:pPr>
+              <w:autoSpaceDE w:val="0"/>
+              <w:autoSpaceDN w:val="0"/>
+              <w:adjustRightInd w:val="0"/>
+              <w:spacing w:after="0" w:line="240" w:lineRule="auto"/>
+              <w:jc w:val="right"/>
+              <w:rPr>
+                <w:rFonts w:ascii="Calibri" w:hAnsi="Calibri" w:cs="Calibri"/>
+                <w:color w:val="000000"/>
+                <w:kern w:val="0"/>
+                <w:sz w:val="22"/>
+                <w:szCs w:val="22"/>
+              </w:rPr>
+            </w:pPr>
+          </w:p>
+        </w:tc>
+        <w:tc>
+          <w:tcPr>
+            <w:tcW w:w="307" w:type="dxa"/>
+            <w:tcBorders>
+              <w:top w:val="nil"/>
+              <w:left w:val="nil"/>
+              <w:bottom w:val="nil"/>
+              <w:right w:val="nil"/>
+            </w:tcBorders>
+          </w:tcPr>
+          <w:p>
+            <w:pPr>
+              <w:autoSpaceDE w:val="0"/>
+              <w:autoSpaceDN w:val="0"/>
+              <w:adjustRightInd w:val="0"/>
+              <w:spacing w:after="0" w:line="240" w:lineRule="auto"/>
+              <w:jc w:val="right"/>
+              <w:rPr>
+                <w:rFonts w:ascii="Calibri" w:hAnsi="Calibri" w:cs="Calibri"/>
+                <w:color w:val="000000"/>
+                <w:kern w:val="0"/>
+                <w:sz w:val="22"/>
+                <w:szCs w:val="22"/>
+              </w:rPr>
+            </w:pPr>
+          </w:p>
+        </w:tc>
+        <w:tc>
+          <w:tcPr>
+            <w:tcW w:w="1305" w:type="dxa"/>
+            <w:tcBorders>
+              <w:top w:val="nil"/>
+              <w:left w:val="nil"/>
+              <w:bottom w:val="nil"/>
+              <w:right w:val="nil"/>
+            </w:tcBorders>
+          </w:tcPr>
+          <w:p>
+            <w:pPr>
+              <w:autoSpaceDE w:val="0"/>
+              <w:autoSpaceDN w:val="0"/>
+              <w:adjustRightInd w:val="0"/>
+              <w:spacing w:after="0" w:line="240" w:lineRule="auto"/>
+              <w:jc w:val="center"/>
+              <w:rPr>
+                <w:rFonts w:ascii="Calibri" w:hAnsi="Calibri" w:cs="Calibri"/>
+                <w:color w:val="000000"/>
+                <w:kern w:val="0"/>
+                <w:sz w:val="22"/>
+                <w:szCs w:val="22"/>
+              </w:rPr>
+            </w:pPr>
+            <w:r>
+              <w:rPr>
+                <w:rFonts w:ascii="Calibri" w:hAnsi="Calibri" w:cs="Calibri"/>
+                <w:color w:val="000000"/>
+                <w:kern w:val="0"/>
+                <w:sz w:val="22"/>
+                <w:szCs w:val="22"/>
+              </w:rPr>
+              <w:t>2023-11-07</w:t>
+            </w:r>
+          </w:p>
+        </w:tc>
+        <w:tc>
+          <w:tcPr>
+            <w:tcW w:w="2240" w:type="dxa"/>
+            <w:tcBorders>
+              <w:top w:val="nil"/>
+              <w:left w:val="nil"/>
+              <w:bottom w:val="nil"/>
+              <w:right w:val="nil"/>
+            </w:tcBorders>
+          </w:tcPr>
+          <w:p>
+            <w:pPr>
+              <w:autoSpaceDE w:val="0"/>
+              <w:autoSpaceDN w:val="0"/>
+              <w:adjustRightInd w:val="0"/>
+              <w:spacing w:after="0" w:line="240" w:lineRule="auto"/>
+              <w:jc w:val="center"/>
+              <w:rPr>
+                <w:rFonts w:ascii="Calibri" w:hAnsi="Calibri" w:cs="Calibri"/>
+                <w:color w:val="000000"/>
+                <w:kern w:val="0"/>
+                <w:sz w:val="22"/>
+                <w:szCs w:val="22"/>
+              </w:rPr>
+            </w:pPr>
+            <w:r>
+              <w:rPr>
+                <w:rFonts w:ascii="Calibri" w:hAnsi="Calibri" w:cs="Calibri"/>
+                <w:color w:val="000000"/>
+                <w:kern w:val="0"/>
+                <w:sz w:val="22"/>
+                <w:szCs w:val="22"/>
+              </w:rPr>
+              <w:t>0.00049986006907</w:t>
+            </w:r>
+          </w:p>
+        </w:tc>
+        <w:tc>
+          <w:tcPr>
+            <w:tcW w:w="871" w:type="dxa"/>
+            <w:tcBorders>
+              <w:top w:val="nil"/>
+              <w:left w:val="nil"/>
+              <w:bottom w:val="nil"/>
+              <w:right w:val="nil"/>
+            </w:tcBorders>
+          </w:tcPr>
+          <w:p>
+            <w:pPr>
+              <w:autoSpaceDE w:val="0"/>
+              <w:autoSpaceDN w:val="0"/>
+              <w:adjustRightInd w:val="0"/>
+              <w:spacing w:after="0" w:line="240" w:lineRule="auto"/>
+              <w:jc w:val="right"/>
+              <w:rPr>
+                <w:rFonts w:ascii="Calibri" w:hAnsi="Calibri" w:cs="Calibri"/>
+                <w:color w:val="000000"/>
+                <w:kern w:val="0"/>
+                <w:sz w:val="22"/>
+                <w:szCs w:val="22"/>
+              </w:rPr>
+            </w:pPr>
+          </w:p>
+        </w:tc>
+        <w:tc>
+          <w:tcPr>
+            <w:tcW w:w="2239" w:type="dxa"/>
+            <w:tcBorders>
+              <w:top w:val="nil"/>
+              <w:left w:val="nil"/>
+              <w:bottom w:val="nil"/>
+              <w:right w:val="nil"/>
+            </w:tcBorders>
+          </w:tcPr>
+          <w:p>
+            <w:pPr>
+              <w:autoSpaceDE w:val="0"/>
+              <w:autoSpaceDN w:val="0"/>
+              <w:adjustRightInd w:val="0"/>
+              <w:spacing w:after="0" w:line="240" w:lineRule="auto"/>
+              <w:jc w:val="right"/>
+              <w:rPr>
+                <w:rFonts w:ascii="Calibri" w:hAnsi="Calibri" w:cs="Calibri"/>
+                <w:color w:val="000000"/>
+                <w:kern w:val="0"/>
+                <w:sz w:val="22"/>
+                <w:szCs w:val="22"/>
+              </w:rPr>
+            </w:pPr>
+          </w:p>
+        </w:tc>
+        <w:tc>
+          <w:tcPr>
+            <w:tcW w:w="1337" w:type="dxa"/>
+            <w:tcBorders>
+              <w:top w:val="nil"/>
+              <w:left w:val="nil"/>
+              <w:bottom w:val="nil"/>
+              <w:right w:val="nil"/>
+            </w:tcBorders>
+          </w:tcPr>
+          <w:p>
+            <w:pPr>
+              <w:autoSpaceDE w:val="0"/>
+              <w:autoSpaceDN w:val="0"/>
+              <w:adjustRightInd w:val="0"/>
+              <w:spacing w:after="0" w:line="240" w:lineRule="auto"/>
+              <w:jc w:val="right"/>
+              <w:rPr>
+                <w:rFonts w:ascii="Calibri" w:hAnsi="Calibri" w:cs="Calibri"/>
+                <w:color w:val="000000"/>
+                <w:kern w:val="0"/>
+                <w:sz w:val="22"/>
+                <w:szCs w:val="22"/>
+              </w:rPr>
+            </w:pPr>
+          </w:p>
+        </w:tc>
+      </w:tr>
+      <w:tr>
+        <w:trPr>
+          <w:trHeight w:val="290"/>
+        </w:trPr>
+        <w:tc>
+          <w:tcPr>
+            <w:tcW w:w="1354" w:type="dxa"/>
+            <w:tcBorders>
+              <w:top w:val="nil"/>
+              <w:left w:val="nil"/>
+              <w:bottom w:val="nil"/>
+              <w:right w:val="nil"/>
+            </w:tcBorders>
+          </w:tcPr>
+          <w:p>
+            <w:pPr>
+              <w:autoSpaceDE w:val="0"/>
+              <w:autoSpaceDN w:val="0"/>
+              <w:adjustRightInd w:val="0"/>
+              <w:spacing w:after="0" w:line="240" w:lineRule="auto"/>
+              <w:jc w:val="right"/>
+              <w:rPr>
+                <w:rFonts w:ascii="Calibri" w:hAnsi="Calibri" w:cs="Calibri"/>
+                <w:color w:val="000000"/>
+                <w:kern w:val="0"/>
+                <w:sz w:val="22"/>
+                <w:szCs w:val="22"/>
+              </w:rPr>
+            </w:pPr>
+          </w:p>
+        </w:tc>
+        <w:tc>
+          <w:tcPr>
+            <w:tcW w:w="307" w:type="dxa"/>
+            <w:tcBorders>
+              <w:top w:val="nil"/>
+              <w:left w:val="nil"/>
+              <w:bottom w:val="nil"/>
+              <w:right w:val="nil"/>
+            </w:tcBorders>
+          </w:tcPr>
+          <w:p>
+            <w:pPr>
+              <w:autoSpaceDE w:val="0"/>
+              <w:autoSpaceDN w:val="0"/>
+              <w:adjustRightInd w:val="0"/>
+              <w:spacing w:after="0" w:line="240" w:lineRule="auto"/>
+              <w:jc w:val="right"/>
+              <w:rPr>
+                <w:rFonts w:ascii="Calibri" w:hAnsi="Calibri" w:cs="Calibri"/>
+                <w:color w:val="000000"/>
+                <w:kern w:val="0"/>
+                <w:sz w:val="22"/>
+                <w:szCs w:val="22"/>
+              </w:rPr>
+            </w:pPr>
+          </w:p>
+        </w:tc>
+        <w:tc>
+          <w:tcPr>
+            <w:tcW w:w="1305" w:type="dxa"/>
+            <w:tcBorders>
+              <w:top w:val="nil"/>
+              <w:left w:val="nil"/>
+              <w:bottom w:val="nil"/>
+              <w:right w:val="nil"/>
+            </w:tcBorders>
+          </w:tcPr>
+          <w:p>
+            <w:pPr>
+              <w:autoSpaceDE w:val="0"/>
+              <w:autoSpaceDN w:val="0"/>
+              <w:adjustRightInd w:val="0"/>
+              <w:spacing w:after="0" w:line="240" w:lineRule="auto"/>
+              <w:jc w:val="center"/>
+              <w:rPr>
+                <w:rFonts w:ascii="Calibri" w:hAnsi="Calibri" w:cs="Calibri"/>
+                <w:color w:val="000000"/>
+                <w:kern w:val="0"/>
+                <w:sz w:val="22"/>
+                <w:szCs w:val="22"/>
+              </w:rPr>
+            </w:pPr>
+            <w:r>
+              <w:rPr>
+                <w:rFonts w:ascii="Calibri" w:hAnsi="Calibri" w:cs="Calibri"/>
+                <w:color w:val="000000"/>
+                <w:kern w:val="0"/>
+                <w:sz w:val="22"/>
+                <w:szCs w:val="22"/>
+              </w:rPr>
+              <w:t>2023-11-08</w:t>
+            </w:r>
+          </w:p>
+        </w:tc>
+        <w:tc>
+          <w:tcPr>
+            <w:tcW w:w="2240" w:type="dxa"/>
+            <w:tcBorders>
+              <w:top w:val="nil"/>
+              <w:left w:val="nil"/>
+              <w:bottom w:val="nil"/>
+              <w:right w:val="nil"/>
+            </w:tcBorders>
+          </w:tcPr>
+          <w:p>
+            <w:pPr>
+              <w:autoSpaceDE w:val="0"/>
+              <w:autoSpaceDN w:val="0"/>
+              <w:adjustRightInd w:val="0"/>
+              <w:spacing w:after="0" w:line="240" w:lineRule="auto"/>
+              <w:jc w:val="center"/>
+              <w:rPr>
+                <w:rFonts w:ascii="Calibri" w:hAnsi="Calibri" w:cs="Calibri"/>
+                <w:color w:val="000000"/>
+                <w:kern w:val="0"/>
+                <w:sz w:val="22"/>
+                <w:szCs w:val="22"/>
+              </w:rPr>
+            </w:pPr>
+            <w:r>
+              <w:rPr>
+                <w:rFonts w:ascii="Calibri" w:hAnsi="Calibri" w:cs="Calibri"/>
+                <w:color w:val="000000"/>
+                <w:kern w:val="0"/>
+                <w:sz w:val="22"/>
+                <w:szCs w:val="22"/>
+              </w:rPr>
+              <w:t>0.00049986006907</w:t>
+            </w:r>
+          </w:p>
+        </w:tc>
+        <w:tc>
+          <w:tcPr>
+            <w:tcW w:w="871" w:type="dxa"/>
+            <w:tcBorders>
+              <w:top w:val="nil"/>
+              <w:left w:val="nil"/>
+              <w:bottom w:val="nil"/>
+              <w:right w:val="nil"/>
+            </w:tcBorders>
+          </w:tcPr>
+          <w:p>
+            <w:pPr>
+              <w:autoSpaceDE w:val="0"/>
+              <w:autoSpaceDN w:val="0"/>
+              <w:adjustRightInd w:val="0"/>
+              <w:spacing w:after="0" w:line="240" w:lineRule="auto"/>
+              <w:jc w:val="right"/>
+              <w:rPr>
+                <w:rFonts w:ascii="Calibri" w:hAnsi="Calibri" w:cs="Calibri"/>
+                <w:color w:val="000000"/>
+                <w:kern w:val="0"/>
+                <w:sz w:val="22"/>
+                <w:szCs w:val="22"/>
+              </w:rPr>
+            </w:pPr>
+          </w:p>
+        </w:tc>
+        <w:tc>
+          <w:tcPr>
+            <w:tcW w:w="2239" w:type="dxa"/>
+            <w:tcBorders>
+              <w:top w:val="nil"/>
+              <w:left w:val="nil"/>
+              <w:bottom w:val="nil"/>
+              <w:right w:val="nil"/>
+            </w:tcBorders>
+          </w:tcPr>
+          <w:p>
+            <w:pPr>
+              <w:autoSpaceDE w:val="0"/>
+              <w:autoSpaceDN w:val="0"/>
+              <w:adjustRightInd w:val="0"/>
+              <w:spacing w:after="0" w:line="240" w:lineRule="auto"/>
+              <w:jc w:val="right"/>
+              <w:rPr>
+                <w:rFonts w:ascii="Calibri" w:hAnsi="Calibri" w:cs="Calibri"/>
+                <w:color w:val="000000"/>
+                <w:kern w:val="0"/>
+                <w:sz w:val="22"/>
+                <w:szCs w:val="22"/>
+              </w:rPr>
+            </w:pPr>
+          </w:p>
+        </w:tc>
+        <w:tc>
+          <w:tcPr>
+            <w:tcW w:w="1337" w:type="dxa"/>
+            <w:tcBorders>
+              <w:top w:val="nil"/>
+              <w:left w:val="nil"/>
+              <w:bottom w:val="nil"/>
+              <w:right w:val="nil"/>
+            </w:tcBorders>
+          </w:tcPr>
+          <w:p>
+            <w:pPr>
+              <w:autoSpaceDE w:val="0"/>
+              <w:autoSpaceDN w:val="0"/>
+              <w:adjustRightInd w:val="0"/>
+              <w:spacing w:after="0" w:line="240" w:lineRule="auto"/>
+              <w:jc w:val="right"/>
+              <w:rPr>
+                <w:rFonts w:ascii="Calibri" w:hAnsi="Calibri" w:cs="Calibri"/>
+                <w:color w:val="000000"/>
+                <w:kern w:val="0"/>
+                <w:sz w:val="22"/>
+                <w:szCs w:val="22"/>
+              </w:rPr>
+            </w:pPr>
+          </w:p>
+        </w:tc>
+      </w:tr>
+      <w:tr>
+        <w:trPr>
+          <w:trHeight w:val="290"/>
+        </w:trPr>
+        <w:tc>
+          <w:tcPr>
+            <w:tcW w:w="1354" w:type="dxa"/>
+            <w:tcBorders>
+              <w:top w:val="nil"/>
+              <w:left w:val="nil"/>
+              <w:bottom w:val="nil"/>
+              <w:right w:val="nil"/>
+            </w:tcBorders>
+          </w:tcPr>
+          <w:p>
+            <w:pPr>
+              <w:autoSpaceDE w:val="0"/>
+              <w:autoSpaceDN w:val="0"/>
+              <w:adjustRightInd w:val="0"/>
+              <w:spacing w:after="0" w:line="240" w:lineRule="auto"/>
+              <w:jc w:val="right"/>
+              <w:rPr>
+                <w:rFonts w:ascii="Calibri" w:hAnsi="Calibri" w:cs="Calibri"/>
+                <w:color w:val="000000"/>
+                <w:kern w:val="0"/>
+                <w:sz w:val="22"/>
+                <w:szCs w:val="22"/>
+              </w:rPr>
+            </w:pPr>
+          </w:p>
+        </w:tc>
+        <w:tc>
+          <w:tcPr>
+            <w:tcW w:w="307" w:type="dxa"/>
+            <w:tcBorders>
+              <w:top w:val="nil"/>
+              <w:left w:val="nil"/>
+              <w:bottom w:val="nil"/>
+              <w:right w:val="nil"/>
+            </w:tcBorders>
+          </w:tcPr>
+          <w:p>
+            <w:pPr>
+              <w:autoSpaceDE w:val="0"/>
+              <w:autoSpaceDN w:val="0"/>
+              <w:adjustRightInd w:val="0"/>
+              <w:spacing w:after="0" w:line="240" w:lineRule="auto"/>
+              <w:jc w:val="right"/>
+              <w:rPr>
+                <w:rFonts w:ascii="Calibri" w:hAnsi="Calibri" w:cs="Calibri"/>
+                <w:color w:val="000000"/>
+                <w:kern w:val="0"/>
+                <w:sz w:val="22"/>
+                <w:szCs w:val="22"/>
+              </w:rPr>
+            </w:pPr>
+          </w:p>
+        </w:tc>
+        <w:tc>
+          <w:tcPr>
+            <w:tcW w:w="1305" w:type="dxa"/>
+            <w:tcBorders>
+              <w:top w:val="nil"/>
+              <w:left w:val="nil"/>
+              <w:bottom w:val="nil"/>
+              <w:right w:val="nil"/>
+            </w:tcBorders>
+          </w:tcPr>
+          <w:p>
+            <w:pPr>
+              <w:autoSpaceDE w:val="0"/>
+              <w:autoSpaceDN w:val="0"/>
+              <w:adjustRightInd w:val="0"/>
+              <w:spacing w:after="0" w:line="240" w:lineRule="auto"/>
+              <w:jc w:val="center"/>
+              <w:rPr>
+                <w:rFonts w:ascii="Calibri" w:hAnsi="Calibri" w:cs="Calibri"/>
+                <w:color w:val="000000"/>
+                <w:kern w:val="0"/>
+                <w:sz w:val="22"/>
+                <w:szCs w:val="22"/>
+              </w:rPr>
+            </w:pPr>
+            <w:r>
+              <w:rPr>
+                <w:rFonts w:ascii="Calibri" w:hAnsi="Calibri" w:cs="Calibri"/>
+                <w:color w:val="000000"/>
+                <w:kern w:val="0"/>
+                <w:sz w:val="22"/>
+                <w:szCs w:val="22"/>
+              </w:rPr>
+              <w:t>2023-11-09</w:t>
+            </w:r>
+          </w:p>
+        </w:tc>
+        <w:tc>
+          <w:tcPr>
+            <w:tcW w:w="2240" w:type="dxa"/>
+            <w:tcBorders>
+              <w:top w:val="nil"/>
+              <w:left w:val="nil"/>
+              <w:bottom w:val="nil"/>
+              <w:right w:val="nil"/>
+            </w:tcBorders>
+          </w:tcPr>
+          <w:p>
+            <w:pPr>
+              <w:autoSpaceDE w:val="0"/>
+              <w:autoSpaceDN w:val="0"/>
+              <w:adjustRightInd w:val="0"/>
+              <w:spacing w:after="0" w:line="240" w:lineRule="auto"/>
+              <w:jc w:val="center"/>
+              <w:rPr>
+                <w:rFonts w:ascii="Calibri" w:hAnsi="Calibri" w:cs="Calibri"/>
+                <w:color w:val="000000"/>
+                <w:kern w:val="0"/>
+                <w:sz w:val="22"/>
+                <w:szCs w:val="22"/>
+              </w:rPr>
+            </w:pPr>
+            <w:r>
+              <w:rPr>
+                <w:rFonts w:ascii="Calibri" w:hAnsi="Calibri" w:cs="Calibri"/>
+                <w:color w:val="000000"/>
+                <w:kern w:val="0"/>
+                <w:sz w:val="22"/>
+                <w:szCs w:val="22"/>
+              </w:rPr>
+              <w:t>0.00049986006907</w:t>
+            </w:r>
+          </w:p>
+        </w:tc>
+        <w:tc>
+          <w:tcPr>
+            <w:tcW w:w="871" w:type="dxa"/>
+            <w:tcBorders>
+              <w:top w:val="nil"/>
+              <w:left w:val="nil"/>
+              <w:bottom w:val="nil"/>
+              <w:right w:val="nil"/>
+            </w:tcBorders>
+          </w:tcPr>
+          <w:p>
+            <w:pPr>
+              <w:autoSpaceDE w:val="0"/>
+              <w:autoSpaceDN w:val="0"/>
+              <w:adjustRightInd w:val="0"/>
+              <w:spacing w:after="0" w:line="240" w:lineRule="auto"/>
+              <w:jc w:val="right"/>
+              <w:rPr>
+                <w:rFonts w:ascii="Calibri" w:hAnsi="Calibri" w:cs="Calibri"/>
+                <w:color w:val="000000"/>
+                <w:kern w:val="0"/>
+                <w:sz w:val="22"/>
+                <w:szCs w:val="22"/>
+              </w:rPr>
+            </w:pPr>
+          </w:p>
+        </w:tc>
+        <w:tc>
+          <w:tcPr>
+            <w:tcW w:w="2239" w:type="dxa"/>
+            <w:tcBorders>
+              <w:top w:val="nil"/>
+              <w:left w:val="nil"/>
+              <w:bottom w:val="nil"/>
+              <w:right w:val="nil"/>
+            </w:tcBorders>
+          </w:tcPr>
+          <w:p>
+            <w:pPr>
+              <w:autoSpaceDE w:val="0"/>
+              <w:autoSpaceDN w:val="0"/>
+              <w:adjustRightInd w:val="0"/>
+              <w:spacing w:after="0" w:line="240" w:lineRule="auto"/>
+              <w:jc w:val="right"/>
+              <w:rPr>
+                <w:rFonts w:ascii="Calibri" w:hAnsi="Calibri" w:cs="Calibri"/>
+                <w:color w:val="000000"/>
+                <w:kern w:val="0"/>
+                <w:sz w:val="22"/>
+                <w:szCs w:val="22"/>
+              </w:rPr>
+            </w:pPr>
+          </w:p>
+        </w:tc>
+        <w:tc>
+          <w:tcPr>
+            <w:tcW w:w="1337" w:type="dxa"/>
+            <w:tcBorders>
+              <w:top w:val="nil"/>
+              <w:left w:val="nil"/>
+              <w:bottom w:val="nil"/>
+              <w:right w:val="nil"/>
+            </w:tcBorders>
+          </w:tcPr>
+          <w:p>
+            <w:pPr>
+              <w:autoSpaceDE w:val="0"/>
+              <w:autoSpaceDN w:val="0"/>
+              <w:adjustRightInd w:val="0"/>
+              <w:spacing w:after="0" w:line="240" w:lineRule="auto"/>
+              <w:jc w:val="right"/>
+              <w:rPr>
+                <w:rFonts w:ascii="Calibri" w:hAnsi="Calibri" w:cs="Calibri"/>
+                <w:color w:val="000000"/>
+                <w:kern w:val="0"/>
+                <w:sz w:val="22"/>
+                <w:szCs w:val="22"/>
+              </w:rPr>
+            </w:pPr>
+          </w:p>
+        </w:tc>
+      </w:tr>
+      <w:tr>
+        <w:trPr>
+          <w:trHeight w:val="290"/>
+        </w:trPr>
+        <w:tc>
+          <w:tcPr>
+            <w:tcW w:w="1354" w:type="dxa"/>
+            <w:tcBorders>
+              <w:top w:val="nil"/>
+              <w:left w:val="nil"/>
+              <w:bottom w:val="nil"/>
+              <w:right w:val="nil"/>
+            </w:tcBorders>
+          </w:tcPr>
+          <w:p>
+            <w:pPr>
+              <w:autoSpaceDE w:val="0"/>
+              <w:autoSpaceDN w:val="0"/>
+              <w:adjustRightInd w:val="0"/>
+              <w:spacing w:after="0" w:line="240" w:lineRule="auto"/>
+              <w:jc w:val="right"/>
+              <w:rPr>
+                <w:rFonts w:ascii="Calibri" w:hAnsi="Calibri" w:cs="Calibri"/>
+                <w:color w:val="000000"/>
+                <w:kern w:val="0"/>
+                <w:sz w:val="22"/>
+                <w:szCs w:val="22"/>
+              </w:rPr>
+            </w:pPr>
+          </w:p>
+        </w:tc>
+        <w:tc>
+          <w:tcPr>
+            <w:tcW w:w="307" w:type="dxa"/>
+            <w:tcBorders>
+              <w:top w:val="nil"/>
+              <w:left w:val="nil"/>
+              <w:bottom w:val="nil"/>
+              <w:right w:val="nil"/>
+            </w:tcBorders>
+          </w:tcPr>
+          <w:p>
+            <w:pPr>
+              <w:autoSpaceDE w:val="0"/>
+              <w:autoSpaceDN w:val="0"/>
+              <w:adjustRightInd w:val="0"/>
+              <w:spacing w:after="0" w:line="240" w:lineRule="auto"/>
+              <w:jc w:val="right"/>
+              <w:rPr>
+                <w:rFonts w:ascii="Calibri" w:hAnsi="Calibri" w:cs="Calibri"/>
+                <w:color w:val="000000"/>
+                <w:kern w:val="0"/>
+                <w:sz w:val="22"/>
+                <w:szCs w:val="22"/>
+              </w:rPr>
+            </w:pPr>
+          </w:p>
+        </w:tc>
+        <w:tc>
+          <w:tcPr>
+            <w:tcW w:w="1305" w:type="dxa"/>
+            <w:tcBorders>
+              <w:top w:val="nil"/>
+              <w:left w:val="nil"/>
+              <w:bottom w:val="nil"/>
+              <w:right w:val="nil"/>
+            </w:tcBorders>
+          </w:tcPr>
+          <w:p>
+            <w:pPr>
+              <w:autoSpaceDE w:val="0"/>
+              <w:autoSpaceDN w:val="0"/>
+              <w:adjustRightInd w:val="0"/>
+              <w:spacing w:after="0" w:line="240" w:lineRule="auto"/>
+              <w:jc w:val="center"/>
+              <w:rPr>
+                <w:rFonts w:ascii="Calibri" w:hAnsi="Calibri" w:cs="Calibri"/>
+                <w:color w:val="000000"/>
+                <w:kern w:val="0"/>
+                <w:sz w:val="22"/>
+                <w:szCs w:val="22"/>
+              </w:rPr>
+            </w:pPr>
+            <w:r>
+              <w:rPr>
+                <w:rFonts w:ascii="Calibri" w:hAnsi="Calibri" w:cs="Calibri"/>
+                <w:color w:val="000000"/>
+                <w:kern w:val="0"/>
+                <w:sz w:val="22"/>
+                <w:szCs w:val="22"/>
+              </w:rPr>
+              <w:t>2023-11-10</w:t>
+            </w:r>
+          </w:p>
+        </w:tc>
+        <w:tc>
+          <w:tcPr>
+            <w:tcW w:w="2240" w:type="dxa"/>
+            <w:tcBorders>
+              <w:top w:val="nil"/>
+              <w:left w:val="nil"/>
+              <w:bottom w:val="nil"/>
+              <w:right w:val="nil"/>
+            </w:tcBorders>
+          </w:tcPr>
+          <w:p>
+            <w:pPr>
+              <w:autoSpaceDE w:val="0"/>
+              <w:autoSpaceDN w:val="0"/>
+              <w:adjustRightInd w:val="0"/>
+              <w:spacing w:after="0" w:line="240" w:lineRule="auto"/>
+              <w:jc w:val="center"/>
+              <w:rPr>
+                <w:rFonts w:ascii="Calibri" w:hAnsi="Calibri" w:cs="Calibri"/>
+                <w:color w:val="000000"/>
+                <w:kern w:val="0"/>
+                <w:sz w:val="22"/>
+                <w:szCs w:val="22"/>
+              </w:rPr>
+            </w:pPr>
+            <w:r>
+              <w:rPr>
+                <w:rFonts w:ascii="Calibri" w:hAnsi="Calibri" w:cs="Calibri"/>
+                <w:color w:val="000000"/>
+                <w:kern w:val="0"/>
+                <w:sz w:val="22"/>
+                <w:szCs w:val="22"/>
+              </w:rPr>
+              <w:t>0.00049986006907</w:t>
+            </w:r>
+          </w:p>
+        </w:tc>
+        <w:tc>
+          <w:tcPr>
+            <w:tcW w:w="871" w:type="dxa"/>
+            <w:tcBorders>
+              <w:top w:val="nil"/>
+              <w:left w:val="nil"/>
+              <w:bottom w:val="nil"/>
+              <w:right w:val="nil"/>
+            </w:tcBorders>
+          </w:tcPr>
+          <w:p>
+            <w:pPr>
+              <w:autoSpaceDE w:val="0"/>
+              <w:autoSpaceDN w:val="0"/>
+              <w:adjustRightInd w:val="0"/>
+              <w:spacing w:after="0" w:line="240" w:lineRule="auto"/>
+              <w:jc w:val="right"/>
+              <w:rPr>
+                <w:rFonts w:ascii="Calibri" w:hAnsi="Calibri" w:cs="Calibri"/>
+                <w:color w:val="000000"/>
+                <w:kern w:val="0"/>
+                <w:sz w:val="22"/>
+                <w:szCs w:val="22"/>
+              </w:rPr>
+            </w:pPr>
+          </w:p>
+        </w:tc>
+        <w:tc>
+          <w:tcPr>
+            <w:tcW w:w="2239" w:type="dxa"/>
+            <w:tcBorders>
+              <w:top w:val="nil"/>
+              <w:left w:val="nil"/>
+              <w:bottom w:val="nil"/>
+              <w:right w:val="nil"/>
+            </w:tcBorders>
+          </w:tcPr>
+          <w:p>
+            <w:pPr>
+              <w:autoSpaceDE w:val="0"/>
+              <w:autoSpaceDN w:val="0"/>
+              <w:adjustRightInd w:val="0"/>
+              <w:spacing w:after="0" w:line="240" w:lineRule="auto"/>
+              <w:jc w:val="right"/>
+              <w:rPr>
+                <w:rFonts w:ascii="Calibri" w:hAnsi="Calibri" w:cs="Calibri"/>
+                <w:color w:val="000000"/>
+                <w:kern w:val="0"/>
+                <w:sz w:val="22"/>
+                <w:szCs w:val="22"/>
+              </w:rPr>
+            </w:pPr>
+          </w:p>
+        </w:tc>
+        <w:tc>
+          <w:tcPr>
+            <w:tcW w:w="1337" w:type="dxa"/>
+            <w:tcBorders>
+              <w:top w:val="nil"/>
+              <w:left w:val="nil"/>
+              <w:bottom w:val="nil"/>
+              <w:right w:val="nil"/>
+            </w:tcBorders>
+          </w:tcPr>
+          <w:p>
+            <w:pPr>
+              <w:autoSpaceDE w:val="0"/>
+              <w:autoSpaceDN w:val="0"/>
+              <w:adjustRightInd w:val="0"/>
+              <w:spacing w:after="0" w:line="240" w:lineRule="auto"/>
+              <w:jc w:val="right"/>
+              <w:rPr>
+                <w:rFonts w:ascii="Calibri" w:hAnsi="Calibri" w:cs="Calibri"/>
+                <w:color w:val="000000"/>
+                <w:kern w:val="0"/>
+                <w:sz w:val="22"/>
+                <w:szCs w:val="22"/>
+              </w:rPr>
+            </w:pPr>
+          </w:p>
+        </w:tc>
+      </w:tr>
+      <w:tr>
+        <w:trPr>
+          <w:trHeight w:val="290"/>
+        </w:trPr>
+        <w:tc>
+          <w:tcPr>
+            <w:tcW w:w="1354" w:type="dxa"/>
+            <w:tcBorders>
+              <w:top w:val="nil"/>
+              <w:left w:val="nil"/>
+              <w:bottom w:val="nil"/>
+              <w:right w:val="nil"/>
+            </w:tcBorders>
+          </w:tcPr>
+          <w:p>
+            <w:pPr>
+              <w:autoSpaceDE w:val="0"/>
+              <w:autoSpaceDN w:val="0"/>
+              <w:adjustRightInd w:val="0"/>
+              <w:spacing w:after="0" w:line="240" w:lineRule="auto"/>
+              <w:jc w:val="right"/>
+              <w:rPr>
+                <w:rFonts w:ascii="Calibri" w:hAnsi="Calibri" w:cs="Calibri"/>
+                <w:color w:val="000000"/>
+                <w:kern w:val="0"/>
+                <w:sz w:val="22"/>
+                <w:szCs w:val="22"/>
+              </w:rPr>
+            </w:pPr>
+          </w:p>
+        </w:tc>
+        <w:tc>
+          <w:tcPr>
+            <w:tcW w:w="307" w:type="dxa"/>
+            <w:tcBorders>
+              <w:top w:val="nil"/>
+              <w:left w:val="nil"/>
+              <w:bottom w:val="nil"/>
+              <w:right w:val="nil"/>
+            </w:tcBorders>
+          </w:tcPr>
+          <w:p>
+            <w:pPr>
+              <w:autoSpaceDE w:val="0"/>
+              <w:autoSpaceDN w:val="0"/>
+              <w:adjustRightInd w:val="0"/>
+              <w:spacing w:after="0" w:line="240" w:lineRule="auto"/>
+              <w:jc w:val="right"/>
+              <w:rPr>
+                <w:rFonts w:ascii="Calibri" w:hAnsi="Calibri" w:cs="Calibri"/>
+                <w:color w:val="000000"/>
+                <w:kern w:val="0"/>
+                <w:sz w:val="22"/>
+                <w:szCs w:val="22"/>
+              </w:rPr>
+            </w:pPr>
+          </w:p>
+        </w:tc>
+        <w:tc>
+          <w:tcPr>
+            <w:tcW w:w="1305" w:type="dxa"/>
+            <w:tcBorders>
+              <w:top w:val="nil"/>
+              <w:left w:val="nil"/>
+              <w:bottom w:val="nil"/>
+              <w:right w:val="nil"/>
+            </w:tcBorders>
+          </w:tcPr>
+          <w:p>
+            <w:pPr>
+              <w:autoSpaceDE w:val="0"/>
+              <w:autoSpaceDN w:val="0"/>
+              <w:adjustRightInd w:val="0"/>
+              <w:spacing w:after="0" w:line="240" w:lineRule="auto"/>
+              <w:jc w:val="center"/>
+              <w:rPr>
+                <w:rFonts w:ascii="Calibri" w:hAnsi="Calibri" w:cs="Calibri"/>
+                <w:color w:val="000000"/>
+                <w:kern w:val="0"/>
+                <w:sz w:val="22"/>
+                <w:szCs w:val="22"/>
+              </w:rPr>
+            </w:pPr>
+            <w:r>
+              <w:rPr>
+                <w:rFonts w:ascii="Calibri" w:hAnsi="Calibri" w:cs="Calibri"/>
+                <w:color w:val="000000"/>
+                <w:kern w:val="0"/>
+                <w:sz w:val="22"/>
+                <w:szCs w:val="22"/>
+              </w:rPr>
+              <w:t>2023-11-11</w:t>
+            </w:r>
+          </w:p>
+        </w:tc>
+        <w:tc>
+          <w:tcPr>
+            <w:tcW w:w="2240" w:type="dxa"/>
+            <w:tcBorders>
+              <w:top w:val="nil"/>
+              <w:left w:val="nil"/>
+              <w:bottom w:val="nil"/>
+              <w:right w:val="nil"/>
+            </w:tcBorders>
+          </w:tcPr>
+          <w:p>
+            <w:pPr>
+              <w:autoSpaceDE w:val="0"/>
+              <w:autoSpaceDN w:val="0"/>
+              <w:adjustRightInd w:val="0"/>
+              <w:spacing w:after="0" w:line="240" w:lineRule="auto"/>
+              <w:jc w:val="center"/>
+              <w:rPr>
+                <w:rFonts w:ascii="Calibri" w:hAnsi="Calibri" w:cs="Calibri"/>
+                <w:color w:val="000000"/>
+                <w:kern w:val="0"/>
+                <w:sz w:val="22"/>
+                <w:szCs w:val="22"/>
+              </w:rPr>
+            </w:pPr>
+            <w:r>
+              <w:rPr>
+                <w:rFonts w:ascii="Calibri" w:hAnsi="Calibri" w:cs="Calibri"/>
+                <w:color w:val="000000"/>
+                <w:kern w:val="0"/>
+                <w:sz w:val="22"/>
+                <w:szCs w:val="22"/>
+              </w:rPr>
+              <w:t>0.00049986006907</w:t>
+            </w:r>
+          </w:p>
+        </w:tc>
+        <w:tc>
+          <w:tcPr>
+            <w:tcW w:w="871" w:type="dxa"/>
+            <w:tcBorders>
+              <w:top w:val="nil"/>
+              <w:left w:val="nil"/>
+              <w:bottom w:val="nil"/>
+              <w:right w:val="nil"/>
+            </w:tcBorders>
+          </w:tcPr>
+          <w:p>
+            <w:pPr>
+              <w:autoSpaceDE w:val="0"/>
+              <w:autoSpaceDN w:val="0"/>
+              <w:adjustRightInd w:val="0"/>
+              <w:spacing w:after="0" w:line="240" w:lineRule="auto"/>
+              <w:jc w:val="right"/>
+              <w:rPr>
+                <w:rFonts w:ascii="Calibri" w:hAnsi="Calibri" w:cs="Calibri"/>
+                <w:color w:val="000000"/>
+                <w:kern w:val="0"/>
+                <w:sz w:val="22"/>
+                <w:szCs w:val="22"/>
+              </w:rPr>
+            </w:pPr>
+          </w:p>
+        </w:tc>
+        <w:tc>
+          <w:tcPr>
+            <w:tcW w:w="2239" w:type="dxa"/>
+            <w:tcBorders>
+              <w:top w:val="nil"/>
+              <w:left w:val="nil"/>
+              <w:bottom w:val="nil"/>
+              <w:right w:val="nil"/>
+            </w:tcBorders>
+          </w:tcPr>
+          <w:p>
+            <w:pPr>
+              <w:autoSpaceDE w:val="0"/>
+              <w:autoSpaceDN w:val="0"/>
+              <w:adjustRightInd w:val="0"/>
+              <w:spacing w:after="0" w:line="240" w:lineRule="auto"/>
+              <w:jc w:val="right"/>
+              <w:rPr>
+                <w:rFonts w:ascii="Calibri" w:hAnsi="Calibri" w:cs="Calibri"/>
+                <w:color w:val="000000"/>
+                <w:kern w:val="0"/>
+                <w:sz w:val="22"/>
+                <w:szCs w:val="22"/>
+              </w:rPr>
+            </w:pPr>
+          </w:p>
+        </w:tc>
+        <w:tc>
+          <w:tcPr>
+            <w:tcW w:w="1337" w:type="dxa"/>
+            <w:tcBorders>
+              <w:top w:val="nil"/>
+              <w:left w:val="nil"/>
+              <w:bottom w:val="nil"/>
+              <w:right w:val="nil"/>
+            </w:tcBorders>
+          </w:tcPr>
+          <w:p>
+            <w:pPr>
+              <w:autoSpaceDE w:val="0"/>
+              <w:autoSpaceDN w:val="0"/>
+              <w:adjustRightInd w:val="0"/>
+              <w:spacing w:after="0" w:line="240" w:lineRule="auto"/>
+              <w:jc w:val="right"/>
+              <w:rPr>
+                <w:rFonts w:ascii="Calibri" w:hAnsi="Calibri" w:cs="Calibri"/>
+                <w:color w:val="000000"/>
+                <w:kern w:val="0"/>
+                <w:sz w:val="22"/>
+                <w:szCs w:val="22"/>
+              </w:rPr>
+            </w:pPr>
+          </w:p>
+        </w:tc>
+      </w:tr>
+      <w:tr>
+        <w:trPr>
+          <w:trHeight w:val="290"/>
+        </w:trPr>
+        <w:tc>
+          <w:tcPr>
+            <w:tcW w:w="1354" w:type="dxa"/>
+            <w:tcBorders>
+              <w:top w:val="nil"/>
+              <w:left w:val="nil"/>
+              <w:bottom w:val="nil"/>
+              <w:right w:val="nil"/>
+            </w:tcBorders>
+          </w:tcPr>
+          <w:p>
+            <w:pPr>
+              <w:autoSpaceDE w:val="0"/>
+              <w:autoSpaceDN w:val="0"/>
+              <w:adjustRightInd w:val="0"/>
+              <w:spacing w:after="0" w:line="240" w:lineRule="auto"/>
+              <w:jc w:val="right"/>
+              <w:rPr>
+                <w:rFonts w:ascii="Calibri" w:hAnsi="Calibri" w:cs="Calibri"/>
+                <w:color w:val="000000"/>
+                <w:kern w:val="0"/>
+                <w:sz w:val="22"/>
+                <w:szCs w:val="22"/>
+              </w:rPr>
+            </w:pPr>
+          </w:p>
+        </w:tc>
+        <w:tc>
+          <w:tcPr>
+            <w:tcW w:w="307" w:type="dxa"/>
+            <w:tcBorders>
+              <w:top w:val="nil"/>
+              <w:left w:val="nil"/>
+              <w:bottom w:val="nil"/>
+              <w:right w:val="nil"/>
+            </w:tcBorders>
+          </w:tcPr>
+          <w:p>
+            <w:pPr>
+              <w:autoSpaceDE w:val="0"/>
+              <w:autoSpaceDN w:val="0"/>
+              <w:adjustRightInd w:val="0"/>
+              <w:spacing w:after="0" w:line="240" w:lineRule="auto"/>
+              <w:jc w:val="right"/>
+              <w:rPr>
+                <w:rFonts w:ascii="Calibri" w:hAnsi="Calibri" w:cs="Calibri"/>
+                <w:color w:val="000000"/>
+                <w:kern w:val="0"/>
+                <w:sz w:val="22"/>
+                <w:szCs w:val="22"/>
+              </w:rPr>
+            </w:pPr>
+          </w:p>
+        </w:tc>
+        <w:tc>
+          <w:tcPr>
+            <w:tcW w:w="1305" w:type="dxa"/>
+            <w:tcBorders>
+              <w:top w:val="nil"/>
+              <w:left w:val="nil"/>
+              <w:bottom w:val="nil"/>
+              <w:right w:val="nil"/>
+            </w:tcBorders>
+          </w:tcPr>
+          <w:p>
+            <w:pPr>
+              <w:autoSpaceDE w:val="0"/>
+              <w:autoSpaceDN w:val="0"/>
+              <w:adjustRightInd w:val="0"/>
+              <w:spacing w:after="0" w:line="240" w:lineRule="auto"/>
+              <w:jc w:val="center"/>
+              <w:rPr>
+                <w:rFonts w:ascii="Calibri" w:hAnsi="Calibri" w:cs="Calibri"/>
+                <w:color w:val="000000"/>
+                <w:kern w:val="0"/>
+                <w:sz w:val="22"/>
+                <w:szCs w:val="22"/>
+              </w:rPr>
+            </w:pPr>
+            <w:r>
+              <w:rPr>
+                <w:rFonts w:ascii="Calibri" w:hAnsi="Calibri" w:cs="Calibri"/>
+                <w:color w:val="000000"/>
+                <w:kern w:val="0"/>
+                <w:sz w:val="22"/>
+                <w:szCs w:val="22"/>
+              </w:rPr>
+              <w:t>2023-11-12</w:t>
+            </w:r>
+          </w:p>
+        </w:tc>
+        <w:tc>
+          <w:tcPr>
+            <w:tcW w:w="2240" w:type="dxa"/>
+            <w:tcBorders>
+              <w:top w:val="nil"/>
+              <w:left w:val="nil"/>
+              <w:bottom w:val="nil"/>
+              <w:right w:val="nil"/>
+            </w:tcBorders>
+          </w:tcPr>
+          <w:p>
+            <w:pPr>
+              <w:autoSpaceDE w:val="0"/>
+              <w:autoSpaceDN w:val="0"/>
+              <w:adjustRightInd w:val="0"/>
+              <w:spacing w:after="0" w:line="240" w:lineRule="auto"/>
+              <w:jc w:val="center"/>
+              <w:rPr>
+                <w:rFonts w:ascii="Calibri" w:hAnsi="Calibri" w:cs="Calibri"/>
+                <w:color w:val="000000"/>
+                <w:kern w:val="0"/>
+                <w:sz w:val="22"/>
+                <w:szCs w:val="22"/>
+              </w:rPr>
+            </w:pPr>
+            <w:r>
+              <w:rPr>
+                <w:rFonts w:ascii="Calibri" w:hAnsi="Calibri" w:cs="Calibri"/>
+                <w:color w:val="000000"/>
+                <w:kern w:val="0"/>
+                <w:sz w:val="22"/>
+                <w:szCs w:val="22"/>
+              </w:rPr>
+              <w:t>0.00049986006907</w:t>
+            </w:r>
+          </w:p>
+        </w:tc>
+        <w:tc>
+          <w:tcPr>
+            <w:tcW w:w="871" w:type="dxa"/>
+            <w:tcBorders>
+              <w:top w:val="nil"/>
+              <w:left w:val="nil"/>
+              <w:bottom w:val="nil"/>
+              <w:right w:val="nil"/>
+            </w:tcBorders>
+          </w:tcPr>
+          <w:p>
+            <w:pPr>
+              <w:autoSpaceDE w:val="0"/>
+              <w:autoSpaceDN w:val="0"/>
+              <w:adjustRightInd w:val="0"/>
+              <w:spacing w:after="0" w:line="240" w:lineRule="auto"/>
+              <w:jc w:val="right"/>
+              <w:rPr>
+                <w:rFonts w:ascii="Calibri" w:hAnsi="Calibri" w:cs="Calibri"/>
+                <w:color w:val="000000"/>
+                <w:kern w:val="0"/>
+                <w:sz w:val="22"/>
+                <w:szCs w:val="22"/>
+              </w:rPr>
+            </w:pPr>
+          </w:p>
+        </w:tc>
+        <w:tc>
+          <w:tcPr>
+            <w:tcW w:w="2239" w:type="dxa"/>
+            <w:tcBorders>
+              <w:top w:val="nil"/>
+              <w:left w:val="nil"/>
+              <w:bottom w:val="nil"/>
+              <w:right w:val="nil"/>
+            </w:tcBorders>
+          </w:tcPr>
+          <w:p>
+            <w:pPr>
+              <w:autoSpaceDE w:val="0"/>
+              <w:autoSpaceDN w:val="0"/>
+              <w:adjustRightInd w:val="0"/>
+              <w:spacing w:after="0" w:line="240" w:lineRule="auto"/>
+              <w:jc w:val="right"/>
+              <w:rPr>
+                <w:rFonts w:ascii="Calibri" w:hAnsi="Calibri" w:cs="Calibri"/>
+                <w:color w:val="000000"/>
+                <w:kern w:val="0"/>
+                <w:sz w:val="22"/>
+                <w:szCs w:val="22"/>
+              </w:rPr>
+            </w:pPr>
+          </w:p>
+        </w:tc>
+        <w:tc>
+          <w:tcPr>
+            <w:tcW w:w="1337" w:type="dxa"/>
+            <w:tcBorders>
+              <w:top w:val="nil"/>
+              <w:left w:val="nil"/>
+              <w:bottom w:val="nil"/>
+              <w:right w:val="nil"/>
+            </w:tcBorders>
+          </w:tcPr>
+          <w:p>
+            <w:pPr>
+              <w:autoSpaceDE w:val="0"/>
+              <w:autoSpaceDN w:val="0"/>
+              <w:adjustRightInd w:val="0"/>
+              <w:spacing w:after="0" w:line="240" w:lineRule="auto"/>
+              <w:jc w:val="right"/>
+              <w:rPr>
+                <w:rFonts w:ascii="Calibri" w:hAnsi="Calibri" w:cs="Calibri"/>
+                <w:color w:val="000000"/>
+                <w:kern w:val="0"/>
+                <w:sz w:val="22"/>
+                <w:szCs w:val="22"/>
+              </w:rPr>
+            </w:pPr>
+          </w:p>
+        </w:tc>
+      </w:tr>
+      <w:tr>
+        <w:trPr>
+          <w:trHeight w:val="290"/>
+        </w:trPr>
+        <w:tc>
+          <w:tcPr>
+            <w:tcW w:w="1354" w:type="dxa"/>
+            <w:tcBorders>
+              <w:top w:val="nil"/>
+              <w:left w:val="nil"/>
+              <w:bottom w:val="nil"/>
+              <w:right w:val="nil"/>
+            </w:tcBorders>
+          </w:tcPr>
+          <w:p>
+            <w:pPr>
+              <w:autoSpaceDE w:val="0"/>
+              <w:autoSpaceDN w:val="0"/>
+              <w:adjustRightInd w:val="0"/>
+              <w:spacing w:after="0" w:line="240" w:lineRule="auto"/>
+              <w:jc w:val="right"/>
+              <w:rPr>
+                <w:rFonts w:ascii="Calibri" w:hAnsi="Calibri" w:cs="Calibri"/>
+                <w:color w:val="000000"/>
+                <w:kern w:val="0"/>
+                <w:sz w:val="22"/>
+                <w:szCs w:val="22"/>
+              </w:rPr>
+            </w:pPr>
+          </w:p>
+        </w:tc>
+        <w:tc>
+          <w:tcPr>
+            <w:tcW w:w="307" w:type="dxa"/>
+            <w:tcBorders>
+              <w:top w:val="nil"/>
+              <w:left w:val="nil"/>
+              <w:bottom w:val="nil"/>
+              <w:right w:val="nil"/>
+            </w:tcBorders>
+          </w:tcPr>
+          <w:p>
+            <w:pPr>
+              <w:autoSpaceDE w:val="0"/>
+              <w:autoSpaceDN w:val="0"/>
+              <w:adjustRightInd w:val="0"/>
+              <w:spacing w:after="0" w:line="240" w:lineRule="auto"/>
+              <w:jc w:val="right"/>
+              <w:rPr>
+                <w:rFonts w:ascii="Calibri" w:hAnsi="Calibri" w:cs="Calibri"/>
+                <w:color w:val="000000"/>
+                <w:kern w:val="0"/>
+                <w:sz w:val="22"/>
+                <w:szCs w:val="22"/>
+              </w:rPr>
+            </w:pPr>
+          </w:p>
+        </w:tc>
+        <w:tc>
+          <w:tcPr>
+            <w:tcW w:w="1305" w:type="dxa"/>
+            <w:tcBorders>
+              <w:top w:val="nil"/>
+              <w:left w:val="nil"/>
+              <w:bottom w:val="nil"/>
+              <w:right w:val="nil"/>
+            </w:tcBorders>
+          </w:tcPr>
+          <w:p>
+            <w:pPr>
+              <w:autoSpaceDE w:val="0"/>
+              <w:autoSpaceDN w:val="0"/>
+              <w:adjustRightInd w:val="0"/>
+              <w:spacing w:after="0" w:line="240" w:lineRule="auto"/>
+              <w:jc w:val="center"/>
+              <w:rPr>
+                <w:rFonts w:ascii="Calibri" w:hAnsi="Calibri" w:cs="Calibri"/>
+                <w:color w:val="000000"/>
+                <w:kern w:val="0"/>
+                <w:sz w:val="22"/>
+                <w:szCs w:val="22"/>
+              </w:rPr>
+            </w:pPr>
+            <w:r>
+              <w:rPr>
+                <w:rFonts w:ascii="Calibri" w:hAnsi="Calibri" w:cs="Calibri"/>
+                <w:color w:val="000000"/>
+                <w:kern w:val="0"/>
+                <w:sz w:val="22"/>
+                <w:szCs w:val="22"/>
+              </w:rPr>
+              <w:t>2023-11-13</w:t>
+            </w:r>
+          </w:p>
+        </w:tc>
+        <w:tc>
+          <w:tcPr>
+            <w:tcW w:w="2240" w:type="dxa"/>
+            <w:tcBorders>
+              <w:top w:val="nil"/>
+              <w:left w:val="nil"/>
+              <w:bottom w:val="nil"/>
+              <w:right w:val="nil"/>
+            </w:tcBorders>
+          </w:tcPr>
+          <w:p>
+            <w:pPr>
+              <w:autoSpaceDE w:val="0"/>
+              <w:autoSpaceDN w:val="0"/>
+              <w:adjustRightInd w:val="0"/>
+              <w:spacing w:after="0" w:line="240" w:lineRule="auto"/>
+              <w:jc w:val="center"/>
+              <w:rPr>
+                <w:rFonts w:ascii="Calibri" w:hAnsi="Calibri" w:cs="Calibri"/>
+                <w:color w:val="000000"/>
+                <w:kern w:val="0"/>
+                <w:sz w:val="22"/>
+                <w:szCs w:val="22"/>
+              </w:rPr>
+            </w:pPr>
+            <w:r>
+              <w:rPr>
+                <w:rFonts w:ascii="Calibri" w:hAnsi="Calibri" w:cs="Calibri"/>
+                <w:color w:val="000000"/>
+                <w:kern w:val="0"/>
+                <w:sz w:val="22"/>
+                <w:szCs w:val="22"/>
+              </w:rPr>
+              <w:t>0.00049986006907</w:t>
+            </w:r>
+          </w:p>
+        </w:tc>
+        <w:tc>
+          <w:tcPr>
+            <w:tcW w:w="871" w:type="dxa"/>
+            <w:tcBorders>
+              <w:top w:val="nil"/>
+              <w:left w:val="nil"/>
+              <w:bottom w:val="nil"/>
+              <w:right w:val="nil"/>
+            </w:tcBorders>
+          </w:tcPr>
+          <w:p>
+            <w:pPr>
+              <w:autoSpaceDE w:val="0"/>
+              <w:autoSpaceDN w:val="0"/>
+              <w:adjustRightInd w:val="0"/>
+              <w:spacing w:after="0" w:line="240" w:lineRule="auto"/>
+              <w:jc w:val="right"/>
+              <w:rPr>
+                <w:rFonts w:ascii="Calibri" w:hAnsi="Calibri" w:cs="Calibri"/>
+                <w:color w:val="000000"/>
+                <w:kern w:val="0"/>
+                <w:sz w:val="22"/>
+                <w:szCs w:val="22"/>
+              </w:rPr>
+            </w:pPr>
+          </w:p>
+        </w:tc>
+        <w:tc>
+          <w:tcPr>
+            <w:tcW w:w="2239" w:type="dxa"/>
+            <w:tcBorders>
+              <w:top w:val="nil"/>
+              <w:left w:val="nil"/>
+              <w:bottom w:val="nil"/>
+              <w:right w:val="nil"/>
+            </w:tcBorders>
+          </w:tcPr>
+          <w:p>
+            <w:pPr>
+              <w:autoSpaceDE w:val="0"/>
+              <w:autoSpaceDN w:val="0"/>
+              <w:adjustRightInd w:val="0"/>
+              <w:spacing w:after="0" w:line="240" w:lineRule="auto"/>
+              <w:jc w:val="right"/>
+              <w:rPr>
+                <w:rFonts w:ascii="Calibri" w:hAnsi="Calibri" w:cs="Calibri"/>
+                <w:color w:val="000000"/>
+                <w:kern w:val="0"/>
+                <w:sz w:val="22"/>
+                <w:szCs w:val="22"/>
+              </w:rPr>
+            </w:pPr>
+          </w:p>
+        </w:tc>
+        <w:tc>
+          <w:tcPr>
+            <w:tcW w:w="1337" w:type="dxa"/>
+            <w:tcBorders>
+              <w:top w:val="nil"/>
+              <w:left w:val="nil"/>
+              <w:bottom w:val="nil"/>
+              <w:right w:val="nil"/>
+            </w:tcBorders>
+          </w:tcPr>
+          <w:p>
+            <w:pPr>
+              <w:autoSpaceDE w:val="0"/>
+              <w:autoSpaceDN w:val="0"/>
+              <w:adjustRightInd w:val="0"/>
+              <w:spacing w:after="0" w:line="240" w:lineRule="auto"/>
+              <w:jc w:val="right"/>
+              <w:rPr>
+                <w:rFonts w:ascii="Calibri" w:hAnsi="Calibri" w:cs="Calibri"/>
+                <w:color w:val="000000"/>
+                <w:kern w:val="0"/>
+                <w:sz w:val="22"/>
+                <w:szCs w:val="22"/>
+              </w:rPr>
+            </w:pPr>
+          </w:p>
+        </w:tc>
+      </w:tr>
+      <w:tr>
+        <w:trPr>
+          <w:trHeight w:val="290"/>
+        </w:trPr>
+        <w:tc>
+          <w:tcPr>
+            <w:tcW w:w="1354" w:type="dxa"/>
+            <w:tcBorders>
+              <w:top w:val="nil"/>
+              <w:left w:val="nil"/>
+              <w:bottom w:val="nil"/>
+              <w:right w:val="nil"/>
+            </w:tcBorders>
+          </w:tcPr>
+          <w:p>
+            <w:pPr>
+              <w:autoSpaceDE w:val="0"/>
+              <w:autoSpaceDN w:val="0"/>
+              <w:adjustRightInd w:val="0"/>
+              <w:spacing w:after="0" w:line="240" w:lineRule="auto"/>
+              <w:jc w:val="right"/>
+              <w:rPr>
+                <w:rFonts w:ascii="Calibri" w:hAnsi="Calibri" w:cs="Calibri"/>
+                <w:color w:val="000000"/>
+                <w:kern w:val="0"/>
+                <w:sz w:val="22"/>
+                <w:szCs w:val="22"/>
+              </w:rPr>
+            </w:pPr>
+          </w:p>
+        </w:tc>
+        <w:tc>
+          <w:tcPr>
+            <w:tcW w:w="307" w:type="dxa"/>
+            <w:tcBorders>
+              <w:top w:val="nil"/>
+              <w:left w:val="nil"/>
+              <w:bottom w:val="nil"/>
+              <w:right w:val="nil"/>
+            </w:tcBorders>
+          </w:tcPr>
+          <w:p>
+            <w:pPr>
+              <w:autoSpaceDE w:val="0"/>
+              <w:autoSpaceDN w:val="0"/>
+              <w:adjustRightInd w:val="0"/>
+              <w:spacing w:after="0" w:line="240" w:lineRule="auto"/>
+              <w:jc w:val="right"/>
+              <w:rPr>
+                <w:rFonts w:ascii="Calibri" w:hAnsi="Calibri" w:cs="Calibri"/>
+                <w:color w:val="000000"/>
+                <w:kern w:val="0"/>
+                <w:sz w:val="22"/>
+                <w:szCs w:val="22"/>
+              </w:rPr>
+            </w:pPr>
+          </w:p>
+        </w:tc>
+        <w:tc>
+          <w:tcPr>
+            <w:tcW w:w="1305" w:type="dxa"/>
+            <w:tcBorders>
+              <w:top w:val="nil"/>
+              <w:left w:val="nil"/>
+              <w:bottom w:val="nil"/>
+              <w:right w:val="nil"/>
+            </w:tcBorders>
+          </w:tcPr>
+          <w:p>
+            <w:pPr>
+              <w:autoSpaceDE w:val="0"/>
+              <w:autoSpaceDN w:val="0"/>
+              <w:adjustRightInd w:val="0"/>
+              <w:spacing w:after="0" w:line="240" w:lineRule="auto"/>
+              <w:jc w:val="center"/>
+              <w:rPr>
+                <w:rFonts w:ascii="Calibri" w:hAnsi="Calibri" w:cs="Calibri"/>
+                <w:color w:val="000000"/>
+                <w:kern w:val="0"/>
+                <w:sz w:val="22"/>
+                <w:szCs w:val="22"/>
+              </w:rPr>
+            </w:pPr>
+            <w:r>
+              <w:rPr>
+                <w:rFonts w:ascii="Calibri" w:hAnsi="Calibri" w:cs="Calibri"/>
+                <w:color w:val="000000"/>
+                <w:kern w:val="0"/>
+                <w:sz w:val="22"/>
+                <w:szCs w:val="22"/>
+              </w:rPr>
+              <w:t>2023-11-14</w:t>
+            </w:r>
+          </w:p>
+        </w:tc>
+        <w:tc>
+          <w:tcPr>
+            <w:tcW w:w="2240" w:type="dxa"/>
+            <w:tcBorders>
+              <w:top w:val="nil"/>
+              <w:left w:val="nil"/>
+              <w:bottom w:val="nil"/>
+              <w:right w:val="nil"/>
+            </w:tcBorders>
+          </w:tcPr>
+          <w:p>
+            <w:pPr>
+              <w:autoSpaceDE w:val="0"/>
+              <w:autoSpaceDN w:val="0"/>
+              <w:adjustRightInd w:val="0"/>
+              <w:spacing w:after="0" w:line="240" w:lineRule="auto"/>
+              <w:jc w:val="center"/>
+              <w:rPr>
+                <w:rFonts w:ascii="Calibri" w:hAnsi="Calibri" w:cs="Calibri"/>
+                <w:color w:val="000000"/>
+                <w:kern w:val="0"/>
+                <w:sz w:val="22"/>
+                <w:szCs w:val="22"/>
+              </w:rPr>
+            </w:pPr>
+            <w:r>
+              <w:rPr>
+                <w:rFonts w:ascii="Calibri" w:hAnsi="Calibri" w:cs="Calibri"/>
+                <w:color w:val="000000"/>
+                <w:kern w:val="0"/>
+                <w:sz w:val="22"/>
+                <w:szCs w:val="22"/>
+              </w:rPr>
+              <w:t>0.00049986006907</w:t>
+            </w:r>
+          </w:p>
+        </w:tc>
+        <w:tc>
+          <w:tcPr>
+            <w:tcW w:w="871" w:type="dxa"/>
+            <w:tcBorders>
+              <w:top w:val="nil"/>
+              <w:left w:val="nil"/>
+              <w:bottom w:val="nil"/>
+              <w:right w:val="nil"/>
+            </w:tcBorders>
+          </w:tcPr>
+          <w:p>
+            <w:pPr>
+              <w:autoSpaceDE w:val="0"/>
+              <w:autoSpaceDN w:val="0"/>
+              <w:adjustRightInd w:val="0"/>
+              <w:spacing w:after="0" w:line="240" w:lineRule="auto"/>
+              <w:jc w:val="right"/>
+              <w:rPr>
+                <w:rFonts w:ascii="Calibri" w:hAnsi="Calibri" w:cs="Calibri"/>
+                <w:color w:val="000000"/>
+                <w:kern w:val="0"/>
+                <w:sz w:val="22"/>
+                <w:szCs w:val="22"/>
+              </w:rPr>
+            </w:pPr>
+          </w:p>
+        </w:tc>
+        <w:tc>
+          <w:tcPr>
+            <w:tcW w:w="2239" w:type="dxa"/>
+            <w:tcBorders>
+              <w:top w:val="nil"/>
+              <w:left w:val="nil"/>
+              <w:bottom w:val="nil"/>
+              <w:right w:val="nil"/>
+            </w:tcBorders>
+          </w:tcPr>
+          <w:p>
+            <w:pPr>
+              <w:autoSpaceDE w:val="0"/>
+              <w:autoSpaceDN w:val="0"/>
+              <w:adjustRightInd w:val="0"/>
+              <w:spacing w:after="0" w:line="240" w:lineRule="auto"/>
+              <w:jc w:val="right"/>
+              <w:rPr>
+                <w:rFonts w:ascii="Calibri" w:hAnsi="Calibri" w:cs="Calibri"/>
+                <w:color w:val="000000"/>
+                <w:kern w:val="0"/>
+                <w:sz w:val="22"/>
+                <w:szCs w:val="22"/>
+              </w:rPr>
+            </w:pPr>
+          </w:p>
+        </w:tc>
+        <w:tc>
+          <w:tcPr>
+            <w:tcW w:w="1337" w:type="dxa"/>
+            <w:tcBorders>
+              <w:top w:val="nil"/>
+              <w:left w:val="nil"/>
+              <w:bottom w:val="nil"/>
+              <w:right w:val="nil"/>
+            </w:tcBorders>
+          </w:tcPr>
+          <w:p>
+            <w:pPr>
+              <w:autoSpaceDE w:val="0"/>
+              <w:autoSpaceDN w:val="0"/>
+              <w:adjustRightInd w:val="0"/>
+              <w:spacing w:after="0" w:line="240" w:lineRule="auto"/>
+              <w:jc w:val="right"/>
+              <w:rPr>
+                <w:rFonts w:ascii="Calibri" w:hAnsi="Calibri" w:cs="Calibri"/>
+                <w:color w:val="000000"/>
+                <w:kern w:val="0"/>
+                <w:sz w:val="22"/>
+                <w:szCs w:val="22"/>
+              </w:rPr>
+            </w:pPr>
+          </w:p>
+        </w:tc>
+      </w:tr>
+      <w:tr>
+        <w:trPr>
+          <w:trHeight w:val="290"/>
+        </w:trPr>
+        <w:tc>
+          <w:tcPr>
+            <w:tcW w:w="1354" w:type="dxa"/>
+            <w:tcBorders>
+              <w:top w:val="nil"/>
+              <w:left w:val="nil"/>
+              <w:bottom w:val="nil"/>
+              <w:right w:val="nil"/>
+            </w:tcBorders>
+          </w:tcPr>
+          <w:p>
+            <w:pPr>
+              <w:autoSpaceDE w:val="0"/>
+              <w:autoSpaceDN w:val="0"/>
+              <w:adjustRightInd w:val="0"/>
+              <w:spacing w:after="0" w:line="240" w:lineRule="auto"/>
+              <w:jc w:val="right"/>
+              <w:rPr>
+                <w:rFonts w:ascii="Calibri" w:hAnsi="Calibri" w:cs="Calibri"/>
+                <w:color w:val="000000"/>
+                <w:kern w:val="0"/>
+                <w:sz w:val="22"/>
+                <w:szCs w:val="22"/>
+              </w:rPr>
+            </w:pPr>
+          </w:p>
+        </w:tc>
+        <w:tc>
+          <w:tcPr>
+            <w:tcW w:w="307" w:type="dxa"/>
+            <w:tcBorders>
+              <w:top w:val="nil"/>
+              <w:left w:val="nil"/>
+              <w:bottom w:val="nil"/>
+              <w:right w:val="nil"/>
+            </w:tcBorders>
+          </w:tcPr>
+          <w:p>
+            <w:pPr>
+              <w:autoSpaceDE w:val="0"/>
+              <w:autoSpaceDN w:val="0"/>
+              <w:adjustRightInd w:val="0"/>
+              <w:spacing w:after="0" w:line="240" w:lineRule="auto"/>
+              <w:jc w:val="right"/>
+              <w:rPr>
+                <w:rFonts w:ascii="Calibri" w:hAnsi="Calibri" w:cs="Calibri"/>
+                <w:color w:val="000000"/>
+                <w:kern w:val="0"/>
+                <w:sz w:val="22"/>
+                <w:szCs w:val="22"/>
+              </w:rPr>
+            </w:pPr>
+          </w:p>
+        </w:tc>
+        <w:tc>
+          <w:tcPr>
+            <w:tcW w:w="1305" w:type="dxa"/>
+            <w:tcBorders>
+              <w:top w:val="nil"/>
+              <w:left w:val="nil"/>
+              <w:bottom w:val="nil"/>
+              <w:right w:val="nil"/>
+            </w:tcBorders>
+          </w:tcPr>
+          <w:p>
+            <w:pPr>
+              <w:autoSpaceDE w:val="0"/>
+              <w:autoSpaceDN w:val="0"/>
+              <w:adjustRightInd w:val="0"/>
+              <w:spacing w:after="0" w:line="240" w:lineRule="auto"/>
+              <w:jc w:val="center"/>
+              <w:rPr>
+                <w:rFonts w:ascii="Calibri" w:hAnsi="Calibri" w:cs="Calibri"/>
+                <w:color w:val="000000"/>
+                <w:kern w:val="0"/>
+                <w:sz w:val="22"/>
+                <w:szCs w:val="22"/>
+              </w:rPr>
+            </w:pPr>
+            <w:r>
+              <w:rPr>
+                <w:rFonts w:ascii="Calibri" w:hAnsi="Calibri" w:cs="Calibri"/>
+                <w:color w:val="000000"/>
+                <w:kern w:val="0"/>
+                <w:sz w:val="22"/>
+                <w:szCs w:val="22"/>
+              </w:rPr>
+              <w:t>2023-11-15</w:t>
+            </w:r>
+          </w:p>
+        </w:tc>
+        <w:tc>
+          <w:tcPr>
+            <w:tcW w:w="2240" w:type="dxa"/>
+            <w:tcBorders>
+              <w:top w:val="nil"/>
+              <w:left w:val="nil"/>
+              <w:bottom w:val="nil"/>
+              <w:right w:val="nil"/>
+            </w:tcBorders>
+          </w:tcPr>
+          <w:p>
+            <w:pPr>
+              <w:autoSpaceDE w:val="0"/>
+              <w:autoSpaceDN w:val="0"/>
+              <w:adjustRightInd w:val="0"/>
+              <w:spacing w:after="0" w:line="240" w:lineRule="auto"/>
+              <w:jc w:val="center"/>
+              <w:rPr>
+                <w:rFonts w:ascii="Calibri" w:hAnsi="Calibri" w:cs="Calibri"/>
+                <w:color w:val="000000"/>
+                <w:kern w:val="0"/>
+                <w:sz w:val="22"/>
+                <w:szCs w:val="22"/>
+              </w:rPr>
+            </w:pPr>
+            <w:r>
+              <w:rPr>
+                <w:rFonts w:ascii="Calibri" w:hAnsi="Calibri" w:cs="Calibri"/>
+                <w:color w:val="000000"/>
+                <w:kern w:val="0"/>
+                <w:sz w:val="22"/>
+                <w:szCs w:val="22"/>
+              </w:rPr>
+              <w:t>0.00049986006907</w:t>
+            </w:r>
+          </w:p>
+        </w:tc>
+        <w:tc>
+          <w:tcPr>
+            <w:tcW w:w="871" w:type="dxa"/>
+            <w:tcBorders>
+              <w:top w:val="nil"/>
+              <w:left w:val="nil"/>
+              <w:bottom w:val="nil"/>
+              <w:right w:val="nil"/>
+            </w:tcBorders>
+          </w:tcPr>
+          <w:p>
+            <w:pPr>
+              <w:autoSpaceDE w:val="0"/>
+              <w:autoSpaceDN w:val="0"/>
+              <w:adjustRightInd w:val="0"/>
+              <w:spacing w:after="0" w:line="240" w:lineRule="auto"/>
+              <w:jc w:val="right"/>
+              <w:rPr>
+                <w:rFonts w:ascii="Calibri" w:hAnsi="Calibri" w:cs="Calibri"/>
+                <w:color w:val="000000"/>
+                <w:kern w:val="0"/>
+                <w:sz w:val="22"/>
+                <w:szCs w:val="22"/>
+              </w:rPr>
+            </w:pPr>
+          </w:p>
+        </w:tc>
+        <w:tc>
+          <w:tcPr>
+            <w:tcW w:w="2239" w:type="dxa"/>
+            <w:tcBorders>
+              <w:top w:val="nil"/>
+              <w:left w:val="nil"/>
+              <w:bottom w:val="nil"/>
+              <w:right w:val="nil"/>
+            </w:tcBorders>
+          </w:tcPr>
+          <w:p>
+            <w:pPr>
+              <w:autoSpaceDE w:val="0"/>
+              <w:autoSpaceDN w:val="0"/>
+              <w:adjustRightInd w:val="0"/>
+              <w:spacing w:after="0" w:line="240" w:lineRule="auto"/>
+              <w:jc w:val="right"/>
+              <w:rPr>
+                <w:rFonts w:ascii="Calibri" w:hAnsi="Calibri" w:cs="Calibri"/>
+                <w:color w:val="000000"/>
+                <w:kern w:val="0"/>
+                <w:sz w:val="22"/>
+                <w:szCs w:val="22"/>
+              </w:rPr>
+            </w:pPr>
+          </w:p>
+        </w:tc>
+        <w:tc>
+          <w:tcPr>
+            <w:tcW w:w="1337" w:type="dxa"/>
+            <w:tcBorders>
+              <w:top w:val="nil"/>
+              <w:left w:val="nil"/>
+              <w:bottom w:val="nil"/>
+              <w:right w:val="nil"/>
+            </w:tcBorders>
+          </w:tcPr>
+          <w:p>
+            <w:pPr>
+              <w:autoSpaceDE w:val="0"/>
+              <w:autoSpaceDN w:val="0"/>
+              <w:adjustRightInd w:val="0"/>
+              <w:spacing w:after="0" w:line="240" w:lineRule="auto"/>
+              <w:jc w:val="right"/>
+              <w:rPr>
+                <w:rFonts w:ascii="Calibri" w:hAnsi="Calibri" w:cs="Calibri"/>
+                <w:color w:val="000000"/>
+                <w:kern w:val="0"/>
+                <w:sz w:val="22"/>
+                <w:szCs w:val="22"/>
+              </w:rPr>
+            </w:pPr>
+          </w:p>
+        </w:tc>
+      </w:tr>
+      <w:tr>
+        <w:trPr>
+          <w:trHeight w:val="290"/>
+        </w:trPr>
+        <w:tc>
+          <w:tcPr>
+            <w:tcW w:w="1354" w:type="dxa"/>
+            <w:tcBorders>
+              <w:top w:val="nil"/>
+              <w:left w:val="nil"/>
+              <w:bottom w:val="nil"/>
+              <w:right w:val="nil"/>
+            </w:tcBorders>
+          </w:tcPr>
+          <w:p>
+            <w:pPr>
+              <w:autoSpaceDE w:val="0"/>
+              <w:autoSpaceDN w:val="0"/>
+              <w:adjustRightInd w:val="0"/>
+              <w:spacing w:after="0" w:line="240" w:lineRule="auto"/>
+              <w:jc w:val="right"/>
+              <w:rPr>
+                <w:rFonts w:ascii="Calibri" w:hAnsi="Calibri" w:cs="Calibri"/>
+                <w:color w:val="000000"/>
+                <w:kern w:val="0"/>
+                <w:sz w:val="22"/>
+                <w:szCs w:val="22"/>
+              </w:rPr>
+            </w:pPr>
+          </w:p>
+        </w:tc>
+        <w:tc>
+          <w:tcPr>
+            <w:tcW w:w="307" w:type="dxa"/>
+            <w:tcBorders>
+              <w:top w:val="nil"/>
+              <w:left w:val="nil"/>
+              <w:bottom w:val="nil"/>
+              <w:right w:val="nil"/>
+            </w:tcBorders>
+          </w:tcPr>
+          <w:p>
+            <w:pPr>
+              <w:autoSpaceDE w:val="0"/>
+              <w:autoSpaceDN w:val="0"/>
+              <w:adjustRightInd w:val="0"/>
+              <w:spacing w:after="0" w:line="240" w:lineRule="auto"/>
+              <w:jc w:val="right"/>
+              <w:rPr>
+                <w:rFonts w:ascii="Calibri" w:hAnsi="Calibri" w:cs="Calibri"/>
+                <w:color w:val="000000"/>
+                <w:kern w:val="0"/>
+                <w:sz w:val="22"/>
+                <w:szCs w:val="22"/>
+              </w:rPr>
+            </w:pPr>
+          </w:p>
+        </w:tc>
+        <w:tc>
+          <w:tcPr>
+            <w:tcW w:w="1305" w:type="dxa"/>
+            <w:tcBorders>
+              <w:top w:val="nil"/>
+              <w:left w:val="nil"/>
+              <w:bottom w:val="nil"/>
+              <w:right w:val="nil"/>
+            </w:tcBorders>
+          </w:tcPr>
+          <w:p>
+            <w:pPr>
+              <w:autoSpaceDE w:val="0"/>
+              <w:autoSpaceDN w:val="0"/>
+              <w:adjustRightInd w:val="0"/>
+              <w:spacing w:after="0" w:line="240" w:lineRule="auto"/>
+              <w:jc w:val="center"/>
+              <w:rPr>
+                <w:rFonts w:ascii="Calibri" w:hAnsi="Calibri" w:cs="Calibri"/>
+                <w:color w:val="000000"/>
+                <w:kern w:val="0"/>
+                <w:sz w:val="22"/>
+                <w:szCs w:val="22"/>
+              </w:rPr>
+            </w:pPr>
+            <w:r>
+              <w:rPr>
+                <w:rFonts w:ascii="Calibri" w:hAnsi="Calibri" w:cs="Calibri"/>
+                <w:color w:val="000000"/>
+                <w:kern w:val="0"/>
+                <w:sz w:val="22"/>
+                <w:szCs w:val="22"/>
+              </w:rPr>
+              <w:t>2023-11-16</w:t>
+            </w:r>
+          </w:p>
+        </w:tc>
+        <w:tc>
+          <w:tcPr>
+            <w:tcW w:w="2240" w:type="dxa"/>
+            <w:tcBorders>
+              <w:top w:val="nil"/>
+              <w:left w:val="nil"/>
+              <w:bottom w:val="nil"/>
+              <w:right w:val="nil"/>
+            </w:tcBorders>
+          </w:tcPr>
+          <w:p>
+            <w:pPr>
+              <w:autoSpaceDE w:val="0"/>
+              <w:autoSpaceDN w:val="0"/>
+              <w:adjustRightInd w:val="0"/>
+              <w:spacing w:after="0" w:line="240" w:lineRule="auto"/>
+              <w:jc w:val="center"/>
+              <w:rPr>
+                <w:rFonts w:ascii="Calibri" w:hAnsi="Calibri" w:cs="Calibri"/>
+                <w:color w:val="000000"/>
+                <w:kern w:val="0"/>
+                <w:sz w:val="22"/>
+                <w:szCs w:val="22"/>
+              </w:rPr>
+            </w:pPr>
+            <w:r>
+              <w:rPr>
+                <w:rFonts w:ascii="Calibri" w:hAnsi="Calibri" w:cs="Calibri"/>
+                <w:color w:val="000000"/>
+                <w:kern w:val="0"/>
+                <w:sz w:val="22"/>
+                <w:szCs w:val="22"/>
+              </w:rPr>
+              <w:t>0.00049986006907</w:t>
+            </w:r>
+          </w:p>
+        </w:tc>
+        <w:tc>
+          <w:tcPr>
+            <w:tcW w:w="871" w:type="dxa"/>
+            <w:tcBorders>
+              <w:top w:val="nil"/>
+              <w:left w:val="nil"/>
+              <w:bottom w:val="nil"/>
+              <w:right w:val="nil"/>
+            </w:tcBorders>
+          </w:tcPr>
+          <w:p>
+            <w:pPr>
+              <w:autoSpaceDE w:val="0"/>
+              <w:autoSpaceDN w:val="0"/>
+              <w:adjustRightInd w:val="0"/>
+              <w:spacing w:after="0" w:line="240" w:lineRule="auto"/>
+              <w:jc w:val="right"/>
+              <w:rPr>
+                <w:rFonts w:ascii="Calibri" w:hAnsi="Calibri" w:cs="Calibri"/>
+                <w:color w:val="000000"/>
+                <w:kern w:val="0"/>
+                <w:sz w:val="22"/>
+                <w:szCs w:val="22"/>
+              </w:rPr>
+            </w:pPr>
+          </w:p>
+        </w:tc>
+        <w:tc>
+          <w:tcPr>
+            <w:tcW w:w="2239" w:type="dxa"/>
+            <w:tcBorders>
+              <w:top w:val="nil"/>
+              <w:left w:val="nil"/>
+              <w:bottom w:val="nil"/>
+              <w:right w:val="nil"/>
+            </w:tcBorders>
+          </w:tcPr>
+          <w:p>
+            <w:pPr>
+              <w:autoSpaceDE w:val="0"/>
+              <w:autoSpaceDN w:val="0"/>
+              <w:adjustRightInd w:val="0"/>
+              <w:spacing w:after="0" w:line="240" w:lineRule="auto"/>
+              <w:jc w:val="right"/>
+              <w:rPr>
+                <w:rFonts w:ascii="Calibri" w:hAnsi="Calibri" w:cs="Calibri"/>
+                <w:color w:val="000000"/>
+                <w:kern w:val="0"/>
+                <w:sz w:val="22"/>
+                <w:szCs w:val="22"/>
+              </w:rPr>
+            </w:pPr>
+          </w:p>
+        </w:tc>
+        <w:tc>
+          <w:tcPr>
+            <w:tcW w:w="1337" w:type="dxa"/>
+            <w:tcBorders>
+              <w:top w:val="nil"/>
+              <w:left w:val="nil"/>
+              <w:bottom w:val="nil"/>
+              <w:right w:val="nil"/>
+            </w:tcBorders>
+          </w:tcPr>
+          <w:p>
+            <w:pPr>
+              <w:autoSpaceDE w:val="0"/>
+              <w:autoSpaceDN w:val="0"/>
+              <w:adjustRightInd w:val="0"/>
+              <w:spacing w:after="0" w:line="240" w:lineRule="auto"/>
+              <w:jc w:val="right"/>
+              <w:rPr>
+                <w:rFonts w:ascii="Calibri" w:hAnsi="Calibri" w:cs="Calibri"/>
+                <w:color w:val="000000"/>
+                <w:kern w:val="0"/>
+                <w:sz w:val="22"/>
+                <w:szCs w:val="22"/>
+              </w:rPr>
+            </w:pPr>
+          </w:p>
+        </w:tc>
+      </w:tr>
+      <w:tr>
+        <w:trPr>
+          <w:trHeight w:val="290"/>
+        </w:trPr>
+        <w:tc>
+          <w:tcPr>
+            <w:tcW w:w="1354" w:type="dxa"/>
+            <w:tcBorders>
+              <w:top w:val="nil"/>
+              <w:left w:val="nil"/>
+              <w:bottom w:val="nil"/>
+              <w:right w:val="nil"/>
+            </w:tcBorders>
+          </w:tcPr>
+          <w:p>
+            <w:pPr>
+              <w:autoSpaceDE w:val="0"/>
+              <w:autoSpaceDN w:val="0"/>
+              <w:adjustRightInd w:val="0"/>
+              <w:spacing w:after="0" w:line="240" w:lineRule="auto"/>
+              <w:jc w:val="right"/>
+              <w:rPr>
+                <w:rFonts w:ascii="Calibri" w:hAnsi="Calibri" w:cs="Calibri"/>
+                <w:color w:val="000000"/>
+                <w:kern w:val="0"/>
+                <w:sz w:val="22"/>
+                <w:szCs w:val="22"/>
+              </w:rPr>
+            </w:pPr>
+          </w:p>
+        </w:tc>
+        <w:tc>
+          <w:tcPr>
+            <w:tcW w:w="307" w:type="dxa"/>
+            <w:tcBorders>
+              <w:top w:val="nil"/>
+              <w:left w:val="nil"/>
+              <w:bottom w:val="nil"/>
+              <w:right w:val="nil"/>
+            </w:tcBorders>
+          </w:tcPr>
+          <w:p>
+            <w:pPr>
+              <w:autoSpaceDE w:val="0"/>
+              <w:autoSpaceDN w:val="0"/>
+              <w:adjustRightInd w:val="0"/>
+              <w:spacing w:after="0" w:line="240" w:lineRule="auto"/>
+              <w:jc w:val="right"/>
+              <w:rPr>
+                <w:rFonts w:ascii="Calibri" w:hAnsi="Calibri" w:cs="Calibri"/>
+                <w:color w:val="000000"/>
+                <w:kern w:val="0"/>
+                <w:sz w:val="22"/>
+                <w:szCs w:val="22"/>
+              </w:rPr>
+            </w:pPr>
+          </w:p>
+        </w:tc>
+        <w:tc>
+          <w:tcPr>
+            <w:tcW w:w="1305" w:type="dxa"/>
+            <w:tcBorders>
+              <w:top w:val="nil"/>
+              <w:left w:val="nil"/>
+              <w:bottom w:val="nil"/>
+              <w:right w:val="nil"/>
+            </w:tcBorders>
+          </w:tcPr>
+          <w:p>
+            <w:pPr>
+              <w:autoSpaceDE w:val="0"/>
+              <w:autoSpaceDN w:val="0"/>
+              <w:adjustRightInd w:val="0"/>
+              <w:spacing w:after="0" w:line="240" w:lineRule="auto"/>
+              <w:jc w:val="center"/>
+              <w:rPr>
+                <w:rFonts w:ascii="Calibri" w:hAnsi="Calibri" w:cs="Calibri"/>
+                <w:color w:val="000000"/>
+                <w:kern w:val="0"/>
+                <w:sz w:val="22"/>
+                <w:szCs w:val="22"/>
+              </w:rPr>
+            </w:pPr>
+            <w:r>
+              <w:rPr>
+                <w:rFonts w:ascii="Calibri" w:hAnsi="Calibri" w:cs="Calibri"/>
+                <w:color w:val="000000"/>
+                <w:kern w:val="0"/>
+                <w:sz w:val="22"/>
+                <w:szCs w:val="22"/>
+              </w:rPr>
+              <w:t>2023-11-17</w:t>
+            </w:r>
+          </w:p>
+        </w:tc>
+        <w:tc>
+          <w:tcPr>
+            <w:tcW w:w="2240" w:type="dxa"/>
+            <w:tcBorders>
+              <w:top w:val="nil"/>
+              <w:left w:val="nil"/>
+              <w:bottom w:val="nil"/>
+              <w:right w:val="nil"/>
+            </w:tcBorders>
+          </w:tcPr>
+          <w:p>
+            <w:pPr>
+              <w:autoSpaceDE w:val="0"/>
+              <w:autoSpaceDN w:val="0"/>
+              <w:adjustRightInd w:val="0"/>
+              <w:spacing w:after="0" w:line="240" w:lineRule="auto"/>
+              <w:jc w:val="center"/>
+              <w:rPr>
+                <w:rFonts w:ascii="Calibri" w:hAnsi="Calibri" w:cs="Calibri"/>
+                <w:color w:val="000000"/>
+                <w:kern w:val="0"/>
+                <w:sz w:val="22"/>
+                <w:szCs w:val="22"/>
+              </w:rPr>
+            </w:pPr>
+            <w:r>
+              <w:rPr>
+                <w:rFonts w:ascii="Calibri" w:hAnsi="Calibri" w:cs="Calibri"/>
+                <w:color w:val="000000"/>
+                <w:kern w:val="0"/>
+                <w:sz w:val="22"/>
+                <w:szCs w:val="22"/>
+              </w:rPr>
+              <w:t>0.00049986006907</w:t>
+            </w:r>
+          </w:p>
+        </w:tc>
+        <w:tc>
+          <w:tcPr>
+            <w:tcW w:w="871" w:type="dxa"/>
+            <w:tcBorders>
+              <w:top w:val="nil"/>
+              <w:left w:val="nil"/>
+              <w:bottom w:val="nil"/>
+              <w:right w:val="nil"/>
+            </w:tcBorders>
+          </w:tcPr>
+          <w:p>
+            <w:pPr>
+              <w:autoSpaceDE w:val="0"/>
+              <w:autoSpaceDN w:val="0"/>
+              <w:adjustRightInd w:val="0"/>
+              <w:spacing w:after="0" w:line="240" w:lineRule="auto"/>
+              <w:jc w:val="right"/>
+              <w:rPr>
+                <w:rFonts w:ascii="Calibri" w:hAnsi="Calibri" w:cs="Calibri"/>
+                <w:color w:val="000000"/>
+                <w:kern w:val="0"/>
+                <w:sz w:val="22"/>
+                <w:szCs w:val="22"/>
+              </w:rPr>
+            </w:pPr>
+          </w:p>
+        </w:tc>
+        <w:tc>
+          <w:tcPr>
+            <w:tcW w:w="2239" w:type="dxa"/>
+            <w:tcBorders>
+              <w:top w:val="nil"/>
+              <w:left w:val="nil"/>
+              <w:bottom w:val="nil"/>
+              <w:right w:val="nil"/>
+            </w:tcBorders>
+          </w:tcPr>
+          <w:p>
+            <w:pPr>
+              <w:autoSpaceDE w:val="0"/>
+              <w:autoSpaceDN w:val="0"/>
+              <w:adjustRightInd w:val="0"/>
+              <w:spacing w:after="0" w:line="240" w:lineRule="auto"/>
+              <w:jc w:val="right"/>
+              <w:rPr>
+                <w:rFonts w:ascii="Calibri" w:hAnsi="Calibri" w:cs="Calibri"/>
+                <w:color w:val="000000"/>
+                <w:kern w:val="0"/>
+                <w:sz w:val="22"/>
+                <w:szCs w:val="22"/>
+              </w:rPr>
+            </w:pPr>
+          </w:p>
+        </w:tc>
+        <w:tc>
+          <w:tcPr>
+            <w:tcW w:w="1337" w:type="dxa"/>
+            <w:tcBorders>
+              <w:top w:val="nil"/>
+              <w:left w:val="nil"/>
+              <w:bottom w:val="nil"/>
+              <w:right w:val="nil"/>
+            </w:tcBorders>
+          </w:tcPr>
+          <w:p>
+            <w:pPr>
+              <w:autoSpaceDE w:val="0"/>
+              <w:autoSpaceDN w:val="0"/>
+              <w:adjustRightInd w:val="0"/>
+              <w:spacing w:after="0" w:line="240" w:lineRule="auto"/>
+              <w:jc w:val="right"/>
+              <w:rPr>
+                <w:rFonts w:ascii="Calibri" w:hAnsi="Calibri" w:cs="Calibri"/>
+                <w:color w:val="000000"/>
+                <w:kern w:val="0"/>
+                <w:sz w:val="22"/>
+                <w:szCs w:val="22"/>
+              </w:rPr>
+            </w:pPr>
+          </w:p>
+        </w:tc>
+      </w:tr>
+      <w:tr>
+        <w:trPr>
+          <w:trHeight w:val="290"/>
+        </w:trPr>
+        <w:tc>
+          <w:tcPr>
+            <w:tcW w:w="1354" w:type="dxa"/>
+            <w:tcBorders>
+              <w:top w:val="nil"/>
+              <w:left w:val="nil"/>
+              <w:bottom w:val="nil"/>
+              <w:right w:val="nil"/>
+            </w:tcBorders>
+          </w:tcPr>
+          <w:p>
+            <w:pPr>
+              <w:autoSpaceDE w:val="0"/>
+              <w:autoSpaceDN w:val="0"/>
+              <w:adjustRightInd w:val="0"/>
+              <w:spacing w:after="0" w:line="240" w:lineRule="auto"/>
+              <w:jc w:val="right"/>
+              <w:rPr>
+                <w:rFonts w:ascii="Calibri" w:hAnsi="Calibri" w:cs="Calibri"/>
+                <w:color w:val="000000"/>
+                <w:kern w:val="0"/>
+                <w:sz w:val="22"/>
+                <w:szCs w:val="22"/>
+              </w:rPr>
+            </w:pPr>
+          </w:p>
+        </w:tc>
+        <w:tc>
+          <w:tcPr>
+            <w:tcW w:w="307" w:type="dxa"/>
+            <w:tcBorders>
+              <w:top w:val="nil"/>
+              <w:left w:val="nil"/>
+              <w:bottom w:val="nil"/>
+              <w:right w:val="nil"/>
+            </w:tcBorders>
+          </w:tcPr>
+          <w:p>
+            <w:pPr>
+              <w:autoSpaceDE w:val="0"/>
+              <w:autoSpaceDN w:val="0"/>
+              <w:adjustRightInd w:val="0"/>
+              <w:spacing w:after="0" w:line="240" w:lineRule="auto"/>
+              <w:jc w:val="right"/>
+              <w:rPr>
+                <w:rFonts w:ascii="Calibri" w:hAnsi="Calibri" w:cs="Calibri"/>
+                <w:color w:val="000000"/>
+                <w:kern w:val="0"/>
+                <w:sz w:val="22"/>
+                <w:szCs w:val="22"/>
+              </w:rPr>
+            </w:pPr>
+          </w:p>
+        </w:tc>
+        <w:tc>
+          <w:tcPr>
+            <w:tcW w:w="1305" w:type="dxa"/>
+            <w:tcBorders>
+              <w:top w:val="nil"/>
+              <w:left w:val="nil"/>
+              <w:bottom w:val="nil"/>
+              <w:right w:val="nil"/>
+            </w:tcBorders>
+          </w:tcPr>
+          <w:p>
+            <w:pPr>
+              <w:autoSpaceDE w:val="0"/>
+              <w:autoSpaceDN w:val="0"/>
+              <w:adjustRightInd w:val="0"/>
+              <w:spacing w:after="0" w:line="240" w:lineRule="auto"/>
+              <w:jc w:val="center"/>
+              <w:rPr>
+                <w:rFonts w:ascii="Calibri" w:hAnsi="Calibri" w:cs="Calibri"/>
+                <w:color w:val="000000"/>
+                <w:kern w:val="0"/>
+                <w:sz w:val="22"/>
+                <w:szCs w:val="22"/>
+              </w:rPr>
+            </w:pPr>
+            <w:r>
+              <w:rPr>
+                <w:rFonts w:ascii="Calibri" w:hAnsi="Calibri" w:cs="Calibri"/>
+                <w:color w:val="000000"/>
+                <w:kern w:val="0"/>
+                <w:sz w:val="22"/>
+                <w:szCs w:val="22"/>
+              </w:rPr>
+              <w:t>2023-11-18</w:t>
+            </w:r>
+          </w:p>
+        </w:tc>
+        <w:tc>
+          <w:tcPr>
+            <w:tcW w:w="2240" w:type="dxa"/>
+            <w:tcBorders>
+              <w:top w:val="nil"/>
+              <w:left w:val="nil"/>
+              <w:bottom w:val="nil"/>
+              <w:right w:val="nil"/>
+            </w:tcBorders>
+          </w:tcPr>
+          <w:p>
+            <w:pPr>
+              <w:autoSpaceDE w:val="0"/>
+              <w:autoSpaceDN w:val="0"/>
+              <w:adjustRightInd w:val="0"/>
+              <w:spacing w:after="0" w:line="240" w:lineRule="auto"/>
+              <w:jc w:val="center"/>
+              <w:rPr>
+                <w:rFonts w:ascii="Calibri" w:hAnsi="Calibri" w:cs="Calibri"/>
+                <w:color w:val="000000"/>
+                <w:kern w:val="0"/>
+                <w:sz w:val="22"/>
+                <w:szCs w:val="22"/>
+              </w:rPr>
+            </w:pPr>
+            <w:r>
+              <w:rPr>
+                <w:rFonts w:ascii="Calibri" w:hAnsi="Calibri" w:cs="Calibri"/>
+                <w:color w:val="000000"/>
+                <w:kern w:val="0"/>
+                <w:sz w:val="22"/>
+                <w:szCs w:val="22"/>
+              </w:rPr>
+              <w:t>0.00049986006907</w:t>
+            </w:r>
+          </w:p>
+        </w:tc>
+        <w:tc>
+          <w:tcPr>
+            <w:tcW w:w="871" w:type="dxa"/>
+            <w:tcBorders>
+              <w:top w:val="nil"/>
+              <w:left w:val="nil"/>
+              <w:bottom w:val="nil"/>
+              <w:right w:val="nil"/>
+            </w:tcBorders>
+          </w:tcPr>
+          <w:p>
+            <w:pPr>
+              <w:autoSpaceDE w:val="0"/>
+              <w:autoSpaceDN w:val="0"/>
+              <w:adjustRightInd w:val="0"/>
+              <w:spacing w:after="0" w:line="240" w:lineRule="auto"/>
+              <w:jc w:val="right"/>
+              <w:rPr>
+                <w:rFonts w:ascii="Calibri" w:hAnsi="Calibri" w:cs="Calibri"/>
+                <w:color w:val="000000"/>
+                <w:kern w:val="0"/>
+                <w:sz w:val="22"/>
+                <w:szCs w:val="22"/>
+              </w:rPr>
+            </w:pPr>
+          </w:p>
+        </w:tc>
+        <w:tc>
+          <w:tcPr>
+            <w:tcW w:w="2239" w:type="dxa"/>
+            <w:tcBorders>
+              <w:top w:val="nil"/>
+              <w:left w:val="nil"/>
+              <w:bottom w:val="nil"/>
+              <w:right w:val="nil"/>
+            </w:tcBorders>
+          </w:tcPr>
+          <w:p>
+            <w:pPr>
+              <w:autoSpaceDE w:val="0"/>
+              <w:autoSpaceDN w:val="0"/>
+              <w:adjustRightInd w:val="0"/>
+              <w:spacing w:after="0" w:line="240" w:lineRule="auto"/>
+              <w:jc w:val="right"/>
+              <w:rPr>
+                <w:rFonts w:ascii="Calibri" w:hAnsi="Calibri" w:cs="Calibri"/>
+                <w:color w:val="000000"/>
+                <w:kern w:val="0"/>
+                <w:sz w:val="22"/>
+                <w:szCs w:val="22"/>
+              </w:rPr>
+            </w:pPr>
+          </w:p>
+        </w:tc>
+        <w:tc>
+          <w:tcPr>
+            <w:tcW w:w="1337" w:type="dxa"/>
+            <w:tcBorders>
+              <w:top w:val="nil"/>
+              <w:left w:val="nil"/>
+              <w:bottom w:val="nil"/>
+              <w:right w:val="nil"/>
+            </w:tcBorders>
+          </w:tcPr>
+          <w:p>
+            <w:pPr>
+              <w:autoSpaceDE w:val="0"/>
+              <w:autoSpaceDN w:val="0"/>
+              <w:adjustRightInd w:val="0"/>
+              <w:spacing w:after="0" w:line="240" w:lineRule="auto"/>
+              <w:jc w:val="right"/>
+              <w:rPr>
+                <w:rFonts w:ascii="Calibri" w:hAnsi="Calibri" w:cs="Calibri"/>
+                <w:color w:val="000000"/>
+                <w:kern w:val="0"/>
+                <w:sz w:val="22"/>
+                <w:szCs w:val="22"/>
+              </w:rPr>
+            </w:pPr>
+          </w:p>
+        </w:tc>
+      </w:tr>
+      <w:tr>
+        <w:trPr>
+          <w:trHeight w:val="290"/>
+        </w:trPr>
+        <w:tc>
+          <w:tcPr>
+            <w:tcW w:w="1354" w:type="dxa"/>
+            <w:tcBorders>
+              <w:top w:val="nil"/>
+              <w:left w:val="nil"/>
+              <w:bottom w:val="nil"/>
+              <w:right w:val="nil"/>
+            </w:tcBorders>
+          </w:tcPr>
+          <w:p>
+            <w:pPr>
+              <w:autoSpaceDE w:val="0"/>
+              <w:autoSpaceDN w:val="0"/>
+              <w:adjustRightInd w:val="0"/>
+              <w:spacing w:after="0" w:line="240" w:lineRule="auto"/>
+              <w:jc w:val="right"/>
+              <w:rPr>
+                <w:rFonts w:ascii="Calibri" w:hAnsi="Calibri" w:cs="Calibri"/>
+                <w:color w:val="000000"/>
+                <w:kern w:val="0"/>
+                <w:sz w:val="22"/>
+                <w:szCs w:val="22"/>
+              </w:rPr>
+            </w:pPr>
+          </w:p>
+        </w:tc>
+        <w:tc>
+          <w:tcPr>
+            <w:tcW w:w="307" w:type="dxa"/>
+            <w:tcBorders>
+              <w:top w:val="nil"/>
+              <w:left w:val="nil"/>
+              <w:bottom w:val="nil"/>
+              <w:right w:val="nil"/>
+            </w:tcBorders>
+          </w:tcPr>
+          <w:p>
+            <w:pPr>
+              <w:autoSpaceDE w:val="0"/>
+              <w:autoSpaceDN w:val="0"/>
+              <w:adjustRightInd w:val="0"/>
+              <w:spacing w:after="0" w:line="240" w:lineRule="auto"/>
+              <w:jc w:val="right"/>
+              <w:rPr>
+                <w:rFonts w:ascii="Calibri" w:hAnsi="Calibri" w:cs="Calibri"/>
+                <w:color w:val="000000"/>
+                <w:kern w:val="0"/>
+                <w:sz w:val="22"/>
+                <w:szCs w:val="22"/>
+              </w:rPr>
+            </w:pPr>
+          </w:p>
+        </w:tc>
+        <w:tc>
+          <w:tcPr>
+            <w:tcW w:w="1305" w:type="dxa"/>
+            <w:tcBorders>
+              <w:top w:val="nil"/>
+              <w:left w:val="nil"/>
+              <w:bottom w:val="nil"/>
+              <w:right w:val="nil"/>
+            </w:tcBorders>
+          </w:tcPr>
+          <w:p>
+            <w:pPr>
+              <w:autoSpaceDE w:val="0"/>
+              <w:autoSpaceDN w:val="0"/>
+              <w:adjustRightInd w:val="0"/>
+              <w:spacing w:after="0" w:line="240" w:lineRule="auto"/>
+              <w:jc w:val="center"/>
+              <w:rPr>
+                <w:rFonts w:ascii="Calibri" w:hAnsi="Calibri" w:cs="Calibri"/>
+                <w:color w:val="000000"/>
+                <w:kern w:val="0"/>
+                <w:sz w:val="22"/>
+                <w:szCs w:val="22"/>
+              </w:rPr>
+            </w:pPr>
+            <w:r>
+              <w:rPr>
+                <w:rFonts w:ascii="Calibri" w:hAnsi="Calibri" w:cs="Calibri"/>
+                <w:color w:val="000000"/>
+                <w:kern w:val="0"/>
+                <w:sz w:val="22"/>
+                <w:szCs w:val="22"/>
+              </w:rPr>
+              <w:t>2023-11-19</w:t>
+            </w:r>
+          </w:p>
+        </w:tc>
+        <w:tc>
+          <w:tcPr>
+            <w:tcW w:w="2240" w:type="dxa"/>
+            <w:tcBorders>
+              <w:top w:val="nil"/>
+              <w:left w:val="nil"/>
+              <w:bottom w:val="nil"/>
+              <w:right w:val="nil"/>
+            </w:tcBorders>
+          </w:tcPr>
+          <w:p>
+            <w:pPr>
+              <w:autoSpaceDE w:val="0"/>
+              <w:autoSpaceDN w:val="0"/>
+              <w:adjustRightInd w:val="0"/>
+              <w:spacing w:after="0" w:line="240" w:lineRule="auto"/>
+              <w:jc w:val="center"/>
+              <w:rPr>
+                <w:rFonts w:ascii="Calibri" w:hAnsi="Calibri" w:cs="Calibri"/>
+                <w:color w:val="000000"/>
+                <w:kern w:val="0"/>
+                <w:sz w:val="22"/>
+                <w:szCs w:val="22"/>
+              </w:rPr>
+            </w:pPr>
+            <w:r>
+              <w:rPr>
+                <w:rFonts w:ascii="Calibri" w:hAnsi="Calibri" w:cs="Calibri"/>
+                <w:color w:val="000000"/>
+                <w:kern w:val="0"/>
+                <w:sz w:val="22"/>
+                <w:szCs w:val="22"/>
+              </w:rPr>
+              <w:t>0.00049986006907</w:t>
+            </w:r>
+          </w:p>
+        </w:tc>
+        <w:tc>
+          <w:tcPr>
+            <w:tcW w:w="871" w:type="dxa"/>
+            <w:tcBorders>
+              <w:top w:val="nil"/>
+              <w:left w:val="nil"/>
+              <w:bottom w:val="nil"/>
+              <w:right w:val="nil"/>
+            </w:tcBorders>
+          </w:tcPr>
+          <w:p>
+            <w:pPr>
+              <w:autoSpaceDE w:val="0"/>
+              <w:autoSpaceDN w:val="0"/>
+              <w:adjustRightInd w:val="0"/>
+              <w:spacing w:after="0" w:line="240" w:lineRule="auto"/>
+              <w:jc w:val="right"/>
+              <w:rPr>
+                <w:rFonts w:ascii="Calibri" w:hAnsi="Calibri" w:cs="Calibri"/>
+                <w:color w:val="000000"/>
+                <w:kern w:val="0"/>
+                <w:sz w:val="22"/>
+                <w:szCs w:val="22"/>
+              </w:rPr>
+            </w:pPr>
+          </w:p>
+        </w:tc>
+        <w:tc>
+          <w:tcPr>
+            <w:tcW w:w="2239" w:type="dxa"/>
+            <w:tcBorders>
+              <w:top w:val="nil"/>
+              <w:left w:val="nil"/>
+              <w:bottom w:val="nil"/>
+              <w:right w:val="nil"/>
+            </w:tcBorders>
+          </w:tcPr>
+          <w:p>
+            <w:pPr>
+              <w:autoSpaceDE w:val="0"/>
+              <w:autoSpaceDN w:val="0"/>
+              <w:adjustRightInd w:val="0"/>
+              <w:spacing w:after="0" w:line="240" w:lineRule="auto"/>
+              <w:jc w:val="right"/>
+              <w:rPr>
+                <w:rFonts w:ascii="Calibri" w:hAnsi="Calibri" w:cs="Calibri"/>
+                <w:color w:val="000000"/>
+                <w:kern w:val="0"/>
+                <w:sz w:val="22"/>
+                <w:szCs w:val="22"/>
+              </w:rPr>
+            </w:pPr>
+          </w:p>
+        </w:tc>
+        <w:tc>
+          <w:tcPr>
+            <w:tcW w:w="1337" w:type="dxa"/>
+            <w:tcBorders>
+              <w:top w:val="nil"/>
+              <w:left w:val="nil"/>
+              <w:bottom w:val="nil"/>
+              <w:right w:val="nil"/>
+            </w:tcBorders>
+          </w:tcPr>
+          <w:p>
+            <w:pPr>
+              <w:autoSpaceDE w:val="0"/>
+              <w:autoSpaceDN w:val="0"/>
+              <w:adjustRightInd w:val="0"/>
+              <w:spacing w:after="0" w:line="240" w:lineRule="auto"/>
+              <w:jc w:val="right"/>
+              <w:rPr>
+                <w:rFonts w:ascii="Calibri" w:hAnsi="Calibri" w:cs="Calibri"/>
+                <w:color w:val="000000"/>
+                <w:kern w:val="0"/>
+                <w:sz w:val="22"/>
+                <w:szCs w:val="22"/>
+              </w:rPr>
+            </w:pPr>
+          </w:p>
+        </w:tc>
+      </w:tr>
+      <w:tr>
+        <w:trPr>
+          <w:trHeight w:val="290"/>
+        </w:trPr>
+        <w:tc>
+          <w:tcPr>
+            <w:tcW w:w="1354" w:type="dxa"/>
+            <w:tcBorders>
+              <w:top w:val="nil"/>
+              <w:left w:val="nil"/>
+              <w:bottom w:val="nil"/>
+              <w:right w:val="nil"/>
+            </w:tcBorders>
+          </w:tcPr>
+          <w:p>
+            <w:pPr>
+              <w:autoSpaceDE w:val="0"/>
+              <w:autoSpaceDN w:val="0"/>
+              <w:adjustRightInd w:val="0"/>
+              <w:spacing w:after="0" w:line="240" w:lineRule="auto"/>
+              <w:jc w:val="right"/>
+              <w:rPr>
+                <w:rFonts w:ascii="Calibri" w:hAnsi="Calibri" w:cs="Calibri"/>
+                <w:color w:val="000000"/>
+                <w:kern w:val="0"/>
+                <w:sz w:val="22"/>
+                <w:szCs w:val="22"/>
+              </w:rPr>
+            </w:pPr>
+          </w:p>
+        </w:tc>
+        <w:tc>
+          <w:tcPr>
+            <w:tcW w:w="307" w:type="dxa"/>
+            <w:tcBorders>
+              <w:top w:val="nil"/>
+              <w:left w:val="nil"/>
+              <w:bottom w:val="nil"/>
+              <w:right w:val="nil"/>
+            </w:tcBorders>
+          </w:tcPr>
+          <w:p>
+            <w:pPr>
+              <w:autoSpaceDE w:val="0"/>
+              <w:autoSpaceDN w:val="0"/>
+              <w:adjustRightInd w:val="0"/>
+              <w:spacing w:after="0" w:line="240" w:lineRule="auto"/>
+              <w:jc w:val="right"/>
+              <w:rPr>
+                <w:rFonts w:ascii="Calibri" w:hAnsi="Calibri" w:cs="Calibri"/>
+                <w:color w:val="000000"/>
+                <w:kern w:val="0"/>
+                <w:sz w:val="22"/>
+                <w:szCs w:val="22"/>
+              </w:rPr>
+            </w:pPr>
+          </w:p>
+        </w:tc>
+        <w:tc>
+          <w:tcPr>
+            <w:tcW w:w="1305" w:type="dxa"/>
+            <w:tcBorders>
+              <w:top w:val="nil"/>
+              <w:left w:val="nil"/>
+              <w:bottom w:val="nil"/>
+              <w:right w:val="nil"/>
+            </w:tcBorders>
+          </w:tcPr>
+          <w:p>
+            <w:pPr>
+              <w:autoSpaceDE w:val="0"/>
+              <w:autoSpaceDN w:val="0"/>
+              <w:adjustRightInd w:val="0"/>
+              <w:spacing w:after="0" w:line="240" w:lineRule="auto"/>
+              <w:jc w:val="center"/>
+              <w:rPr>
+                <w:rFonts w:ascii="Calibri" w:hAnsi="Calibri" w:cs="Calibri"/>
+                <w:color w:val="000000"/>
+                <w:kern w:val="0"/>
+                <w:sz w:val="22"/>
+                <w:szCs w:val="22"/>
+              </w:rPr>
+            </w:pPr>
+            <w:r>
+              <w:rPr>
+                <w:rFonts w:ascii="Calibri" w:hAnsi="Calibri" w:cs="Calibri"/>
+                <w:color w:val="000000"/>
+                <w:kern w:val="0"/>
+                <w:sz w:val="22"/>
+                <w:szCs w:val="22"/>
+              </w:rPr>
+              <w:t>2023-11-20</w:t>
+            </w:r>
+          </w:p>
+        </w:tc>
+        <w:tc>
+          <w:tcPr>
+            <w:tcW w:w="2240" w:type="dxa"/>
+            <w:tcBorders>
+              <w:top w:val="nil"/>
+              <w:left w:val="nil"/>
+              <w:bottom w:val="nil"/>
+              <w:right w:val="nil"/>
+            </w:tcBorders>
+          </w:tcPr>
+          <w:p>
+            <w:pPr>
+              <w:autoSpaceDE w:val="0"/>
+              <w:autoSpaceDN w:val="0"/>
+              <w:adjustRightInd w:val="0"/>
+              <w:spacing w:after="0" w:line="240" w:lineRule="auto"/>
+              <w:jc w:val="center"/>
+              <w:rPr>
+                <w:rFonts w:ascii="Calibri" w:hAnsi="Calibri" w:cs="Calibri"/>
+                <w:color w:val="000000"/>
+                <w:kern w:val="0"/>
+                <w:sz w:val="22"/>
+                <w:szCs w:val="22"/>
+              </w:rPr>
+            </w:pPr>
+            <w:r>
+              <w:rPr>
+                <w:rFonts w:ascii="Calibri" w:hAnsi="Calibri" w:cs="Calibri"/>
+                <w:color w:val="000000"/>
+                <w:kern w:val="0"/>
+                <w:sz w:val="22"/>
+                <w:szCs w:val="22"/>
+              </w:rPr>
+              <w:t>0.00049986006907</w:t>
+            </w:r>
+          </w:p>
+        </w:tc>
+        <w:tc>
+          <w:tcPr>
+            <w:tcW w:w="871" w:type="dxa"/>
+            <w:tcBorders>
+              <w:top w:val="nil"/>
+              <w:left w:val="nil"/>
+              <w:bottom w:val="nil"/>
+              <w:right w:val="nil"/>
+            </w:tcBorders>
+          </w:tcPr>
+          <w:p>
+            <w:pPr>
+              <w:autoSpaceDE w:val="0"/>
+              <w:autoSpaceDN w:val="0"/>
+              <w:adjustRightInd w:val="0"/>
+              <w:spacing w:after="0" w:line="240" w:lineRule="auto"/>
+              <w:jc w:val="right"/>
+              <w:rPr>
+                <w:rFonts w:ascii="Calibri" w:hAnsi="Calibri" w:cs="Calibri"/>
+                <w:color w:val="000000"/>
+                <w:kern w:val="0"/>
+                <w:sz w:val="22"/>
+                <w:szCs w:val="22"/>
+              </w:rPr>
+            </w:pPr>
+          </w:p>
+        </w:tc>
+        <w:tc>
+          <w:tcPr>
+            <w:tcW w:w="2239" w:type="dxa"/>
+            <w:tcBorders>
+              <w:top w:val="nil"/>
+              <w:left w:val="nil"/>
+              <w:bottom w:val="nil"/>
+              <w:right w:val="nil"/>
+            </w:tcBorders>
+          </w:tcPr>
+          <w:p>
+            <w:pPr>
+              <w:autoSpaceDE w:val="0"/>
+              <w:autoSpaceDN w:val="0"/>
+              <w:adjustRightInd w:val="0"/>
+              <w:spacing w:after="0" w:line="240" w:lineRule="auto"/>
+              <w:jc w:val="right"/>
+              <w:rPr>
+                <w:rFonts w:ascii="Calibri" w:hAnsi="Calibri" w:cs="Calibri"/>
+                <w:color w:val="000000"/>
+                <w:kern w:val="0"/>
+                <w:sz w:val="22"/>
+                <w:szCs w:val="22"/>
+              </w:rPr>
+            </w:pPr>
+          </w:p>
+        </w:tc>
+        <w:tc>
+          <w:tcPr>
+            <w:tcW w:w="1337" w:type="dxa"/>
+            <w:tcBorders>
+              <w:top w:val="nil"/>
+              <w:left w:val="nil"/>
+              <w:bottom w:val="nil"/>
+              <w:right w:val="nil"/>
+            </w:tcBorders>
+          </w:tcPr>
+          <w:p>
+            <w:pPr>
+              <w:autoSpaceDE w:val="0"/>
+              <w:autoSpaceDN w:val="0"/>
+              <w:adjustRightInd w:val="0"/>
+              <w:spacing w:after="0" w:line="240" w:lineRule="auto"/>
+              <w:jc w:val="right"/>
+              <w:rPr>
+                <w:rFonts w:ascii="Calibri" w:hAnsi="Calibri" w:cs="Calibri"/>
+                <w:color w:val="000000"/>
+                <w:kern w:val="0"/>
+                <w:sz w:val="22"/>
+                <w:szCs w:val="22"/>
+              </w:rPr>
+            </w:pPr>
+          </w:p>
+        </w:tc>
+      </w:tr>
+      <w:tr>
+        <w:trPr>
+          <w:trHeight w:val="290"/>
+        </w:trPr>
+        <w:tc>
+          <w:tcPr>
+            <w:tcW w:w="1354" w:type="dxa"/>
+            <w:tcBorders>
+              <w:top w:val="nil"/>
+              <w:left w:val="nil"/>
+              <w:bottom w:val="nil"/>
+              <w:right w:val="nil"/>
+            </w:tcBorders>
+          </w:tcPr>
+          <w:p>
+            <w:pPr>
+              <w:autoSpaceDE w:val="0"/>
+              <w:autoSpaceDN w:val="0"/>
+              <w:adjustRightInd w:val="0"/>
+              <w:spacing w:after="0" w:line="240" w:lineRule="auto"/>
+              <w:jc w:val="right"/>
+              <w:rPr>
+                <w:rFonts w:ascii="Calibri" w:hAnsi="Calibri" w:cs="Calibri"/>
+                <w:color w:val="000000"/>
+                <w:kern w:val="0"/>
+                <w:sz w:val="22"/>
+                <w:szCs w:val="22"/>
+              </w:rPr>
+            </w:pPr>
+          </w:p>
+        </w:tc>
+        <w:tc>
+          <w:tcPr>
+            <w:tcW w:w="307" w:type="dxa"/>
+            <w:tcBorders>
+              <w:top w:val="nil"/>
+              <w:left w:val="nil"/>
+              <w:bottom w:val="nil"/>
+              <w:right w:val="nil"/>
+            </w:tcBorders>
+          </w:tcPr>
+          <w:p>
+            <w:pPr>
+              <w:autoSpaceDE w:val="0"/>
+              <w:autoSpaceDN w:val="0"/>
+              <w:adjustRightInd w:val="0"/>
+              <w:spacing w:after="0" w:line="240" w:lineRule="auto"/>
+              <w:jc w:val="right"/>
+              <w:rPr>
+                <w:rFonts w:ascii="Calibri" w:hAnsi="Calibri" w:cs="Calibri"/>
+                <w:color w:val="000000"/>
+                <w:kern w:val="0"/>
+                <w:sz w:val="22"/>
+                <w:szCs w:val="22"/>
+              </w:rPr>
+            </w:pPr>
+          </w:p>
+        </w:tc>
+        <w:tc>
+          <w:tcPr>
+            <w:tcW w:w="1305" w:type="dxa"/>
+            <w:tcBorders>
+              <w:top w:val="nil"/>
+              <w:left w:val="nil"/>
+              <w:bottom w:val="nil"/>
+              <w:right w:val="nil"/>
+            </w:tcBorders>
+          </w:tcPr>
+          <w:p>
+            <w:pPr>
+              <w:autoSpaceDE w:val="0"/>
+              <w:autoSpaceDN w:val="0"/>
+              <w:adjustRightInd w:val="0"/>
+              <w:spacing w:after="0" w:line="240" w:lineRule="auto"/>
+              <w:jc w:val="center"/>
+              <w:rPr>
+                <w:rFonts w:ascii="Calibri" w:hAnsi="Calibri" w:cs="Calibri"/>
+                <w:color w:val="000000"/>
+                <w:kern w:val="0"/>
+                <w:sz w:val="22"/>
+                <w:szCs w:val="22"/>
+              </w:rPr>
+            </w:pPr>
+            <w:r>
+              <w:rPr>
+                <w:rFonts w:ascii="Calibri" w:hAnsi="Calibri" w:cs="Calibri"/>
+                <w:color w:val="000000"/>
+                <w:kern w:val="0"/>
+                <w:sz w:val="22"/>
+                <w:szCs w:val="22"/>
+              </w:rPr>
+              <w:t>2023-11-21</w:t>
+            </w:r>
+          </w:p>
+        </w:tc>
+        <w:tc>
+          <w:tcPr>
+            <w:tcW w:w="2240" w:type="dxa"/>
+            <w:tcBorders>
+              <w:top w:val="nil"/>
+              <w:left w:val="nil"/>
+              <w:bottom w:val="nil"/>
+              <w:right w:val="nil"/>
+            </w:tcBorders>
+          </w:tcPr>
+          <w:p>
+            <w:pPr>
+              <w:autoSpaceDE w:val="0"/>
+              <w:autoSpaceDN w:val="0"/>
+              <w:adjustRightInd w:val="0"/>
+              <w:spacing w:after="0" w:line="240" w:lineRule="auto"/>
+              <w:jc w:val="center"/>
+              <w:rPr>
+                <w:rFonts w:ascii="Calibri" w:hAnsi="Calibri" w:cs="Calibri"/>
+                <w:color w:val="000000"/>
+                <w:kern w:val="0"/>
+                <w:sz w:val="22"/>
+                <w:szCs w:val="22"/>
+              </w:rPr>
+            </w:pPr>
+            <w:r>
+              <w:rPr>
+                <w:rFonts w:ascii="Calibri" w:hAnsi="Calibri" w:cs="Calibri"/>
+                <w:color w:val="000000"/>
+                <w:kern w:val="0"/>
+                <w:sz w:val="22"/>
+                <w:szCs w:val="22"/>
+              </w:rPr>
+              <w:t>0.00049986006907</w:t>
+            </w:r>
+          </w:p>
+        </w:tc>
+        <w:tc>
+          <w:tcPr>
+            <w:tcW w:w="871" w:type="dxa"/>
+            <w:tcBorders>
+              <w:top w:val="nil"/>
+              <w:left w:val="nil"/>
+              <w:bottom w:val="nil"/>
+              <w:right w:val="nil"/>
+            </w:tcBorders>
+          </w:tcPr>
+          <w:p>
+            <w:pPr>
+              <w:autoSpaceDE w:val="0"/>
+              <w:autoSpaceDN w:val="0"/>
+              <w:adjustRightInd w:val="0"/>
+              <w:spacing w:after="0" w:line="240" w:lineRule="auto"/>
+              <w:jc w:val="right"/>
+              <w:rPr>
+                <w:rFonts w:ascii="Calibri" w:hAnsi="Calibri" w:cs="Calibri"/>
+                <w:color w:val="000000"/>
+                <w:kern w:val="0"/>
+                <w:sz w:val="22"/>
+                <w:szCs w:val="22"/>
+              </w:rPr>
+            </w:pPr>
+          </w:p>
+        </w:tc>
+        <w:tc>
+          <w:tcPr>
+            <w:tcW w:w="2239" w:type="dxa"/>
+            <w:tcBorders>
+              <w:top w:val="nil"/>
+              <w:left w:val="nil"/>
+              <w:bottom w:val="nil"/>
+              <w:right w:val="nil"/>
+            </w:tcBorders>
+          </w:tcPr>
+          <w:p>
+            <w:pPr>
+              <w:autoSpaceDE w:val="0"/>
+              <w:autoSpaceDN w:val="0"/>
+              <w:adjustRightInd w:val="0"/>
+              <w:spacing w:after="0" w:line="240" w:lineRule="auto"/>
+              <w:jc w:val="right"/>
+              <w:rPr>
+                <w:rFonts w:ascii="Calibri" w:hAnsi="Calibri" w:cs="Calibri"/>
+                <w:color w:val="000000"/>
+                <w:kern w:val="0"/>
+                <w:sz w:val="22"/>
+                <w:szCs w:val="22"/>
+              </w:rPr>
+            </w:pPr>
+          </w:p>
+        </w:tc>
+        <w:tc>
+          <w:tcPr>
+            <w:tcW w:w="1337" w:type="dxa"/>
+            <w:tcBorders>
+              <w:top w:val="nil"/>
+              <w:left w:val="nil"/>
+              <w:bottom w:val="nil"/>
+              <w:right w:val="nil"/>
+            </w:tcBorders>
+          </w:tcPr>
+          <w:p>
+            <w:pPr>
+              <w:autoSpaceDE w:val="0"/>
+              <w:autoSpaceDN w:val="0"/>
+              <w:adjustRightInd w:val="0"/>
+              <w:spacing w:after="0" w:line="240" w:lineRule="auto"/>
+              <w:jc w:val="right"/>
+              <w:rPr>
+                <w:rFonts w:ascii="Calibri" w:hAnsi="Calibri" w:cs="Calibri"/>
+                <w:color w:val="000000"/>
+                <w:kern w:val="0"/>
+                <w:sz w:val="22"/>
+                <w:szCs w:val="22"/>
+              </w:rPr>
+            </w:pPr>
+          </w:p>
+        </w:tc>
+      </w:tr>
+      <w:tr>
+        <w:trPr>
+          <w:trHeight w:val="290"/>
+        </w:trPr>
+        <w:tc>
+          <w:tcPr>
+            <w:tcW w:w="1354" w:type="dxa"/>
+            <w:tcBorders>
+              <w:top w:val="nil"/>
+              <w:left w:val="nil"/>
+              <w:bottom w:val="nil"/>
+              <w:right w:val="nil"/>
+            </w:tcBorders>
+          </w:tcPr>
+          <w:p>
+            <w:pPr>
+              <w:autoSpaceDE w:val="0"/>
+              <w:autoSpaceDN w:val="0"/>
+              <w:adjustRightInd w:val="0"/>
+              <w:spacing w:after="0" w:line="240" w:lineRule="auto"/>
+              <w:jc w:val="right"/>
+              <w:rPr>
+                <w:rFonts w:ascii="Calibri" w:hAnsi="Calibri" w:cs="Calibri"/>
+                <w:color w:val="000000"/>
+                <w:kern w:val="0"/>
+                <w:sz w:val="22"/>
+                <w:szCs w:val="22"/>
+              </w:rPr>
+            </w:pPr>
+          </w:p>
+        </w:tc>
+        <w:tc>
+          <w:tcPr>
+            <w:tcW w:w="307" w:type="dxa"/>
+            <w:tcBorders>
+              <w:top w:val="nil"/>
+              <w:left w:val="nil"/>
+              <w:bottom w:val="nil"/>
+              <w:right w:val="nil"/>
+            </w:tcBorders>
+          </w:tcPr>
+          <w:p>
+            <w:pPr>
+              <w:autoSpaceDE w:val="0"/>
+              <w:autoSpaceDN w:val="0"/>
+              <w:adjustRightInd w:val="0"/>
+              <w:spacing w:after="0" w:line="240" w:lineRule="auto"/>
+              <w:jc w:val="right"/>
+              <w:rPr>
+                <w:rFonts w:ascii="Calibri" w:hAnsi="Calibri" w:cs="Calibri"/>
+                <w:color w:val="000000"/>
+                <w:kern w:val="0"/>
+                <w:sz w:val="22"/>
+                <w:szCs w:val="22"/>
+              </w:rPr>
+            </w:pPr>
+          </w:p>
+        </w:tc>
+        <w:tc>
+          <w:tcPr>
+            <w:tcW w:w="1305" w:type="dxa"/>
+            <w:tcBorders>
+              <w:top w:val="nil"/>
+              <w:left w:val="nil"/>
+              <w:bottom w:val="nil"/>
+              <w:right w:val="nil"/>
+            </w:tcBorders>
+          </w:tcPr>
+          <w:p>
+            <w:pPr>
+              <w:autoSpaceDE w:val="0"/>
+              <w:autoSpaceDN w:val="0"/>
+              <w:adjustRightInd w:val="0"/>
+              <w:spacing w:after="0" w:line="240" w:lineRule="auto"/>
+              <w:jc w:val="center"/>
+              <w:rPr>
+                <w:rFonts w:ascii="Calibri" w:hAnsi="Calibri" w:cs="Calibri"/>
+                <w:color w:val="000000"/>
+                <w:kern w:val="0"/>
+                <w:sz w:val="22"/>
+                <w:szCs w:val="22"/>
+              </w:rPr>
+            </w:pPr>
+            <w:r>
+              <w:rPr>
+                <w:rFonts w:ascii="Calibri" w:hAnsi="Calibri" w:cs="Calibri"/>
+                <w:color w:val="000000"/>
+                <w:kern w:val="0"/>
+                <w:sz w:val="22"/>
+                <w:szCs w:val="22"/>
+              </w:rPr>
+              <w:t>2023-11-22</w:t>
+            </w:r>
+          </w:p>
+        </w:tc>
+        <w:tc>
+          <w:tcPr>
+            <w:tcW w:w="2240" w:type="dxa"/>
+            <w:tcBorders>
+              <w:top w:val="nil"/>
+              <w:left w:val="nil"/>
+              <w:bottom w:val="nil"/>
+              <w:right w:val="nil"/>
+            </w:tcBorders>
+          </w:tcPr>
+          <w:p>
+            <w:pPr>
+              <w:autoSpaceDE w:val="0"/>
+              <w:autoSpaceDN w:val="0"/>
+              <w:adjustRightInd w:val="0"/>
+              <w:spacing w:after="0" w:line="240" w:lineRule="auto"/>
+              <w:jc w:val="center"/>
+              <w:rPr>
+                <w:rFonts w:ascii="Calibri" w:hAnsi="Calibri" w:cs="Calibri"/>
+                <w:color w:val="000000"/>
+                <w:kern w:val="0"/>
+                <w:sz w:val="22"/>
+                <w:szCs w:val="22"/>
+              </w:rPr>
+            </w:pPr>
+            <w:r>
+              <w:rPr>
+                <w:rFonts w:ascii="Calibri" w:hAnsi="Calibri" w:cs="Calibri"/>
+                <w:color w:val="000000"/>
+                <w:kern w:val="0"/>
+                <w:sz w:val="22"/>
+                <w:szCs w:val="22"/>
+              </w:rPr>
+              <w:t>0.00049986006907</w:t>
+            </w:r>
+          </w:p>
+        </w:tc>
+        <w:tc>
+          <w:tcPr>
+            <w:tcW w:w="871" w:type="dxa"/>
+            <w:tcBorders>
+              <w:top w:val="nil"/>
+              <w:left w:val="nil"/>
+              <w:bottom w:val="nil"/>
+              <w:right w:val="nil"/>
+            </w:tcBorders>
+          </w:tcPr>
+          <w:p>
+            <w:pPr>
+              <w:autoSpaceDE w:val="0"/>
+              <w:autoSpaceDN w:val="0"/>
+              <w:adjustRightInd w:val="0"/>
+              <w:spacing w:after="0" w:line="240" w:lineRule="auto"/>
+              <w:jc w:val="right"/>
+              <w:rPr>
+                <w:rFonts w:ascii="Calibri" w:hAnsi="Calibri" w:cs="Calibri"/>
+                <w:color w:val="000000"/>
+                <w:kern w:val="0"/>
+                <w:sz w:val="22"/>
+                <w:szCs w:val="22"/>
+              </w:rPr>
+            </w:pPr>
+          </w:p>
+        </w:tc>
+        <w:tc>
+          <w:tcPr>
+            <w:tcW w:w="2239" w:type="dxa"/>
+            <w:tcBorders>
+              <w:top w:val="nil"/>
+              <w:left w:val="nil"/>
+              <w:bottom w:val="nil"/>
+              <w:right w:val="nil"/>
+            </w:tcBorders>
+          </w:tcPr>
+          <w:p>
+            <w:pPr>
+              <w:autoSpaceDE w:val="0"/>
+              <w:autoSpaceDN w:val="0"/>
+              <w:adjustRightInd w:val="0"/>
+              <w:spacing w:after="0" w:line="240" w:lineRule="auto"/>
+              <w:jc w:val="right"/>
+              <w:rPr>
+                <w:rFonts w:ascii="Calibri" w:hAnsi="Calibri" w:cs="Calibri"/>
+                <w:color w:val="000000"/>
+                <w:kern w:val="0"/>
+                <w:sz w:val="22"/>
+                <w:szCs w:val="22"/>
+              </w:rPr>
+            </w:pPr>
+          </w:p>
+        </w:tc>
+        <w:tc>
+          <w:tcPr>
+            <w:tcW w:w="1337" w:type="dxa"/>
+            <w:tcBorders>
+              <w:top w:val="nil"/>
+              <w:left w:val="nil"/>
+              <w:bottom w:val="nil"/>
+              <w:right w:val="nil"/>
+            </w:tcBorders>
+          </w:tcPr>
+          <w:p>
+            <w:pPr>
+              <w:autoSpaceDE w:val="0"/>
+              <w:autoSpaceDN w:val="0"/>
+              <w:adjustRightInd w:val="0"/>
+              <w:spacing w:after="0" w:line="240" w:lineRule="auto"/>
+              <w:jc w:val="right"/>
+              <w:rPr>
+                <w:rFonts w:ascii="Calibri" w:hAnsi="Calibri" w:cs="Calibri"/>
+                <w:color w:val="000000"/>
+                <w:kern w:val="0"/>
+                <w:sz w:val="22"/>
+                <w:szCs w:val="22"/>
+              </w:rPr>
+            </w:pPr>
+          </w:p>
+        </w:tc>
+      </w:tr>
+      <w:tr>
+        <w:trPr>
+          <w:trHeight w:val="290"/>
+        </w:trPr>
+        <w:tc>
+          <w:tcPr>
+            <w:tcW w:w="1354" w:type="dxa"/>
+            <w:tcBorders>
+              <w:top w:val="nil"/>
+              <w:left w:val="nil"/>
+              <w:bottom w:val="nil"/>
+              <w:right w:val="nil"/>
+            </w:tcBorders>
+          </w:tcPr>
+          <w:p>
+            <w:pPr>
+              <w:autoSpaceDE w:val="0"/>
+              <w:autoSpaceDN w:val="0"/>
+              <w:adjustRightInd w:val="0"/>
+              <w:spacing w:after="0" w:line="240" w:lineRule="auto"/>
+              <w:jc w:val="right"/>
+              <w:rPr>
+                <w:rFonts w:ascii="Calibri" w:hAnsi="Calibri" w:cs="Calibri"/>
+                <w:color w:val="000000"/>
+                <w:kern w:val="0"/>
+                <w:sz w:val="22"/>
+                <w:szCs w:val="22"/>
+              </w:rPr>
+            </w:pPr>
+          </w:p>
+        </w:tc>
+        <w:tc>
+          <w:tcPr>
+            <w:tcW w:w="307" w:type="dxa"/>
+            <w:tcBorders>
+              <w:top w:val="nil"/>
+              <w:left w:val="nil"/>
+              <w:bottom w:val="nil"/>
+              <w:right w:val="nil"/>
+            </w:tcBorders>
+          </w:tcPr>
+          <w:p>
+            <w:pPr>
+              <w:autoSpaceDE w:val="0"/>
+              <w:autoSpaceDN w:val="0"/>
+              <w:adjustRightInd w:val="0"/>
+              <w:spacing w:after="0" w:line="240" w:lineRule="auto"/>
+              <w:jc w:val="right"/>
+              <w:rPr>
+                <w:rFonts w:ascii="Calibri" w:hAnsi="Calibri" w:cs="Calibri"/>
+                <w:color w:val="000000"/>
+                <w:kern w:val="0"/>
+                <w:sz w:val="22"/>
+                <w:szCs w:val="22"/>
+              </w:rPr>
+            </w:pPr>
+          </w:p>
+        </w:tc>
+        <w:tc>
+          <w:tcPr>
+            <w:tcW w:w="1305" w:type="dxa"/>
+            <w:tcBorders>
+              <w:top w:val="nil"/>
+              <w:left w:val="nil"/>
+              <w:bottom w:val="nil"/>
+              <w:right w:val="nil"/>
+            </w:tcBorders>
+          </w:tcPr>
+          <w:p>
+            <w:pPr>
+              <w:autoSpaceDE w:val="0"/>
+              <w:autoSpaceDN w:val="0"/>
+              <w:adjustRightInd w:val="0"/>
+              <w:spacing w:after="0" w:line="240" w:lineRule="auto"/>
+              <w:jc w:val="center"/>
+              <w:rPr>
+                <w:rFonts w:ascii="Calibri" w:hAnsi="Calibri" w:cs="Calibri"/>
+                <w:color w:val="000000"/>
+                <w:kern w:val="0"/>
+                <w:sz w:val="22"/>
+                <w:szCs w:val="22"/>
+              </w:rPr>
+            </w:pPr>
+            <w:r>
+              <w:rPr>
+                <w:rFonts w:ascii="Calibri" w:hAnsi="Calibri" w:cs="Calibri"/>
+                <w:color w:val="000000"/>
+                <w:kern w:val="0"/>
+                <w:sz w:val="22"/>
+                <w:szCs w:val="22"/>
+              </w:rPr>
+              <w:t>2023-11-23</w:t>
+            </w:r>
+          </w:p>
+        </w:tc>
+        <w:tc>
+          <w:tcPr>
+            <w:tcW w:w="2240" w:type="dxa"/>
+            <w:tcBorders>
+              <w:top w:val="nil"/>
+              <w:left w:val="nil"/>
+              <w:bottom w:val="nil"/>
+              <w:right w:val="nil"/>
+            </w:tcBorders>
+          </w:tcPr>
+          <w:p>
+            <w:pPr>
+              <w:autoSpaceDE w:val="0"/>
+              <w:autoSpaceDN w:val="0"/>
+              <w:adjustRightInd w:val="0"/>
+              <w:spacing w:after="0" w:line="240" w:lineRule="auto"/>
+              <w:jc w:val="center"/>
+              <w:rPr>
+                <w:rFonts w:ascii="Calibri" w:hAnsi="Calibri" w:cs="Calibri"/>
+                <w:color w:val="000000"/>
+                <w:kern w:val="0"/>
+                <w:sz w:val="22"/>
+                <w:szCs w:val="22"/>
+              </w:rPr>
+            </w:pPr>
+            <w:r>
+              <w:rPr>
+                <w:rFonts w:ascii="Calibri" w:hAnsi="Calibri" w:cs="Calibri"/>
+                <w:color w:val="000000"/>
+                <w:kern w:val="0"/>
+                <w:sz w:val="22"/>
+                <w:szCs w:val="22"/>
+              </w:rPr>
+              <w:t>0.00049986006907</w:t>
+            </w:r>
+          </w:p>
+        </w:tc>
+        <w:tc>
+          <w:tcPr>
+            <w:tcW w:w="871" w:type="dxa"/>
+            <w:tcBorders>
+              <w:top w:val="nil"/>
+              <w:left w:val="nil"/>
+              <w:bottom w:val="nil"/>
+              <w:right w:val="nil"/>
+            </w:tcBorders>
+          </w:tcPr>
+          <w:p>
+            <w:pPr>
+              <w:autoSpaceDE w:val="0"/>
+              <w:autoSpaceDN w:val="0"/>
+              <w:adjustRightInd w:val="0"/>
+              <w:spacing w:after="0" w:line="240" w:lineRule="auto"/>
+              <w:jc w:val="right"/>
+              <w:rPr>
+                <w:rFonts w:ascii="Calibri" w:hAnsi="Calibri" w:cs="Calibri"/>
+                <w:color w:val="000000"/>
+                <w:kern w:val="0"/>
+                <w:sz w:val="22"/>
+                <w:szCs w:val="22"/>
+              </w:rPr>
+            </w:pPr>
+          </w:p>
+        </w:tc>
+        <w:tc>
+          <w:tcPr>
+            <w:tcW w:w="2239" w:type="dxa"/>
+            <w:tcBorders>
+              <w:top w:val="nil"/>
+              <w:left w:val="nil"/>
+              <w:bottom w:val="nil"/>
+              <w:right w:val="nil"/>
+            </w:tcBorders>
+          </w:tcPr>
+          <w:p>
+            <w:pPr>
+              <w:autoSpaceDE w:val="0"/>
+              <w:autoSpaceDN w:val="0"/>
+              <w:adjustRightInd w:val="0"/>
+              <w:spacing w:after="0" w:line="240" w:lineRule="auto"/>
+              <w:jc w:val="right"/>
+              <w:rPr>
+                <w:rFonts w:ascii="Calibri" w:hAnsi="Calibri" w:cs="Calibri"/>
+                <w:color w:val="000000"/>
+                <w:kern w:val="0"/>
+                <w:sz w:val="22"/>
+                <w:szCs w:val="22"/>
+              </w:rPr>
+            </w:pPr>
+          </w:p>
+        </w:tc>
+        <w:tc>
+          <w:tcPr>
+            <w:tcW w:w="1337" w:type="dxa"/>
+            <w:tcBorders>
+              <w:top w:val="nil"/>
+              <w:left w:val="nil"/>
+              <w:bottom w:val="nil"/>
+              <w:right w:val="nil"/>
+            </w:tcBorders>
+          </w:tcPr>
+          <w:p>
+            <w:pPr>
+              <w:autoSpaceDE w:val="0"/>
+              <w:autoSpaceDN w:val="0"/>
+              <w:adjustRightInd w:val="0"/>
+              <w:spacing w:after="0" w:line="240" w:lineRule="auto"/>
+              <w:jc w:val="right"/>
+              <w:rPr>
+                <w:rFonts w:ascii="Calibri" w:hAnsi="Calibri" w:cs="Calibri"/>
+                <w:color w:val="000000"/>
+                <w:kern w:val="0"/>
+                <w:sz w:val="22"/>
+                <w:szCs w:val="22"/>
+              </w:rPr>
+            </w:pPr>
+          </w:p>
+        </w:tc>
+      </w:tr>
+      <w:tr>
+        <w:trPr>
+          <w:trHeight w:val="290"/>
+        </w:trPr>
+        <w:tc>
+          <w:tcPr>
+            <w:tcW w:w="1354" w:type="dxa"/>
+            <w:tcBorders>
+              <w:top w:val="nil"/>
+              <w:left w:val="nil"/>
+              <w:bottom w:val="nil"/>
+              <w:right w:val="nil"/>
+            </w:tcBorders>
+          </w:tcPr>
+          <w:p>
+            <w:pPr>
+              <w:autoSpaceDE w:val="0"/>
+              <w:autoSpaceDN w:val="0"/>
+              <w:adjustRightInd w:val="0"/>
+              <w:spacing w:after="0" w:line="240" w:lineRule="auto"/>
+              <w:jc w:val="right"/>
+              <w:rPr>
+                <w:rFonts w:ascii="Calibri" w:hAnsi="Calibri" w:cs="Calibri"/>
+                <w:color w:val="000000"/>
+                <w:kern w:val="0"/>
+                <w:sz w:val="22"/>
+                <w:szCs w:val="22"/>
+              </w:rPr>
+            </w:pPr>
+          </w:p>
+        </w:tc>
+        <w:tc>
+          <w:tcPr>
+            <w:tcW w:w="307" w:type="dxa"/>
+            <w:tcBorders>
+              <w:top w:val="nil"/>
+              <w:left w:val="nil"/>
+              <w:bottom w:val="nil"/>
+              <w:right w:val="nil"/>
+            </w:tcBorders>
+          </w:tcPr>
+          <w:p>
+            <w:pPr>
+              <w:autoSpaceDE w:val="0"/>
+              <w:autoSpaceDN w:val="0"/>
+              <w:adjustRightInd w:val="0"/>
+              <w:spacing w:after="0" w:line="240" w:lineRule="auto"/>
+              <w:jc w:val="right"/>
+              <w:rPr>
+                <w:rFonts w:ascii="Calibri" w:hAnsi="Calibri" w:cs="Calibri"/>
+                <w:color w:val="000000"/>
+                <w:kern w:val="0"/>
+                <w:sz w:val="22"/>
+                <w:szCs w:val="22"/>
+              </w:rPr>
+            </w:pPr>
+          </w:p>
+        </w:tc>
+        <w:tc>
+          <w:tcPr>
+            <w:tcW w:w="1305" w:type="dxa"/>
+            <w:tcBorders>
+              <w:top w:val="nil"/>
+              <w:left w:val="nil"/>
+              <w:bottom w:val="nil"/>
+              <w:right w:val="nil"/>
+            </w:tcBorders>
+          </w:tcPr>
+          <w:p>
+            <w:pPr>
+              <w:autoSpaceDE w:val="0"/>
+              <w:autoSpaceDN w:val="0"/>
+              <w:adjustRightInd w:val="0"/>
+              <w:spacing w:after="0" w:line="240" w:lineRule="auto"/>
+              <w:jc w:val="center"/>
+              <w:rPr>
+                <w:rFonts w:ascii="Calibri" w:hAnsi="Calibri" w:cs="Calibri"/>
+                <w:color w:val="000000"/>
+                <w:kern w:val="0"/>
+                <w:sz w:val="22"/>
+                <w:szCs w:val="22"/>
+              </w:rPr>
+            </w:pPr>
+            <w:r>
+              <w:rPr>
+                <w:rFonts w:ascii="Calibri" w:hAnsi="Calibri" w:cs="Calibri"/>
+                <w:color w:val="000000"/>
+                <w:kern w:val="0"/>
+                <w:sz w:val="22"/>
+                <w:szCs w:val="22"/>
+              </w:rPr>
+              <w:t>2023-11-24</w:t>
+            </w:r>
+          </w:p>
+        </w:tc>
+        <w:tc>
+          <w:tcPr>
+            <w:tcW w:w="2240" w:type="dxa"/>
+            <w:tcBorders>
+              <w:top w:val="nil"/>
+              <w:left w:val="nil"/>
+              <w:bottom w:val="nil"/>
+              <w:right w:val="nil"/>
+            </w:tcBorders>
+          </w:tcPr>
+          <w:p>
+            <w:pPr>
+              <w:autoSpaceDE w:val="0"/>
+              <w:autoSpaceDN w:val="0"/>
+              <w:adjustRightInd w:val="0"/>
+              <w:spacing w:after="0" w:line="240" w:lineRule="auto"/>
+              <w:jc w:val="center"/>
+              <w:rPr>
+                <w:rFonts w:ascii="Calibri" w:hAnsi="Calibri" w:cs="Calibri"/>
+                <w:color w:val="000000"/>
+                <w:kern w:val="0"/>
+                <w:sz w:val="22"/>
+                <w:szCs w:val="22"/>
+              </w:rPr>
+            </w:pPr>
+            <w:r>
+              <w:rPr>
+                <w:rFonts w:ascii="Calibri" w:hAnsi="Calibri" w:cs="Calibri"/>
+                <w:color w:val="000000"/>
+                <w:kern w:val="0"/>
+                <w:sz w:val="22"/>
+                <w:szCs w:val="22"/>
+              </w:rPr>
+              <w:t>0.00049986006907</w:t>
+            </w:r>
+          </w:p>
+        </w:tc>
+        <w:tc>
+          <w:tcPr>
+            <w:tcW w:w="871" w:type="dxa"/>
+            <w:tcBorders>
+              <w:top w:val="nil"/>
+              <w:left w:val="nil"/>
+              <w:bottom w:val="nil"/>
+              <w:right w:val="nil"/>
+            </w:tcBorders>
+          </w:tcPr>
+          <w:p>
+            <w:pPr>
+              <w:autoSpaceDE w:val="0"/>
+              <w:autoSpaceDN w:val="0"/>
+              <w:adjustRightInd w:val="0"/>
+              <w:spacing w:after="0" w:line="240" w:lineRule="auto"/>
+              <w:jc w:val="right"/>
+              <w:rPr>
+                <w:rFonts w:ascii="Calibri" w:hAnsi="Calibri" w:cs="Calibri"/>
+                <w:color w:val="000000"/>
+                <w:kern w:val="0"/>
+                <w:sz w:val="22"/>
+                <w:szCs w:val="22"/>
+              </w:rPr>
+            </w:pPr>
+          </w:p>
+        </w:tc>
+        <w:tc>
+          <w:tcPr>
+            <w:tcW w:w="2239" w:type="dxa"/>
+            <w:tcBorders>
+              <w:top w:val="nil"/>
+              <w:left w:val="nil"/>
+              <w:bottom w:val="nil"/>
+              <w:right w:val="nil"/>
+            </w:tcBorders>
+          </w:tcPr>
+          <w:p>
+            <w:pPr>
+              <w:autoSpaceDE w:val="0"/>
+              <w:autoSpaceDN w:val="0"/>
+              <w:adjustRightInd w:val="0"/>
+              <w:spacing w:after="0" w:line="240" w:lineRule="auto"/>
+              <w:jc w:val="right"/>
+              <w:rPr>
+                <w:rFonts w:ascii="Calibri" w:hAnsi="Calibri" w:cs="Calibri"/>
+                <w:color w:val="000000"/>
+                <w:kern w:val="0"/>
+                <w:sz w:val="22"/>
+                <w:szCs w:val="22"/>
+              </w:rPr>
+            </w:pPr>
+          </w:p>
+        </w:tc>
+        <w:tc>
+          <w:tcPr>
+            <w:tcW w:w="1337" w:type="dxa"/>
+            <w:tcBorders>
+              <w:top w:val="nil"/>
+              <w:left w:val="nil"/>
+              <w:bottom w:val="nil"/>
+              <w:right w:val="nil"/>
+            </w:tcBorders>
+          </w:tcPr>
+          <w:p>
+            <w:pPr>
+              <w:autoSpaceDE w:val="0"/>
+              <w:autoSpaceDN w:val="0"/>
+              <w:adjustRightInd w:val="0"/>
+              <w:spacing w:after="0" w:line="240" w:lineRule="auto"/>
+              <w:jc w:val="right"/>
+              <w:rPr>
+                <w:rFonts w:ascii="Calibri" w:hAnsi="Calibri" w:cs="Calibri"/>
+                <w:color w:val="000000"/>
+                <w:kern w:val="0"/>
+                <w:sz w:val="22"/>
+                <w:szCs w:val="22"/>
+              </w:rPr>
+            </w:pPr>
+          </w:p>
+        </w:tc>
+      </w:tr>
+      <w:tr>
+        <w:trPr>
+          <w:trHeight w:val="290"/>
+        </w:trPr>
+        <w:tc>
+          <w:tcPr>
+            <w:tcW w:w="1354" w:type="dxa"/>
+            <w:tcBorders>
+              <w:top w:val="nil"/>
+              <w:left w:val="nil"/>
+              <w:bottom w:val="nil"/>
+              <w:right w:val="nil"/>
+            </w:tcBorders>
+          </w:tcPr>
+          <w:p>
+            <w:pPr>
+              <w:autoSpaceDE w:val="0"/>
+              <w:autoSpaceDN w:val="0"/>
+              <w:adjustRightInd w:val="0"/>
+              <w:spacing w:after="0" w:line="240" w:lineRule="auto"/>
+              <w:jc w:val="right"/>
+              <w:rPr>
+                <w:rFonts w:ascii="Calibri" w:hAnsi="Calibri" w:cs="Calibri"/>
+                <w:color w:val="000000"/>
+                <w:kern w:val="0"/>
+                <w:sz w:val="22"/>
+                <w:szCs w:val="22"/>
+              </w:rPr>
+            </w:pPr>
+          </w:p>
+        </w:tc>
+        <w:tc>
+          <w:tcPr>
+            <w:tcW w:w="307" w:type="dxa"/>
+            <w:tcBorders>
+              <w:top w:val="nil"/>
+              <w:left w:val="nil"/>
+              <w:bottom w:val="nil"/>
+              <w:right w:val="nil"/>
+            </w:tcBorders>
+          </w:tcPr>
+          <w:p>
+            <w:pPr>
+              <w:autoSpaceDE w:val="0"/>
+              <w:autoSpaceDN w:val="0"/>
+              <w:adjustRightInd w:val="0"/>
+              <w:spacing w:after="0" w:line="240" w:lineRule="auto"/>
+              <w:jc w:val="right"/>
+              <w:rPr>
+                <w:rFonts w:ascii="Calibri" w:hAnsi="Calibri" w:cs="Calibri"/>
+                <w:color w:val="000000"/>
+                <w:kern w:val="0"/>
+                <w:sz w:val="22"/>
+                <w:szCs w:val="22"/>
+              </w:rPr>
+            </w:pPr>
+          </w:p>
+        </w:tc>
+        <w:tc>
+          <w:tcPr>
+            <w:tcW w:w="1305" w:type="dxa"/>
+            <w:tcBorders>
+              <w:top w:val="nil"/>
+              <w:left w:val="nil"/>
+              <w:bottom w:val="nil"/>
+              <w:right w:val="nil"/>
+            </w:tcBorders>
+          </w:tcPr>
+          <w:p>
+            <w:pPr>
+              <w:autoSpaceDE w:val="0"/>
+              <w:autoSpaceDN w:val="0"/>
+              <w:adjustRightInd w:val="0"/>
+              <w:spacing w:after="0" w:line="240" w:lineRule="auto"/>
+              <w:jc w:val="center"/>
+              <w:rPr>
+                <w:rFonts w:ascii="Calibri" w:hAnsi="Calibri" w:cs="Calibri"/>
+                <w:color w:val="000000"/>
+                <w:kern w:val="0"/>
+                <w:sz w:val="22"/>
+                <w:szCs w:val="22"/>
+              </w:rPr>
+            </w:pPr>
+            <w:r>
+              <w:rPr>
+                <w:rFonts w:ascii="Calibri" w:hAnsi="Calibri" w:cs="Calibri"/>
+                <w:color w:val="000000"/>
+                <w:kern w:val="0"/>
+                <w:sz w:val="22"/>
+                <w:szCs w:val="22"/>
+              </w:rPr>
+              <w:t>2023-11-25</w:t>
+            </w:r>
+          </w:p>
+        </w:tc>
+        <w:tc>
+          <w:tcPr>
+            <w:tcW w:w="2240" w:type="dxa"/>
+            <w:tcBorders>
+              <w:top w:val="nil"/>
+              <w:left w:val="nil"/>
+              <w:bottom w:val="nil"/>
+              <w:right w:val="nil"/>
+            </w:tcBorders>
+          </w:tcPr>
+          <w:p>
+            <w:pPr>
+              <w:autoSpaceDE w:val="0"/>
+              <w:autoSpaceDN w:val="0"/>
+              <w:adjustRightInd w:val="0"/>
+              <w:spacing w:after="0" w:line="240" w:lineRule="auto"/>
+              <w:jc w:val="center"/>
+              <w:rPr>
+                <w:rFonts w:ascii="Calibri" w:hAnsi="Calibri" w:cs="Calibri"/>
+                <w:color w:val="000000"/>
+                <w:kern w:val="0"/>
+                <w:sz w:val="22"/>
+                <w:szCs w:val="22"/>
+              </w:rPr>
+            </w:pPr>
+            <w:r>
+              <w:rPr>
+                <w:rFonts w:ascii="Calibri" w:hAnsi="Calibri" w:cs="Calibri"/>
+                <w:color w:val="000000"/>
+                <w:kern w:val="0"/>
+                <w:sz w:val="22"/>
+                <w:szCs w:val="22"/>
+              </w:rPr>
+              <w:t>0.00049986006907</w:t>
+            </w:r>
+          </w:p>
+        </w:tc>
+        <w:tc>
+          <w:tcPr>
+            <w:tcW w:w="871" w:type="dxa"/>
+            <w:tcBorders>
+              <w:top w:val="nil"/>
+              <w:left w:val="nil"/>
+              <w:bottom w:val="nil"/>
+              <w:right w:val="nil"/>
+            </w:tcBorders>
+          </w:tcPr>
+          <w:p>
+            <w:pPr>
+              <w:autoSpaceDE w:val="0"/>
+              <w:autoSpaceDN w:val="0"/>
+              <w:adjustRightInd w:val="0"/>
+              <w:spacing w:after="0" w:line="240" w:lineRule="auto"/>
+              <w:jc w:val="right"/>
+              <w:rPr>
+                <w:rFonts w:ascii="Calibri" w:hAnsi="Calibri" w:cs="Calibri"/>
+                <w:color w:val="000000"/>
+                <w:kern w:val="0"/>
+                <w:sz w:val="22"/>
+                <w:szCs w:val="22"/>
+              </w:rPr>
+            </w:pPr>
+          </w:p>
+        </w:tc>
+        <w:tc>
+          <w:tcPr>
+            <w:tcW w:w="2239" w:type="dxa"/>
+            <w:tcBorders>
+              <w:top w:val="nil"/>
+              <w:left w:val="nil"/>
+              <w:bottom w:val="nil"/>
+              <w:right w:val="nil"/>
+            </w:tcBorders>
+          </w:tcPr>
+          <w:p>
+            <w:pPr>
+              <w:autoSpaceDE w:val="0"/>
+              <w:autoSpaceDN w:val="0"/>
+              <w:adjustRightInd w:val="0"/>
+              <w:spacing w:after="0" w:line="240" w:lineRule="auto"/>
+              <w:jc w:val="right"/>
+              <w:rPr>
+                <w:rFonts w:ascii="Calibri" w:hAnsi="Calibri" w:cs="Calibri"/>
+                <w:color w:val="000000"/>
+                <w:kern w:val="0"/>
+                <w:sz w:val="22"/>
+                <w:szCs w:val="22"/>
+              </w:rPr>
+            </w:pPr>
+          </w:p>
+        </w:tc>
+        <w:tc>
+          <w:tcPr>
+            <w:tcW w:w="1337" w:type="dxa"/>
+            <w:tcBorders>
+              <w:top w:val="nil"/>
+              <w:left w:val="nil"/>
+              <w:bottom w:val="nil"/>
+              <w:right w:val="nil"/>
+            </w:tcBorders>
+          </w:tcPr>
+          <w:p>
+            <w:pPr>
+              <w:autoSpaceDE w:val="0"/>
+              <w:autoSpaceDN w:val="0"/>
+              <w:adjustRightInd w:val="0"/>
+              <w:spacing w:after="0" w:line="240" w:lineRule="auto"/>
+              <w:jc w:val="right"/>
+              <w:rPr>
+                <w:rFonts w:ascii="Calibri" w:hAnsi="Calibri" w:cs="Calibri"/>
+                <w:color w:val="000000"/>
+                <w:kern w:val="0"/>
+                <w:sz w:val="22"/>
+                <w:szCs w:val="22"/>
+              </w:rPr>
+            </w:pPr>
+          </w:p>
+        </w:tc>
+      </w:tr>
+      <w:tr>
+        <w:trPr>
+          <w:trHeight w:val="290"/>
+        </w:trPr>
+        <w:tc>
+          <w:tcPr>
+            <w:tcW w:w="1354" w:type="dxa"/>
+            <w:tcBorders>
+              <w:top w:val="nil"/>
+              <w:left w:val="nil"/>
+              <w:bottom w:val="nil"/>
+              <w:right w:val="nil"/>
+            </w:tcBorders>
+          </w:tcPr>
+          <w:p>
+            <w:pPr>
+              <w:autoSpaceDE w:val="0"/>
+              <w:autoSpaceDN w:val="0"/>
+              <w:adjustRightInd w:val="0"/>
+              <w:spacing w:after="0" w:line="240" w:lineRule="auto"/>
+              <w:jc w:val="right"/>
+              <w:rPr>
+                <w:rFonts w:ascii="Calibri" w:hAnsi="Calibri" w:cs="Calibri"/>
+                <w:color w:val="000000"/>
+                <w:kern w:val="0"/>
+                <w:sz w:val="22"/>
+                <w:szCs w:val="22"/>
+              </w:rPr>
+            </w:pPr>
+          </w:p>
+        </w:tc>
+        <w:tc>
+          <w:tcPr>
+            <w:tcW w:w="307" w:type="dxa"/>
+            <w:tcBorders>
+              <w:top w:val="nil"/>
+              <w:left w:val="nil"/>
+              <w:bottom w:val="nil"/>
+              <w:right w:val="nil"/>
+            </w:tcBorders>
+          </w:tcPr>
+          <w:p>
+            <w:pPr>
+              <w:autoSpaceDE w:val="0"/>
+              <w:autoSpaceDN w:val="0"/>
+              <w:adjustRightInd w:val="0"/>
+              <w:spacing w:after="0" w:line="240" w:lineRule="auto"/>
+              <w:jc w:val="right"/>
+              <w:rPr>
+                <w:rFonts w:ascii="Calibri" w:hAnsi="Calibri" w:cs="Calibri"/>
+                <w:color w:val="000000"/>
+                <w:kern w:val="0"/>
+                <w:sz w:val="22"/>
+                <w:szCs w:val="22"/>
+              </w:rPr>
+            </w:pPr>
+          </w:p>
+        </w:tc>
+        <w:tc>
+          <w:tcPr>
+            <w:tcW w:w="1305" w:type="dxa"/>
+            <w:tcBorders>
+              <w:top w:val="nil"/>
+              <w:left w:val="nil"/>
+              <w:bottom w:val="nil"/>
+              <w:right w:val="nil"/>
+            </w:tcBorders>
+          </w:tcPr>
+          <w:p>
+            <w:pPr>
+              <w:autoSpaceDE w:val="0"/>
+              <w:autoSpaceDN w:val="0"/>
+              <w:adjustRightInd w:val="0"/>
+              <w:spacing w:after="0" w:line="240" w:lineRule="auto"/>
+              <w:jc w:val="center"/>
+              <w:rPr>
+                <w:rFonts w:ascii="Calibri" w:hAnsi="Calibri" w:cs="Calibri"/>
+                <w:color w:val="000000"/>
+                <w:kern w:val="0"/>
+                <w:sz w:val="22"/>
+                <w:szCs w:val="22"/>
+              </w:rPr>
+            </w:pPr>
+            <w:r>
+              <w:rPr>
+                <w:rFonts w:ascii="Calibri" w:hAnsi="Calibri" w:cs="Calibri"/>
+                <w:color w:val="000000"/>
+                <w:kern w:val="0"/>
+                <w:sz w:val="22"/>
+                <w:szCs w:val="22"/>
+              </w:rPr>
+              <w:t>2023-11-26</w:t>
+            </w:r>
+          </w:p>
+        </w:tc>
+        <w:tc>
+          <w:tcPr>
+            <w:tcW w:w="2240" w:type="dxa"/>
+            <w:tcBorders>
+              <w:top w:val="nil"/>
+              <w:left w:val="nil"/>
+              <w:bottom w:val="nil"/>
+              <w:right w:val="nil"/>
+            </w:tcBorders>
+          </w:tcPr>
+          <w:p>
+            <w:pPr>
+              <w:autoSpaceDE w:val="0"/>
+              <w:autoSpaceDN w:val="0"/>
+              <w:adjustRightInd w:val="0"/>
+              <w:spacing w:after="0" w:line="240" w:lineRule="auto"/>
+              <w:jc w:val="center"/>
+              <w:rPr>
+                <w:rFonts w:ascii="Calibri" w:hAnsi="Calibri" w:cs="Calibri"/>
+                <w:color w:val="000000"/>
+                <w:kern w:val="0"/>
+                <w:sz w:val="22"/>
+                <w:szCs w:val="22"/>
+              </w:rPr>
+            </w:pPr>
+            <w:r>
+              <w:rPr>
+                <w:rFonts w:ascii="Calibri" w:hAnsi="Calibri" w:cs="Calibri"/>
+                <w:color w:val="000000"/>
+                <w:kern w:val="0"/>
+                <w:sz w:val="22"/>
+                <w:szCs w:val="22"/>
+              </w:rPr>
+              <w:t>0.00049986006907</w:t>
+            </w:r>
+          </w:p>
+        </w:tc>
+        <w:tc>
+          <w:tcPr>
+            <w:tcW w:w="871" w:type="dxa"/>
+            <w:tcBorders>
+              <w:top w:val="nil"/>
+              <w:left w:val="nil"/>
+              <w:bottom w:val="nil"/>
+              <w:right w:val="nil"/>
+            </w:tcBorders>
+          </w:tcPr>
+          <w:p>
+            <w:pPr>
+              <w:autoSpaceDE w:val="0"/>
+              <w:autoSpaceDN w:val="0"/>
+              <w:adjustRightInd w:val="0"/>
+              <w:spacing w:after="0" w:line="240" w:lineRule="auto"/>
+              <w:jc w:val="right"/>
+              <w:rPr>
+                <w:rFonts w:ascii="Calibri" w:hAnsi="Calibri" w:cs="Calibri"/>
+                <w:color w:val="000000"/>
+                <w:kern w:val="0"/>
+                <w:sz w:val="22"/>
+                <w:szCs w:val="22"/>
+              </w:rPr>
+            </w:pPr>
+          </w:p>
+        </w:tc>
+        <w:tc>
+          <w:tcPr>
+            <w:tcW w:w="2239" w:type="dxa"/>
+            <w:tcBorders>
+              <w:top w:val="nil"/>
+              <w:left w:val="nil"/>
+              <w:bottom w:val="nil"/>
+              <w:right w:val="nil"/>
+            </w:tcBorders>
+          </w:tcPr>
+          <w:p>
+            <w:pPr>
+              <w:autoSpaceDE w:val="0"/>
+              <w:autoSpaceDN w:val="0"/>
+              <w:adjustRightInd w:val="0"/>
+              <w:spacing w:after="0" w:line="240" w:lineRule="auto"/>
+              <w:jc w:val="right"/>
+              <w:rPr>
+                <w:rFonts w:ascii="Calibri" w:hAnsi="Calibri" w:cs="Calibri"/>
+                <w:color w:val="000000"/>
+                <w:kern w:val="0"/>
+                <w:sz w:val="22"/>
+                <w:szCs w:val="22"/>
+              </w:rPr>
+            </w:pPr>
+          </w:p>
+        </w:tc>
+        <w:tc>
+          <w:tcPr>
+            <w:tcW w:w="1337" w:type="dxa"/>
+            <w:tcBorders>
+              <w:top w:val="nil"/>
+              <w:left w:val="nil"/>
+              <w:bottom w:val="nil"/>
+              <w:right w:val="nil"/>
+            </w:tcBorders>
+          </w:tcPr>
+          <w:p>
+            <w:pPr>
+              <w:autoSpaceDE w:val="0"/>
+              <w:autoSpaceDN w:val="0"/>
+              <w:adjustRightInd w:val="0"/>
+              <w:spacing w:after="0" w:line="240" w:lineRule="auto"/>
+              <w:jc w:val="right"/>
+              <w:rPr>
+                <w:rFonts w:ascii="Calibri" w:hAnsi="Calibri" w:cs="Calibri"/>
+                <w:color w:val="000000"/>
+                <w:kern w:val="0"/>
+                <w:sz w:val="22"/>
+                <w:szCs w:val="22"/>
+              </w:rPr>
+            </w:pPr>
+          </w:p>
+        </w:tc>
+      </w:tr>
+      <w:tr>
+        <w:trPr>
+          <w:trHeight w:val="290"/>
+        </w:trPr>
+        <w:tc>
+          <w:tcPr>
+            <w:tcW w:w="1354" w:type="dxa"/>
+            <w:tcBorders>
+              <w:top w:val="nil"/>
+              <w:left w:val="nil"/>
+              <w:bottom w:val="nil"/>
+              <w:right w:val="nil"/>
+            </w:tcBorders>
+          </w:tcPr>
+          <w:p>
+            <w:pPr>
+              <w:autoSpaceDE w:val="0"/>
+              <w:autoSpaceDN w:val="0"/>
+              <w:adjustRightInd w:val="0"/>
+              <w:spacing w:after="0" w:line="240" w:lineRule="auto"/>
+              <w:jc w:val="right"/>
+              <w:rPr>
+                <w:rFonts w:ascii="Calibri" w:hAnsi="Calibri" w:cs="Calibri"/>
+                <w:color w:val="000000"/>
+                <w:kern w:val="0"/>
+                <w:sz w:val="22"/>
+                <w:szCs w:val="22"/>
+              </w:rPr>
+            </w:pPr>
+          </w:p>
+        </w:tc>
+        <w:tc>
+          <w:tcPr>
+            <w:tcW w:w="307" w:type="dxa"/>
+            <w:tcBorders>
+              <w:top w:val="nil"/>
+              <w:left w:val="nil"/>
+              <w:bottom w:val="nil"/>
+              <w:right w:val="nil"/>
+            </w:tcBorders>
+          </w:tcPr>
+          <w:p>
+            <w:pPr>
+              <w:autoSpaceDE w:val="0"/>
+              <w:autoSpaceDN w:val="0"/>
+              <w:adjustRightInd w:val="0"/>
+              <w:spacing w:after="0" w:line="240" w:lineRule="auto"/>
+              <w:jc w:val="right"/>
+              <w:rPr>
+                <w:rFonts w:ascii="Calibri" w:hAnsi="Calibri" w:cs="Calibri"/>
+                <w:color w:val="000000"/>
+                <w:kern w:val="0"/>
+                <w:sz w:val="22"/>
+                <w:szCs w:val="22"/>
+              </w:rPr>
+            </w:pPr>
+          </w:p>
+        </w:tc>
+        <w:tc>
+          <w:tcPr>
+            <w:tcW w:w="1305" w:type="dxa"/>
+            <w:tcBorders>
+              <w:top w:val="nil"/>
+              <w:left w:val="nil"/>
+              <w:bottom w:val="nil"/>
+              <w:right w:val="nil"/>
+            </w:tcBorders>
+          </w:tcPr>
+          <w:p>
+            <w:pPr>
+              <w:autoSpaceDE w:val="0"/>
+              <w:autoSpaceDN w:val="0"/>
+              <w:adjustRightInd w:val="0"/>
+              <w:spacing w:after="0" w:line="240" w:lineRule="auto"/>
+              <w:jc w:val="center"/>
+              <w:rPr>
+                <w:rFonts w:ascii="Calibri" w:hAnsi="Calibri" w:cs="Calibri"/>
+                <w:color w:val="000000"/>
+                <w:kern w:val="0"/>
+                <w:sz w:val="22"/>
+                <w:szCs w:val="22"/>
+              </w:rPr>
+            </w:pPr>
+            <w:r>
+              <w:rPr>
+                <w:rFonts w:ascii="Calibri" w:hAnsi="Calibri" w:cs="Calibri"/>
+                <w:color w:val="000000"/>
+                <w:kern w:val="0"/>
+                <w:sz w:val="22"/>
+                <w:szCs w:val="22"/>
+              </w:rPr>
+              <w:t>2023-11-27</w:t>
+            </w:r>
+          </w:p>
+        </w:tc>
+        <w:tc>
+          <w:tcPr>
+            <w:tcW w:w="2240" w:type="dxa"/>
+            <w:tcBorders>
+              <w:top w:val="nil"/>
+              <w:left w:val="nil"/>
+              <w:bottom w:val="nil"/>
+              <w:right w:val="nil"/>
+            </w:tcBorders>
+          </w:tcPr>
+          <w:p>
+            <w:pPr>
+              <w:autoSpaceDE w:val="0"/>
+              <w:autoSpaceDN w:val="0"/>
+              <w:adjustRightInd w:val="0"/>
+              <w:spacing w:after="0" w:line="240" w:lineRule="auto"/>
+              <w:jc w:val="center"/>
+              <w:rPr>
+                <w:rFonts w:ascii="Calibri" w:hAnsi="Calibri" w:cs="Calibri"/>
+                <w:color w:val="000000"/>
+                <w:kern w:val="0"/>
+                <w:sz w:val="22"/>
+                <w:szCs w:val="22"/>
+              </w:rPr>
+            </w:pPr>
+            <w:r>
+              <w:rPr>
+                <w:rFonts w:ascii="Calibri" w:hAnsi="Calibri" w:cs="Calibri"/>
+                <w:color w:val="000000"/>
+                <w:kern w:val="0"/>
+                <w:sz w:val="22"/>
+                <w:szCs w:val="22"/>
+              </w:rPr>
+              <w:t>0.00049986006907</w:t>
+            </w:r>
+          </w:p>
+        </w:tc>
+        <w:tc>
+          <w:tcPr>
+            <w:tcW w:w="871" w:type="dxa"/>
+            <w:tcBorders>
+              <w:top w:val="nil"/>
+              <w:left w:val="nil"/>
+              <w:bottom w:val="nil"/>
+              <w:right w:val="nil"/>
+            </w:tcBorders>
+          </w:tcPr>
+          <w:p>
+            <w:pPr>
+              <w:autoSpaceDE w:val="0"/>
+              <w:autoSpaceDN w:val="0"/>
+              <w:adjustRightInd w:val="0"/>
+              <w:spacing w:after="0" w:line="240" w:lineRule="auto"/>
+              <w:jc w:val="right"/>
+              <w:rPr>
+                <w:rFonts w:ascii="Calibri" w:hAnsi="Calibri" w:cs="Calibri"/>
+                <w:color w:val="000000"/>
+                <w:kern w:val="0"/>
+                <w:sz w:val="22"/>
+                <w:szCs w:val="22"/>
+              </w:rPr>
+            </w:pPr>
+          </w:p>
+        </w:tc>
+        <w:tc>
+          <w:tcPr>
+            <w:tcW w:w="2239" w:type="dxa"/>
+            <w:tcBorders>
+              <w:top w:val="nil"/>
+              <w:left w:val="nil"/>
+              <w:bottom w:val="nil"/>
+              <w:right w:val="nil"/>
+            </w:tcBorders>
+          </w:tcPr>
+          <w:p>
+            <w:pPr>
+              <w:autoSpaceDE w:val="0"/>
+              <w:autoSpaceDN w:val="0"/>
+              <w:adjustRightInd w:val="0"/>
+              <w:spacing w:after="0" w:line="240" w:lineRule="auto"/>
+              <w:jc w:val="right"/>
+              <w:rPr>
+                <w:rFonts w:ascii="Calibri" w:hAnsi="Calibri" w:cs="Calibri"/>
+                <w:color w:val="000000"/>
+                <w:kern w:val="0"/>
+                <w:sz w:val="22"/>
+                <w:szCs w:val="22"/>
+              </w:rPr>
+            </w:pPr>
+          </w:p>
+        </w:tc>
+        <w:tc>
+          <w:tcPr>
+            <w:tcW w:w="1337" w:type="dxa"/>
+            <w:tcBorders>
+              <w:top w:val="nil"/>
+              <w:left w:val="nil"/>
+              <w:bottom w:val="nil"/>
+              <w:right w:val="nil"/>
+            </w:tcBorders>
+          </w:tcPr>
+          <w:p>
+            <w:pPr>
+              <w:autoSpaceDE w:val="0"/>
+              <w:autoSpaceDN w:val="0"/>
+              <w:adjustRightInd w:val="0"/>
+              <w:spacing w:after="0" w:line="240" w:lineRule="auto"/>
+              <w:jc w:val="right"/>
+              <w:rPr>
+                <w:rFonts w:ascii="Calibri" w:hAnsi="Calibri" w:cs="Calibri"/>
+                <w:color w:val="000000"/>
+                <w:kern w:val="0"/>
+                <w:sz w:val="22"/>
+                <w:szCs w:val="22"/>
+              </w:rPr>
+            </w:pPr>
+          </w:p>
+        </w:tc>
+      </w:tr>
+      <w:tr>
+        <w:trPr>
+          <w:trHeight w:val="290"/>
+        </w:trPr>
+        <w:tc>
+          <w:tcPr>
+            <w:tcW w:w="1354" w:type="dxa"/>
+            <w:tcBorders>
+              <w:top w:val="nil"/>
+              <w:left w:val="nil"/>
+              <w:bottom w:val="nil"/>
+              <w:right w:val="nil"/>
+            </w:tcBorders>
+          </w:tcPr>
+          <w:p>
+            <w:pPr>
+              <w:autoSpaceDE w:val="0"/>
+              <w:autoSpaceDN w:val="0"/>
+              <w:adjustRightInd w:val="0"/>
+              <w:spacing w:after="0" w:line="240" w:lineRule="auto"/>
+              <w:jc w:val="right"/>
+              <w:rPr>
+                <w:rFonts w:ascii="Calibri" w:hAnsi="Calibri" w:cs="Calibri"/>
+                <w:color w:val="000000"/>
+                <w:kern w:val="0"/>
+                <w:sz w:val="22"/>
+                <w:szCs w:val="22"/>
+              </w:rPr>
+            </w:pPr>
+          </w:p>
+        </w:tc>
+        <w:tc>
+          <w:tcPr>
+            <w:tcW w:w="307" w:type="dxa"/>
+            <w:tcBorders>
+              <w:top w:val="nil"/>
+              <w:left w:val="nil"/>
+              <w:bottom w:val="nil"/>
+              <w:right w:val="nil"/>
+            </w:tcBorders>
+          </w:tcPr>
+          <w:p>
+            <w:pPr>
+              <w:autoSpaceDE w:val="0"/>
+              <w:autoSpaceDN w:val="0"/>
+              <w:adjustRightInd w:val="0"/>
+              <w:spacing w:after="0" w:line="240" w:lineRule="auto"/>
+              <w:jc w:val="right"/>
+              <w:rPr>
+                <w:rFonts w:ascii="Calibri" w:hAnsi="Calibri" w:cs="Calibri"/>
+                <w:color w:val="000000"/>
+                <w:kern w:val="0"/>
+                <w:sz w:val="22"/>
+                <w:szCs w:val="22"/>
+              </w:rPr>
+            </w:pPr>
+          </w:p>
+        </w:tc>
+        <w:tc>
+          <w:tcPr>
+            <w:tcW w:w="1305" w:type="dxa"/>
+            <w:tcBorders>
+              <w:top w:val="nil"/>
+              <w:left w:val="nil"/>
+              <w:bottom w:val="nil"/>
+              <w:right w:val="nil"/>
+            </w:tcBorders>
+          </w:tcPr>
+          <w:p>
+            <w:pPr>
+              <w:autoSpaceDE w:val="0"/>
+              <w:autoSpaceDN w:val="0"/>
+              <w:adjustRightInd w:val="0"/>
+              <w:spacing w:after="0" w:line="240" w:lineRule="auto"/>
+              <w:jc w:val="center"/>
+              <w:rPr>
+                <w:rFonts w:ascii="Calibri" w:hAnsi="Calibri" w:cs="Calibri"/>
+                <w:color w:val="000000"/>
+                <w:kern w:val="0"/>
+                <w:sz w:val="22"/>
+                <w:szCs w:val="22"/>
+              </w:rPr>
+            </w:pPr>
+            <w:r>
+              <w:rPr>
+                <w:rFonts w:ascii="Calibri" w:hAnsi="Calibri" w:cs="Calibri"/>
+                <w:color w:val="000000"/>
+                <w:kern w:val="0"/>
+                <w:sz w:val="22"/>
+                <w:szCs w:val="22"/>
+              </w:rPr>
+              <w:t>2023-11-28</w:t>
+            </w:r>
+          </w:p>
+        </w:tc>
+        <w:tc>
+          <w:tcPr>
+            <w:tcW w:w="2240" w:type="dxa"/>
+            <w:tcBorders>
+              <w:top w:val="nil"/>
+              <w:left w:val="nil"/>
+              <w:bottom w:val="nil"/>
+              <w:right w:val="nil"/>
+            </w:tcBorders>
+          </w:tcPr>
+          <w:p>
+            <w:pPr>
+              <w:autoSpaceDE w:val="0"/>
+              <w:autoSpaceDN w:val="0"/>
+              <w:adjustRightInd w:val="0"/>
+              <w:spacing w:after="0" w:line="240" w:lineRule="auto"/>
+              <w:jc w:val="center"/>
+              <w:rPr>
+                <w:rFonts w:ascii="Calibri" w:hAnsi="Calibri" w:cs="Calibri"/>
+                <w:color w:val="000000"/>
+                <w:kern w:val="0"/>
+                <w:sz w:val="22"/>
+                <w:szCs w:val="22"/>
+              </w:rPr>
+            </w:pPr>
+            <w:r>
+              <w:rPr>
+                <w:rFonts w:ascii="Calibri" w:hAnsi="Calibri" w:cs="Calibri"/>
+                <w:color w:val="000000"/>
+                <w:kern w:val="0"/>
+                <w:sz w:val="22"/>
+                <w:szCs w:val="22"/>
+              </w:rPr>
+              <w:t>0.00049986006907</w:t>
+            </w:r>
+          </w:p>
+        </w:tc>
+        <w:tc>
+          <w:tcPr>
+            <w:tcW w:w="871" w:type="dxa"/>
+            <w:tcBorders>
+              <w:top w:val="nil"/>
+              <w:left w:val="nil"/>
+              <w:bottom w:val="nil"/>
+              <w:right w:val="nil"/>
+            </w:tcBorders>
+          </w:tcPr>
+          <w:p>
+            <w:pPr>
+              <w:autoSpaceDE w:val="0"/>
+              <w:autoSpaceDN w:val="0"/>
+              <w:adjustRightInd w:val="0"/>
+              <w:spacing w:after="0" w:line="240" w:lineRule="auto"/>
+              <w:jc w:val="right"/>
+              <w:rPr>
+                <w:rFonts w:ascii="Calibri" w:hAnsi="Calibri" w:cs="Calibri"/>
+                <w:color w:val="000000"/>
+                <w:kern w:val="0"/>
+                <w:sz w:val="22"/>
+                <w:szCs w:val="22"/>
+              </w:rPr>
+            </w:pPr>
+          </w:p>
+        </w:tc>
+        <w:tc>
+          <w:tcPr>
+            <w:tcW w:w="2239" w:type="dxa"/>
+            <w:tcBorders>
+              <w:top w:val="nil"/>
+              <w:left w:val="nil"/>
+              <w:bottom w:val="nil"/>
+              <w:right w:val="nil"/>
+            </w:tcBorders>
+          </w:tcPr>
+          <w:p>
+            <w:pPr>
+              <w:autoSpaceDE w:val="0"/>
+              <w:autoSpaceDN w:val="0"/>
+              <w:adjustRightInd w:val="0"/>
+              <w:spacing w:after="0" w:line="240" w:lineRule="auto"/>
+              <w:jc w:val="right"/>
+              <w:rPr>
+                <w:rFonts w:ascii="Calibri" w:hAnsi="Calibri" w:cs="Calibri"/>
+                <w:color w:val="000000"/>
+                <w:kern w:val="0"/>
+                <w:sz w:val="22"/>
+                <w:szCs w:val="22"/>
+              </w:rPr>
+            </w:pPr>
+          </w:p>
+        </w:tc>
+        <w:tc>
+          <w:tcPr>
+            <w:tcW w:w="1337" w:type="dxa"/>
+            <w:tcBorders>
+              <w:top w:val="nil"/>
+              <w:left w:val="nil"/>
+              <w:bottom w:val="nil"/>
+              <w:right w:val="nil"/>
+            </w:tcBorders>
+          </w:tcPr>
+          <w:p>
+            <w:pPr>
+              <w:autoSpaceDE w:val="0"/>
+              <w:autoSpaceDN w:val="0"/>
+              <w:adjustRightInd w:val="0"/>
+              <w:spacing w:after="0" w:line="240" w:lineRule="auto"/>
+              <w:jc w:val="right"/>
+              <w:rPr>
+                <w:rFonts w:ascii="Calibri" w:hAnsi="Calibri" w:cs="Calibri"/>
+                <w:color w:val="000000"/>
+                <w:kern w:val="0"/>
+                <w:sz w:val="22"/>
+                <w:szCs w:val="22"/>
+              </w:rPr>
+            </w:pPr>
+          </w:p>
+        </w:tc>
+      </w:tr>
+      <w:tr>
+        <w:trPr>
+          <w:trHeight w:val="290"/>
+        </w:trPr>
+        <w:tc>
+          <w:tcPr>
+            <w:tcW w:w="1354" w:type="dxa"/>
+            <w:tcBorders>
+              <w:top w:val="nil"/>
+              <w:left w:val="nil"/>
+              <w:bottom w:val="nil"/>
+              <w:right w:val="nil"/>
+            </w:tcBorders>
+          </w:tcPr>
+          <w:p>
+            <w:pPr>
+              <w:autoSpaceDE w:val="0"/>
+              <w:autoSpaceDN w:val="0"/>
+              <w:adjustRightInd w:val="0"/>
+              <w:spacing w:after="0" w:line="240" w:lineRule="auto"/>
+              <w:jc w:val="right"/>
+              <w:rPr>
+                <w:rFonts w:ascii="Calibri" w:hAnsi="Calibri" w:cs="Calibri"/>
+                <w:color w:val="000000"/>
+                <w:kern w:val="0"/>
+                <w:sz w:val="22"/>
+                <w:szCs w:val="22"/>
+              </w:rPr>
+            </w:pPr>
+          </w:p>
+        </w:tc>
+        <w:tc>
+          <w:tcPr>
+            <w:tcW w:w="307" w:type="dxa"/>
+            <w:tcBorders>
+              <w:top w:val="nil"/>
+              <w:left w:val="nil"/>
+              <w:bottom w:val="nil"/>
+              <w:right w:val="nil"/>
+            </w:tcBorders>
+          </w:tcPr>
+          <w:p>
+            <w:pPr>
+              <w:autoSpaceDE w:val="0"/>
+              <w:autoSpaceDN w:val="0"/>
+              <w:adjustRightInd w:val="0"/>
+              <w:spacing w:after="0" w:line="240" w:lineRule="auto"/>
+              <w:jc w:val="right"/>
+              <w:rPr>
+                <w:rFonts w:ascii="Calibri" w:hAnsi="Calibri" w:cs="Calibri"/>
+                <w:color w:val="000000"/>
+                <w:kern w:val="0"/>
+                <w:sz w:val="22"/>
+                <w:szCs w:val="22"/>
+              </w:rPr>
+            </w:pPr>
+          </w:p>
+        </w:tc>
+        <w:tc>
+          <w:tcPr>
+            <w:tcW w:w="1305" w:type="dxa"/>
+            <w:tcBorders>
+              <w:top w:val="nil"/>
+              <w:left w:val="nil"/>
+              <w:bottom w:val="nil"/>
+              <w:right w:val="nil"/>
+            </w:tcBorders>
+          </w:tcPr>
+          <w:p>
+            <w:pPr>
+              <w:autoSpaceDE w:val="0"/>
+              <w:autoSpaceDN w:val="0"/>
+              <w:adjustRightInd w:val="0"/>
+              <w:spacing w:after="0" w:line="240" w:lineRule="auto"/>
+              <w:jc w:val="center"/>
+              <w:rPr>
+                <w:rFonts w:ascii="Calibri" w:hAnsi="Calibri" w:cs="Calibri"/>
+                <w:color w:val="000000"/>
+                <w:kern w:val="0"/>
+                <w:sz w:val="22"/>
+                <w:szCs w:val="22"/>
+              </w:rPr>
+            </w:pPr>
+            <w:r>
+              <w:rPr>
+                <w:rFonts w:ascii="Calibri" w:hAnsi="Calibri" w:cs="Calibri"/>
+                <w:color w:val="000000"/>
+                <w:kern w:val="0"/>
+                <w:sz w:val="22"/>
+                <w:szCs w:val="22"/>
+              </w:rPr>
+              <w:t>2023-11-29</w:t>
+            </w:r>
+          </w:p>
+        </w:tc>
+        <w:tc>
+          <w:tcPr>
+            <w:tcW w:w="2240" w:type="dxa"/>
+            <w:tcBorders>
+              <w:top w:val="nil"/>
+              <w:left w:val="nil"/>
+              <w:bottom w:val="nil"/>
+              <w:right w:val="nil"/>
+            </w:tcBorders>
+          </w:tcPr>
+          <w:p>
+            <w:pPr>
+              <w:autoSpaceDE w:val="0"/>
+              <w:autoSpaceDN w:val="0"/>
+              <w:adjustRightInd w:val="0"/>
+              <w:spacing w:after="0" w:line="240" w:lineRule="auto"/>
+              <w:jc w:val="center"/>
+              <w:rPr>
+                <w:rFonts w:ascii="Calibri" w:hAnsi="Calibri" w:cs="Calibri"/>
+                <w:color w:val="000000"/>
+                <w:kern w:val="0"/>
+                <w:sz w:val="22"/>
+                <w:szCs w:val="22"/>
+              </w:rPr>
+            </w:pPr>
+            <w:r>
+              <w:rPr>
+                <w:rFonts w:ascii="Calibri" w:hAnsi="Calibri" w:cs="Calibri"/>
+                <w:color w:val="000000"/>
+                <w:kern w:val="0"/>
+                <w:sz w:val="22"/>
+                <w:szCs w:val="22"/>
+              </w:rPr>
+              <w:t>0.00049986006907</w:t>
+            </w:r>
+          </w:p>
+        </w:tc>
+        <w:tc>
+          <w:tcPr>
+            <w:tcW w:w="871" w:type="dxa"/>
+            <w:tcBorders>
+              <w:top w:val="nil"/>
+              <w:left w:val="nil"/>
+              <w:bottom w:val="nil"/>
+              <w:right w:val="nil"/>
+            </w:tcBorders>
+          </w:tcPr>
+          <w:p>
+            <w:pPr>
+              <w:autoSpaceDE w:val="0"/>
+              <w:autoSpaceDN w:val="0"/>
+              <w:adjustRightInd w:val="0"/>
+              <w:spacing w:after="0" w:line="240" w:lineRule="auto"/>
+              <w:jc w:val="right"/>
+              <w:rPr>
+                <w:rFonts w:ascii="Calibri" w:hAnsi="Calibri" w:cs="Calibri"/>
+                <w:color w:val="000000"/>
+                <w:kern w:val="0"/>
+                <w:sz w:val="22"/>
+                <w:szCs w:val="22"/>
+              </w:rPr>
+            </w:pPr>
+          </w:p>
+        </w:tc>
+        <w:tc>
+          <w:tcPr>
+            <w:tcW w:w="2239" w:type="dxa"/>
+            <w:tcBorders>
+              <w:top w:val="nil"/>
+              <w:left w:val="nil"/>
+              <w:bottom w:val="nil"/>
+              <w:right w:val="nil"/>
+            </w:tcBorders>
+          </w:tcPr>
+          <w:p>
+            <w:pPr>
+              <w:autoSpaceDE w:val="0"/>
+              <w:autoSpaceDN w:val="0"/>
+              <w:adjustRightInd w:val="0"/>
+              <w:spacing w:after="0" w:line="240" w:lineRule="auto"/>
+              <w:jc w:val="right"/>
+              <w:rPr>
+                <w:rFonts w:ascii="Calibri" w:hAnsi="Calibri" w:cs="Calibri"/>
+                <w:color w:val="000000"/>
+                <w:kern w:val="0"/>
+                <w:sz w:val="22"/>
+                <w:szCs w:val="22"/>
+              </w:rPr>
+            </w:pPr>
+          </w:p>
+        </w:tc>
+        <w:tc>
+          <w:tcPr>
+            <w:tcW w:w="1337" w:type="dxa"/>
+            <w:tcBorders>
+              <w:top w:val="nil"/>
+              <w:left w:val="nil"/>
+              <w:bottom w:val="nil"/>
+              <w:right w:val="nil"/>
+            </w:tcBorders>
+          </w:tcPr>
+          <w:p>
+            <w:pPr>
+              <w:autoSpaceDE w:val="0"/>
+              <w:autoSpaceDN w:val="0"/>
+              <w:adjustRightInd w:val="0"/>
+              <w:spacing w:after="0" w:line="240" w:lineRule="auto"/>
+              <w:jc w:val="right"/>
+              <w:rPr>
+                <w:rFonts w:ascii="Calibri" w:hAnsi="Calibri" w:cs="Calibri"/>
+                <w:color w:val="000000"/>
+                <w:kern w:val="0"/>
+                <w:sz w:val="22"/>
+                <w:szCs w:val="22"/>
+              </w:rPr>
+            </w:pPr>
+          </w:p>
+        </w:tc>
+      </w:tr>
+      <w:tr>
+        <w:trPr>
+          <w:trHeight w:val="290"/>
+        </w:trPr>
+        <w:tc>
+          <w:tcPr>
+            <w:tcW w:w="1354" w:type="dxa"/>
+            <w:tcBorders>
+              <w:top w:val="nil"/>
+              <w:left w:val="nil"/>
+              <w:bottom w:val="nil"/>
+              <w:right w:val="nil"/>
+            </w:tcBorders>
+          </w:tcPr>
+          <w:p>
+            <w:pPr>
+              <w:autoSpaceDE w:val="0"/>
+              <w:autoSpaceDN w:val="0"/>
+              <w:adjustRightInd w:val="0"/>
+              <w:spacing w:after="0" w:line="240" w:lineRule="auto"/>
+              <w:jc w:val="right"/>
+              <w:rPr>
+                <w:rFonts w:ascii="Calibri" w:hAnsi="Calibri" w:cs="Calibri"/>
+                <w:color w:val="000000"/>
+                <w:kern w:val="0"/>
+                <w:sz w:val="22"/>
+                <w:szCs w:val="22"/>
+              </w:rPr>
+            </w:pPr>
+          </w:p>
+        </w:tc>
+        <w:tc>
+          <w:tcPr>
+            <w:tcW w:w="307" w:type="dxa"/>
+            <w:tcBorders>
+              <w:top w:val="nil"/>
+              <w:left w:val="nil"/>
+              <w:bottom w:val="nil"/>
+              <w:right w:val="nil"/>
+            </w:tcBorders>
+          </w:tcPr>
+          <w:p>
+            <w:pPr>
+              <w:autoSpaceDE w:val="0"/>
+              <w:autoSpaceDN w:val="0"/>
+              <w:adjustRightInd w:val="0"/>
+              <w:spacing w:after="0" w:line="240" w:lineRule="auto"/>
+              <w:jc w:val="right"/>
+              <w:rPr>
+                <w:rFonts w:ascii="Calibri" w:hAnsi="Calibri" w:cs="Calibri"/>
+                <w:color w:val="000000"/>
+                <w:kern w:val="0"/>
+                <w:sz w:val="22"/>
+                <w:szCs w:val="22"/>
+              </w:rPr>
+            </w:pPr>
+          </w:p>
+        </w:tc>
+        <w:tc>
+          <w:tcPr>
+            <w:tcW w:w="1305" w:type="dxa"/>
+            <w:tcBorders>
+              <w:top w:val="nil"/>
+              <w:left w:val="nil"/>
+              <w:bottom w:val="nil"/>
+              <w:right w:val="nil"/>
+            </w:tcBorders>
+          </w:tcPr>
+          <w:p>
+            <w:pPr>
+              <w:autoSpaceDE w:val="0"/>
+              <w:autoSpaceDN w:val="0"/>
+              <w:adjustRightInd w:val="0"/>
+              <w:spacing w:after="0" w:line="240" w:lineRule="auto"/>
+              <w:jc w:val="center"/>
+              <w:rPr>
+                <w:rFonts w:ascii="Calibri" w:hAnsi="Calibri" w:cs="Calibri"/>
+                <w:color w:val="000000"/>
+                <w:kern w:val="0"/>
+                <w:sz w:val="22"/>
+                <w:szCs w:val="22"/>
+              </w:rPr>
+            </w:pPr>
+            <w:r>
+              <w:rPr>
+                <w:rFonts w:ascii="Calibri" w:hAnsi="Calibri" w:cs="Calibri"/>
+                <w:color w:val="000000"/>
+                <w:kern w:val="0"/>
+                <w:sz w:val="22"/>
+                <w:szCs w:val="22"/>
+              </w:rPr>
+              <w:t>2023-11-30</w:t>
+            </w:r>
+          </w:p>
+        </w:tc>
+        <w:tc>
+          <w:tcPr>
+            <w:tcW w:w="2240" w:type="dxa"/>
+            <w:tcBorders>
+              <w:top w:val="nil"/>
+              <w:left w:val="nil"/>
+              <w:bottom w:val="nil"/>
+              <w:right w:val="nil"/>
+            </w:tcBorders>
+          </w:tcPr>
+          <w:p>
+            <w:pPr>
+              <w:autoSpaceDE w:val="0"/>
+              <w:autoSpaceDN w:val="0"/>
+              <w:adjustRightInd w:val="0"/>
+              <w:spacing w:after="0" w:line="240" w:lineRule="auto"/>
+              <w:jc w:val="center"/>
+              <w:rPr>
+                <w:rFonts w:ascii="Calibri" w:hAnsi="Calibri" w:cs="Calibri"/>
+                <w:color w:val="000000"/>
+                <w:kern w:val="0"/>
+                <w:sz w:val="22"/>
+                <w:szCs w:val="22"/>
+              </w:rPr>
+            </w:pPr>
+            <w:r>
+              <w:rPr>
+                <w:rFonts w:ascii="Calibri" w:hAnsi="Calibri" w:cs="Calibri"/>
+                <w:color w:val="000000"/>
+                <w:kern w:val="0"/>
+                <w:sz w:val="22"/>
+                <w:szCs w:val="22"/>
+              </w:rPr>
+              <w:t>0.00049986006907</w:t>
+            </w:r>
+          </w:p>
+        </w:tc>
+        <w:tc>
+          <w:tcPr>
+            <w:tcW w:w="871" w:type="dxa"/>
+            <w:tcBorders>
+              <w:top w:val="nil"/>
+              <w:left w:val="nil"/>
+              <w:bottom w:val="nil"/>
+              <w:right w:val="nil"/>
+            </w:tcBorders>
+          </w:tcPr>
+          <w:p>
+            <w:pPr>
+              <w:autoSpaceDE w:val="0"/>
+              <w:autoSpaceDN w:val="0"/>
+              <w:adjustRightInd w:val="0"/>
+              <w:spacing w:after="0" w:line="240" w:lineRule="auto"/>
+              <w:jc w:val="right"/>
+              <w:rPr>
+                <w:rFonts w:ascii="Calibri" w:hAnsi="Calibri" w:cs="Calibri"/>
+                <w:color w:val="000000"/>
+                <w:kern w:val="0"/>
+                <w:sz w:val="22"/>
+                <w:szCs w:val="22"/>
+              </w:rPr>
+            </w:pPr>
+          </w:p>
+        </w:tc>
+        <w:tc>
+          <w:tcPr>
+            <w:tcW w:w="2239" w:type="dxa"/>
+            <w:tcBorders>
+              <w:top w:val="nil"/>
+              <w:left w:val="nil"/>
+              <w:bottom w:val="nil"/>
+              <w:right w:val="nil"/>
+            </w:tcBorders>
+          </w:tcPr>
+          <w:p>
+            <w:pPr>
+              <w:autoSpaceDE w:val="0"/>
+              <w:autoSpaceDN w:val="0"/>
+              <w:adjustRightInd w:val="0"/>
+              <w:spacing w:after="0" w:line="240" w:lineRule="auto"/>
+              <w:jc w:val="right"/>
+              <w:rPr>
+                <w:rFonts w:ascii="Calibri" w:hAnsi="Calibri" w:cs="Calibri"/>
+                <w:color w:val="000000"/>
+                <w:kern w:val="0"/>
+                <w:sz w:val="22"/>
+                <w:szCs w:val="22"/>
+              </w:rPr>
+            </w:pPr>
+          </w:p>
+        </w:tc>
+        <w:tc>
+          <w:tcPr>
+            <w:tcW w:w="1337" w:type="dxa"/>
+            <w:tcBorders>
+              <w:top w:val="nil"/>
+              <w:left w:val="nil"/>
+              <w:bottom w:val="nil"/>
+              <w:right w:val="nil"/>
+            </w:tcBorders>
+          </w:tcPr>
+          <w:p>
+            <w:pPr>
+              <w:autoSpaceDE w:val="0"/>
+              <w:autoSpaceDN w:val="0"/>
+              <w:adjustRightInd w:val="0"/>
+              <w:spacing w:after="0" w:line="240" w:lineRule="auto"/>
+              <w:jc w:val="right"/>
+              <w:rPr>
+                <w:rFonts w:ascii="Calibri" w:hAnsi="Calibri" w:cs="Calibri"/>
+                <w:color w:val="000000"/>
+                <w:kern w:val="0"/>
+                <w:sz w:val="22"/>
+                <w:szCs w:val="22"/>
+              </w:rPr>
+            </w:pPr>
+          </w:p>
+        </w:tc>
+      </w:tr>
+      <w:tr>
+        <w:trPr>
+          <w:trHeight w:val="305"/>
+        </w:trPr>
+        <w:tc>
+          <w:tcPr>
+            <w:tcW w:w="1354" w:type="dxa"/>
+            <w:tcBorders>
+              <w:top w:val="nil"/>
+              <w:left w:val="nil"/>
+              <w:bottom w:val="nil"/>
+              <w:right w:val="nil"/>
+            </w:tcBorders>
+          </w:tcPr>
+          <w:p>
+            <w:pPr>
+              <w:autoSpaceDE w:val="0"/>
+              <w:autoSpaceDN w:val="0"/>
+              <w:adjustRightInd w:val="0"/>
+              <w:spacing w:after="0" w:line="240" w:lineRule="auto"/>
+              <w:rPr>
+                <w:rFonts w:ascii="Calibri" w:hAnsi="Calibri" w:cs="Calibri"/>
+                <w:b/>
+                <w:bCs/>
+                <w:color w:val="000000"/>
+                <w:kern w:val="0"/>
+                <w:sz w:val="22"/>
+                <w:szCs w:val="22"/>
+              </w:rPr>
+            </w:pPr>
+          </w:p>
+        </w:tc>
+        <w:tc>
+          <w:tcPr>
+            <w:tcW w:w="307" w:type="dxa"/>
+            <w:tcBorders>
+              <w:top w:val="nil"/>
+              <w:left w:val="nil"/>
+              <w:bottom w:val="nil"/>
+              <w:right w:val="nil"/>
+            </w:tcBorders>
+          </w:tcPr>
+          <w:p>
+            <w:pPr>
+              <w:autoSpaceDE w:val="0"/>
+              <w:autoSpaceDN w:val="0"/>
+              <w:adjustRightInd w:val="0"/>
+              <w:spacing w:after="0" w:line="240" w:lineRule="auto"/>
+              <w:jc w:val="right"/>
+              <w:rPr>
+                <w:rFonts w:ascii="Calibri" w:hAnsi="Calibri" w:cs="Calibri"/>
+                <w:b/>
+                <w:bCs/>
+                <w:color w:val="000000"/>
+                <w:kern w:val="0"/>
+                <w:sz w:val="22"/>
+                <w:szCs w:val="22"/>
+              </w:rPr>
+            </w:pPr>
+          </w:p>
+        </w:tc>
+        <w:tc>
+          <w:tcPr>
+            <w:tcW w:w="1305" w:type="dxa"/>
+            <w:tcBorders>
+              <w:top w:val="nil"/>
+              <w:left w:val="nil"/>
+              <w:bottom w:val="nil"/>
+              <w:right w:val="nil"/>
+            </w:tcBorders>
+          </w:tcPr>
+          <w:p>
+            <w:pPr>
+              <w:autoSpaceDE w:val="0"/>
+              <w:autoSpaceDN w:val="0"/>
+              <w:adjustRightInd w:val="0"/>
+              <w:spacing w:after="0" w:line="240" w:lineRule="auto"/>
+              <w:rPr>
+                <w:rFonts w:ascii="Calibri" w:hAnsi="Calibri" w:cs="Calibri"/>
+                <w:b/>
+                <w:bCs/>
+                <w:color w:val="000000"/>
+                <w:kern w:val="0"/>
+              </w:rPr>
+            </w:pPr>
+          </w:p>
+        </w:tc>
+        <w:tc>
+          <w:tcPr>
+            <w:tcW w:w="2240" w:type="dxa"/>
+            <w:tcBorders>
+              <w:top w:val="nil"/>
+              <w:left w:val="nil"/>
+              <w:bottom w:val="nil"/>
+              <w:right w:val="nil"/>
+            </w:tcBorders>
+          </w:tcPr>
+          <w:p>
+            <w:pPr>
+              <w:autoSpaceDE w:val="0"/>
+              <w:autoSpaceDN w:val="0"/>
+              <w:adjustRightInd w:val="0"/>
+              <w:spacing w:after="0" w:line="240" w:lineRule="auto"/>
+              <w:jc w:val="right"/>
+              <w:rPr>
+                <w:rFonts w:ascii="Calibri" w:hAnsi="Calibri" w:cs="Calibri"/>
+                <w:color w:val="000000"/>
+                <w:kern w:val="0"/>
+                <w:sz w:val="22"/>
+                <w:szCs w:val="22"/>
+              </w:rPr>
+            </w:pPr>
+          </w:p>
+        </w:tc>
+        <w:tc>
+          <w:tcPr>
+            <w:tcW w:w="871" w:type="dxa"/>
+            <w:tcBorders>
+              <w:top w:val="nil"/>
+              <w:left w:val="nil"/>
+              <w:bottom w:val="nil"/>
+              <w:right w:val="nil"/>
+            </w:tcBorders>
+          </w:tcPr>
+          <w:p>
+            <w:pPr>
+              <w:autoSpaceDE w:val="0"/>
+              <w:autoSpaceDN w:val="0"/>
+              <w:adjustRightInd w:val="0"/>
+              <w:spacing w:after="0" w:line="240" w:lineRule="auto"/>
+              <w:jc w:val="right"/>
+              <w:rPr>
+                <w:rFonts w:ascii="Calibri" w:hAnsi="Calibri" w:cs="Calibri"/>
+                <w:color w:val="000000"/>
+                <w:kern w:val="0"/>
+                <w:sz w:val="22"/>
+                <w:szCs w:val="22"/>
+              </w:rPr>
+            </w:pPr>
+          </w:p>
+        </w:tc>
+        <w:tc>
+          <w:tcPr>
+            <w:tcW w:w="2239" w:type="dxa"/>
+            <w:tcBorders>
+              <w:top w:val="nil"/>
+              <w:left w:val="nil"/>
+              <w:bottom w:val="nil"/>
+              <w:right w:val="nil"/>
+            </w:tcBorders>
+          </w:tcPr>
+          <w:p>
+            <w:pPr>
+              <w:autoSpaceDE w:val="0"/>
+              <w:autoSpaceDN w:val="0"/>
+              <w:adjustRightInd w:val="0"/>
+              <w:spacing w:after="0" w:line="240" w:lineRule="auto"/>
+              <w:jc w:val="right"/>
+              <w:rPr>
+                <w:rFonts w:ascii="Calibri" w:hAnsi="Calibri" w:cs="Calibri"/>
+                <w:color w:val="000000"/>
+                <w:kern w:val="0"/>
+                <w:sz w:val="22"/>
+                <w:szCs w:val="22"/>
+              </w:rPr>
+            </w:pPr>
+          </w:p>
+        </w:tc>
+        <w:tc>
+          <w:tcPr>
+            <w:tcW w:w="1337" w:type="dxa"/>
+            <w:tcBorders>
+              <w:top w:val="nil"/>
+              <w:left w:val="nil"/>
+              <w:bottom w:val="nil"/>
+              <w:right w:val="nil"/>
+            </w:tcBorders>
+          </w:tcPr>
+          <w:p>
+            <w:pPr>
+              <w:autoSpaceDE w:val="0"/>
+              <w:autoSpaceDN w:val="0"/>
+              <w:adjustRightInd w:val="0"/>
+              <w:spacing w:after="0" w:line="240" w:lineRule="auto"/>
+              <w:jc w:val="right"/>
+              <w:rPr>
+                <w:rFonts w:ascii="Calibri" w:hAnsi="Calibri" w:cs="Calibri"/>
+                <w:color w:val="000000"/>
+                <w:kern w:val="0"/>
+                <w:sz w:val="22"/>
+                <w:szCs w:val="22"/>
+              </w:rPr>
+            </w:pPr>
+          </w:p>
+        </w:tc>
+      </w:tr>
+    </w:tbl>
+    <w:p>
+      <w:pPr>
+        <w:spacing w:after="0" w:line="240" w:lineRule="auto"/>
+      </w:pPr>
+      <w:r>
+        <w:t xml:space="preserve">The output CSV file will only have the date and CPI columns, and the 30 rows output are associated with the single input </w:t>
+      </w:r>
+      <w:r>
+        <w:t xml:space="preserve">row </w:t>
+      </w:r>
+      <w:r>
+        <w:t>of:</w:t>
+      </w:r>
+    </w:p>
+    <w:p>
+      <w:pPr>
+        <w:pStyle w:val="ListParagraph"/>
+        <w:numPr>
+          <w:ilvl w:val="0"/>
+          <w:numId w:val="1"/>
+        </w:numPr>
+        <w:spacing w:after="0" w:line="240" w:lineRule="auto"/>
+      </w:pPr>
+      <w:r>
+        <w:t>date = “2023-11-01”</w:t>
+      </w:r>
+    </w:p>
+    <w:p>
+      <w:pPr>
+        <w:pStyle w:val="ListParagraph"/>
+        <w:numPr>
+          <w:ilvl w:val="0"/>
+          <w:numId w:val="1"/>
+        </w:numPr>
+        <w:spacing w:after="0" w:line="240" w:lineRule="auto"/>
+      </w:pPr>
+      <w:r>
+        <w:t>c</w:t>
+      </w:r>
+      <w:r>
+        <w:t>pi</w:t>
+      </w:r>
+      <w:r>
+        <w:t xml:space="preserve"> = </w:t>
+      </w:r>
+      <w:r>
+        <w:rPr>
+          <w:rFonts w:ascii="Calibri" w:hAnsi="Calibri" w:cs="Calibri"/>
+          <w:color w:val="000000"/>
+          <w:kern w:val="0"/>
+          <w:sz w:val="22"/>
+          <w:szCs w:val="22"/>
+        </w:rPr>
+        <w:t>0.0151050</w:t>
+      </w:r>
     </w:p>
     <w:p>
       <w:pPr>
@@ -557,6 +7974,28 @@
       <w:pPr>
         <w:spacing w:after="0" w:line="240" w:lineRule="auto"/>
       </w:pPr>
+      <w:r>
+        <w:t xml:space="preserve">The orchestrator method (see below) </w:t>
+      </w:r>
+      <w:r>
+        <w:t xml:space="preserve">invokes </w:t>
+      </w:r>
+      <w:proofErr w:type="spellStart"/>
+      <w:r>
+        <w:rPr>
+          <w:rFonts w:ascii="Lucida Console" w:hAnsi="Lucida Console"/>
+          <w:sz w:val="20"/>
+          <w:szCs w:val="20"/>
+        </w:rPr>
+        <w:t>convert_cpi_to_daily</w:t>
+      </w:r>
+      <w:proofErr w:type="spellEnd"/>
+      <w:r>
+        <w:t xml:space="preserve"> and </w:t>
+      </w:r>
+      <w:r>
+        <w:t>should display the input file name, the output file name, input record count, written record count, input file minimum date, and output file maximum date.</w:t>
+      </w:r>
     </w:p>
     <w:p>
       <w:pPr>
@@ -565,16 +8004,248 @@
     </w:p>
     <w:p>
       <w:pPr>
+        <w:pStyle w:val="Heading2"/>
+        <w:spacing w:line="240" w:lineRule="auto"/>
+      </w:pPr>
+      <w:r>
+        <w:t>Input CSV File</w:t>
+      </w:r>
+    </w:p>
+    <w:p>
+      <w:pPr>
         <w:spacing w:after="0" w:line="240" w:lineRule="auto"/>
       </w:pPr>
+      <w:r>
+        <w:t xml:space="preserve">Path: </w:t>
+      </w:r>
+      <w:r>
+        <w:rPr>
+          <w:rFonts w:ascii="Lucida Console" w:hAnsi="Lucida Console"/>
+          <w:sz w:val="20"/>
+          <w:szCs w:val="20"/>
+        </w:rPr>
+        <w:t>data\nasdaq_chained_projected.csv</w:t>
+      </w:r>
+    </w:p>
+    <w:p>
+      <w:pPr>
+        <w:spacing w:after="0" w:line="240" w:lineRule="auto"/>
+      </w:pPr>
+      <w:r>
+        <w:t xml:space="preserve">Schema: </w:t>
+      </w:r>
+      <w:r>
+        <w:t xml:space="preserve">Excel dialect; </w:t>
+      </w:r>
+      <w:r>
+        <w:t xml:space="preserve">defined in the </w:t>
+      </w:r>
+      <w:proofErr w:type="spellStart"/>
+      <w:r>
+        <w:rPr>
+          <w:rFonts w:ascii="Lucida Console" w:hAnsi="Lucida Console"/>
+          <w:sz w:val="20"/>
+          <w:szCs w:val="20"/>
+        </w:rPr>
+        <w:t>monthly_cpi_file</w:t>
+      </w:r>
+      <w:proofErr w:type="spellEnd"/>
+      <w:r>
+        <w:t xml:space="preserve"> </w:t>
+      </w:r>
+      <w:r>
+        <w:t>parameter</w:t>
+      </w:r>
+      <w:r>
+        <w:t xml:space="preserve"> description</w:t>
+      </w:r>
+      <w:r>
+        <w:t xml:space="preserve"> of </w:t>
+      </w:r>
+      <w:r>
+        <w:t xml:space="preserve">the </w:t>
+      </w:r>
+      <w:proofErr w:type="spellStart"/>
+      <w:r>
+        <w:t>convert_cpi_to_daily</w:t>
+      </w:r>
+      <w:proofErr w:type="spellEnd"/>
+      <w:r>
+        <w:t xml:space="preserve"> </w:t>
+      </w:r>
+      <w:r>
+        <w:t xml:space="preserve">method defined </w:t>
+      </w:r>
+      <w:r>
+        <w:t>above.</w:t>
+      </w:r>
+    </w:p>
+    <w:p>
+      <w:pPr>
+        <w:spacing w:after="0" w:line="240" w:lineRule="auto"/>
+      </w:pPr>
+      <w:r>
+        <w:t>Constraints:</w:t>
+      </w:r>
+    </w:p>
+    <w:p>
+      <w:pPr>
+        <w:pStyle w:val="ListParagraph"/>
+        <w:numPr>
+          <w:ilvl w:val="0"/>
+          <w:numId w:val="4"/>
+        </w:numPr>
+        <w:spacing w:after="0" w:line="240" w:lineRule="auto"/>
+      </w:pPr>
+      <w:r>
+        <w:t xml:space="preserve">the </w:t>
+      </w:r>
+      <w:r>
+        <w:rPr>
+          <w:b/>
+          <w:bCs/>
+        </w:rPr>
+        <w:t>date</w:t>
+      </w:r>
+      <w:r>
+        <w:t xml:space="preserve"> column must have first of the month dates, with no missing dates or duplicate dates; dates are monotonically increasing.</w:t>
+      </w:r>
+    </w:p>
+    <w:p>
+      <w:pPr>
+        <w:pStyle w:val="ListParagraph"/>
+        <w:numPr>
+          <w:ilvl w:val="0"/>
+          <w:numId w:val="4"/>
+        </w:numPr>
+        <w:spacing w:after="0" w:line="240" w:lineRule="auto"/>
+      </w:pPr>
+      <w:r>
+        <w:t xml:space="preserve">The </w:t>
+      </w:r>
+      <w:r>
+        <w:rPr>
+          <w:b/>
+          <w:bCs/>
+        </w:rPr>
+        <w:t>cpi</w:t>
+      </w:r>
+      <w:r>
+        <w:t xml:space="preserve"> column is a </w:t>
+      </w:r>
+      <w:r>
+        <w:t>floating-point</w:t>
+      </w:r>
+      <w:r>
+        <w:t xml:space="preserve"> value greater than 0.</w:t>
+      </w:r>
     </w:p>
     <w:p>
       <w:pPr>
         <w:spacing w:after="0" w:line="240" w:lineRule="auto"/>
       </w:pPr>
     </w:p>
+    <w:p>
+      <w:pPr>
+        <w:pStyle w:val="Heading2"/>
+      </w:pPr>
+      <w:r>
+        <w:t>Output CSV File</w:t>
+      </w:r>
+    </w:p>
+    <w:p>
+      <w:pPr>
+        <w:spacing w:after="0" w:line="240" w:lineRule="auto"/>
+      </w:pPr>
+      <w:r>
+        <w:t>Path: data\nasdaq_daily_cpi.csv</w:t>
+      </w:r>
+    </w:p>
+    <w:p>
+      <w:pPr>
+        <w:spacing w:after="0" w:line="240" w:lineRule="auto"/>
+      </w:pPr>
+      <w:r>
+        <w:t xml:space="preserve">Schema: Excel dialect; </w:t>
+      </w:r>
+      <w:r>
+        <w:t xml:space="preserve">defined in the </w:t>
+      </w:r>
+      <w:proofErr w:type="spellStart"/>
+      <w:r>
+        <w:rPr>
+          <w:rFonts w:ascii="Lucida Console" w:hAnsi="Lucida Console"/>
+          <w:sz w:val="20"/>
+          <w:szCs w:val="20"/>
+        </w:rPr>
+        <w:t>daily_cpi_file</w:t>
+      </w:r>
+      <w:proofErr w:type="spellEnd"/>
+      <w:r>
+        <w:t xml:space="preserve"> </w:t>
+      </w:r>
+      <w:r>
+        <w:t xml:space="preserve">parameter description of the </w:t>
+      </w:r>
+      <w:proofErr w:type="spellStart"/>
+      <w:r>
+        <w:t>convert_cpi_to_daily</w:t>
+      </w:r>
+      <w:proofErr w:type="spellEnd"/>
+      <w:r>
+        <w:t xml:space="preserve"> </w:t>
+      </w:r>
+      <w:r>
+        <w:t>method defined above.</w:t>
+      </w:r>
+    </w:p>
+    <w:p>
+      <w:pPr>
+        <w:pStyle w:val="Heading2"/>
+        <w:spacing w:line="240" w:lineRule="auto"/>
+      </w:pPr>
+      <w:r>
+        <w:t>Implementation Notes</w:t>
+      </w:r>
+    </w:p>
+    <w:p>
+      <w:pPr>
+        <w:spacing w:after="0" w:line="240" w:lineRule="auto"/>
+      </w:pPr>
+      <w:r>
+        <w:t>Create</w:t>
+      </w:r>
+      <w:r>
+        <w:t xml:space="preserve"> a module doc and docx strings for all generated methods. Generate one public method as the command-line entry point</w:t>
+      </w:r>
+      <w:r>
+        <w:t>, which assigns the input and output file names from constants, and invokes an orchestrator</w:t>
+      </w:r>
+      <w:r>
+        <w:t xml:space="preserve">. Generate a private function that orchestrates the solution. The orchestrator then </w:t>
+      </w:r>
+      <w:r>
+        <w:t>other</w:t>
+      </w:r>
+      <w:r>
+        <w:t xml:space="preserve"> functions to implement the solution.</w:t>
+      </w:r>
+    </w:p>
+    <w:p>
+      <w:pPr>
+        <w:spacing w:after="0" w:line="240" w:lineRule="auto"/>
+      </w:pPr>
+      <w:r>
+        <w:rPr>
+          <w:rFonts w:cstheme="minorHAnsi"/>
+          <w:sz w:val="36"/>
+          <w:szCs w:val="36"/>
+        </w:rPr>
+        <w:t>֎</w:t>
+      </w:r>
+    </w:p>
     <w:sectPr>
-      <w:pgSz w:w="12240" w:h="15840"/>
+      <w:pgSz w:w="15840" w:h="12240" w:orient="landscape"/>
       <w:pgMar w:top="1440" w:right="1440" w:bottom="1440" w:left="1440" w:header="720" w:footer="720" w:gutter="0"/>
       <w:cols w:space="720"/>
       <w:docGrid w:linePitch="360"/>
@@ -588,7 +8259,7 @@
   <w:abstractNum w:abstractNumId="0" w15:restartNumberingAfterBreak="0">
     <w:nsid w:val="1E473770"/>
     <w:multiLevelType w:val="hybridMultilevel"/>
-    <w:tmpl w:val="0696F46C"/>
+    <w:tmpl w:val="24ECCBE4"/>
     <w:lvl w:ilvl="0" w:tplc="04090001">
       <w:start w:val="1"/>
       <w:numFmt w:val="bullet"/>
@@ -699,6 +8370,232 @@
     </w:lvl>
   </w:abstractNum>
   <w:abstractNum w:abstractNumId="1" w15:restartNumberingAfterBreak="0">
+    <w:nsid w:val="317F0E74"/>
+    <w:multiLevelType w:val="hybridMultilevel"/>
+    <w:tmpl w:val="56CC4A42"/>
+    <w:lvl w:ilvl="0" w:tplc="04090001">
+      <w:start w:val="1"/>
+      <w:numFmt w:val="bullet"/>
+      <w:lvlText w:val=""/>
+      <w:lvlJc w:val="left"/>
+      <w:pPr>
+        <w:ind w:left="720" w:hanging="360"/>
+      </w:pPr>
+      <w:rPr>
+        <w:rFonts w:ascii="Symbol" w:hAnsi="Symbol" w:hint="default"/>
+      </w:rPr>
+    </w:lvl>
+    <w:lvl w:ilvl="1" w:tplc="04090003" w:tentative="1">
+      <w:start w:val="1"/>
+      <w:numFmt w:val="bullet"/>
+      <w:lvlText w:val="o"/>
+      <w:lvlJc w:val="left"/>
+      <w:pPr>
+        <w:ind w:left="1440" w:hanging="360"/>
+      </w:pPr>
+      <w:rPr>
+        <w:rFonts w:ascii="Courier New" w:hAnsi="Courier New" w:cs="Courier New" w:hint="default"/>
+      </w:rPr>
+    </w:lvl>
+    <w:lvl w:ilvl="2" w:tplc="04090005" w:tentative="1">
+      <w:start w:val="1"/>
+      <w:numFmt w:val="bullet"/>
+      <w:lvlText w:val=""/>
+      <w:lvlJc w:val="left"/>
+      <w:pPr>
+        <w:ind w:left="2160" w:hanging="360"/>
+      </w:pPr>
+      <w:rPr>
+        <w:rFonts w:ascii="Wingdings" w:hAnsi="Wingdings" w:hint="default"/>
+      </w:rPr>
+    </w:lvl>
+    <w:lvl w:ilvl="3" w:tplc="04090001" w:tentative="1">
+      <w:start w:val="1"/>
+      <w:numFmt w:val="bullet"/>
+      <w:lvlText w:val=""/>
+      <w:lvlJc w:val="left"/>
+      <w:pPr>
+        <w:ind w:left="2880" w:hanging="360"/>
+      </w:pPr>
+      <w:rPr>
+        <w:rFonts w:ascii="Symbol" w:hAnsi="Symbol" w:hint="default"/>
+      </w:rPr>
+    </w:lvl>
+    <w:lvl w:ilvl="4" w:tplc="04090003" w:tentative="1">
+      <w:start w:val="1"/>
+      <w:numFmt w:val="bullet"/>
+      <w:lvlText w:val="o"/>
+      <w:lvlJc w:val="left"/>
+      <w:pPr>
+        <w:ind w:left="3600" w:hanging="360"/>
+      </w:pPr>
+      <w:rPr>
+        <w:rFonts w:ascii="Courier New" w:hAnsi="Courier New" w:cs="Courier New" w:hint="default"/>
+      </w:rPr>
+    </w:lvl>
+    <w:lvl w:ilvl="5" w:tplc="04090005" w:tentative="1">
+      <w:start w:val="1"/>
+      <w:numFmt w:val="bullet"/>
+      <w:lvlText w:val=""/>
+      <w:lvlJc w:val="left"/>
+      <w:pPr>
+        <w:ind w:left="4320" w:hanging="360"/>
+      </w:pPr>
+      <w:rPr>
+        <w:rFonts w:ascii="Wingdings" w:hAnsi="Wingdings" w:hint="default"/>
+      </w:rPr>
+    </w:lvl>
+    <w:lvl w:ilvl="6" w:tplc="04090001" w:tentative="1">
+      <w:start w:val="1"/>
+      <w:numFmt w:val="bullet"/>
+      <w:lvlText w:val=""/>
+      <w:lvlJc w:val="left"/>
+      <w:pPr>
+        <w:ind w:left="5040" w:hanging="360"/>
+      </w:pPr>
+      <w:rPr>
+        <w:rFonts w:ascii="Symbol" w:hAnsi="Symbol" w:hint="default"/>
+      </w:rPr>
+    </w:lvl>
+    <w:lvl w:ilvl="7" w:tplc="04090003" w:tentative="1">
+      <w:start w:val="1"/>
+      <w:numFmt w:val="bullet"/>
+      <w:lvlText w:val="o"/>
+      <w:lvlJc w:val="left"/>
+      <w:pPr>
+        <w:ind w:left="5760" w:hanging="360"/>
+      </w:pPr>
+      <w:rPr>
+        <w:rFonts w:ascii="Courier New" w:hAnsi="Courier New" w:cs="Courier New" w:hint="default"/>
+      </w:rPr>
+    </w:lvl>
+    <w:lvl w:ilvl="8" w:tplc="04090005" w:tentative="1">
+      <w:start w:val="1"/>
+      <w:numFmt w:val="bullet"/>
+      <w:lvlText w:val=""/>
+      <w:lvlJc w:val="left"/>
+      <w:pPr>
+        <w:ind w:left="6480" w:hanging="360"/>
+      </w:pPr>
+      <w:rPr>
+        <w:rFonts w:ascii="Wingdings" w:hAnsi="Wingdings" w:hint="default"/>
+      </w:rPr>
+    </w:lvl>
+  </w:abstractNum>
+  <w:abstractNum w:abstractNumId="2" w15:restartNumberingAfterBreak="0">
+    <w:nsid w:val="3EA20B3A"/>
+    <w:multiLevelType w:val="hybridMultilevel"/>
+    <w:tmpl w:val="E80A484E"/>
+    <w:lvl w:ilvl="0" w:tplc="04090001">
+      <w:start w:val="1"/>
+      <w:numFmt w:val="bullet"/>
+      <w:lvlText w:val=""/>
+      <w:lvlJc w:val="left"/>
+      <w:pPr>
+        <w:ind w:left="720" w:hanging="360"/>
+      </w:pPr>
+      <w:rPr>
+        <w:rFonts w:ascii="Symbol" w:hAnsi="Symbol" w:hint="default"/>
+      </w:rPr>
+    </w:lvl>
+    <w:lvl w:ilvl="1" w:tplc="04090003" w:tentative="1">
+      <w:start w:val="1"/>
+      <w:numFmt w:val="bullet"/>
+      <w:lvlText w:val="o"/>
+      <w:lvlJc w:val="left"/>
+      <w:pPr>
+        <w:ind w:left="1440" w:hanging="360"/>
+      </w:pPr>
+      <w:rPr>
+        <w:rFonts w:ascii="Courier New" w:hAnsi="Courier New" w:cs="Courier New" w:hint="default"/>
+      </w:rPr>
+    </w:lvl>
+    <w:lvl w:ilvl="2" w:tplc="04090005" w:tentative="1">
+      <w:start w:val="1"/>
+      <w:numFmt w:val="bullet"/>
+      <w:lvlText w:val=""/>
+      <w:lvlJc w:val="left"/>
+      <w:pPr>
+        <w:ind w:left="2160" w:hanging="360"/>
+      </w:pPr>
+      <w:rPr>
+        <w:rFonts w:ascii="Wingdings" w:hAnsi="Wingdings" w:hint="default"/>
+      </w:rPr>
+    </w:lvl>
+    <w:lvl w:ilvl="3" w:tplc="04090001" w:tentative="1">
+      <w:start w:val="1"/>
+      <w:numFmt w:val="bullet"/>
+      <w:lvlText w:val=""/>
+      <w:lvlJc w:val="left"/>
+      <w:pPr>
+        <w:ind w:left="2880" w:hanging="360"/>
+      </w:pPr>
+      <w:rPr>
+        <w:rFonts w:ascii="Symbol" w:hAnsi="Symbol" w:hint="default"/>
+      </w:rPr>
+    </w:lvl>
+    <w:lvl w:ilvl="4" w:tplc="04090003" w:tentative="1">
+      <w:start w:val="1"/>
+      <w:numFmt w:val="bullet"/>
+      <w:lvlText w:val="o"/>
+      <w:lvlJc w:val="left"/>
+      <w:pPr>
+        <w:ind w:left="3600" w:hanging="360"/>
+      </w:pPr>
+      <w:rPr>
+        <w:rFonts w:ascii="Courier New" w:hAnsi="Courier New" w:cs="Courier New" w:hint="default"/>
+      </w:rPr>
+    </w:lvl>
+    <w:lvl w:ilvl="5" w:tplc="04090005" w:tentative="1">
+      <w:start w:val="1"/>
+      <w:numFmt w:val="bullet"/>
+      <w:lvlText w:val=""/>
+      <w:lvlJc w:val="left"/>
+      <w:pPr>
+        <w:ind w:left="4320" w:hanging="360"/>
+      </w:pPr>
+      <w:rPr>
+        <w:rFonts w:ascii="Wingdings" w:hAnsi="Wingdings" w:hint="default"/>
+      </w:rPr>
+    </w:lvl>
+    <w:lvl w:ilvl="6" w:tplc="04090001" w:tentative="1">
+      <w:start w:val="1"/>
+      <w:numFmt w:val="bullet"/>
+      <w:lvlText w:val=""/>
+      <w:lvlJc w:val="left"/>
+      <w:pPr>
+        <w:ind w:left="5040" w:hanging="360"/>
+      </w:pPr>
+      <w:rPr>
+        <w:rFonts w:ascii="Symbol" w:hAnsi="Symbol" w:hint="default"/>
+      </w:rPr>
+    </w:lvl>
+    <w:lvl w:ilvl="7" w:tplc="04090003" w:tentative="1">
+      <w:start w:val="1"/>
+      <w:numFmt w:val="bullet"/>
+      <w:lvlText w:val="o"/>
+      <w:lvlJc w:val="left"/>
+      <w:pPr>
+        <w:ind w:left="5760" w:hanging="360"/>
+      </w:pPr>
+      <w:rPr>
+        <w:rFonts w:ascii="Courier New" w:hAnsi="Courier New" w:cs="Courier New" w:hint="default"/>
+      </w:rPr>
+    </w:lvl>
+    <w:lvl w:ilvl="8" w:tplc="04090005" w:tentative="1">
+      <w:start w:val="1"/>
+      <w:numFmt w:val="bullet"/>
+      <w:lvlText w:val=""/>
+      <w:lvlJc w:val="left"/>
+      <w:pPr>
+        <w:ind w:left="6480" w:hanging="360"/>
+      </w:pPr>
+      <w:rPr>
+        <w:rFonts w:ascii="Wingdings" w:hAnsi="Wingdings" w:hint="default"/>
+      </w:rPr>
+    </w:lvl>
+  </w:abstractNum>
+  <w:abstractNum w:abstractNumId="3" w15:restartNumberingAfterBreak="0">
     <w:nsid w:val="50DB240D"/>
     <w:multiLevelType w:val="hybridMultilevel"/>
     <w:tmpl w:val="58B802BE"/>
@@ -815,6 +8712,12 @@
     <w:abstractNumId w:val="0"/>
   </w:num>
   <w:num w:numId="2" w16cid:durableId="1369798705">
+    <w:abstractNumId w:val="3"/>
+  </w:num>
+  <w:num w:numId="3" w16cid:durableId="659424477">
+    <w:abstractNumId w:val="2"/>
+  </w:num>
+  <w:num w:numId="4" w16cid:durableId="1629240034">
     <w:abstractNumId w:val="1"/>
   </w:num>
 </w:numbering>
@@ -1248,7 +9151,6 @@
     <w:next w:val="Normal"/>
     <w:link w:val="Heading2Char"/>
     <w:uiPriority w:val="9"/>
-    <w:semiHidden/>
     <w:unhideWhenUsed/>
     <w:qFormat/>
     <w:rsid w:val="006E1744"/>
@@ -1465,7 +9367,6 @@
     <w:basedOn w:val="DefaultParagraphFont"/>
     <w:link w:val="Heading2"/>
     <w:uiPriority w:val="9"/>
-    <w:semiHidden/>
     <w:rsid w:val="006E1744"/>
     <w:rPr>
       <w:rFonts w:asciiTheme="majorHAnsi" w:eastAsiaTheme="majorEastAsia" w:hAnsiTheme="majorHAnsi" w:cstheme="majorBidi"/>
